--- a/Курсова робота Тукало.docx
+++ b/Курсова робота Тукало.docx
@@ -5916,22 +5916,24 @@
     </w:p>
     <w:p>
       <w:pPr>
-        <w:pStyle w:val="a9"/>
         <w:numPr>
           <w:ilvl w:val="0"/>
-          <w:numId w:val="10"/>
+          <w:numId w:val="3"/>
         </w:numPr>
         <w:spacing w:after="0" w:line="360" w:lineRule="auto"/>
-        <w:jc w:val="both"/>
-        <w:rPr>
-          <w:rFonts w:ascii="Times New Roman" w:hAnsi="Times New Roman" w:cs="Times New Roman"/>
-          <w:sz w:val="28"/>
-          <w:szCs w:val="28"/>
-        </w:rPr>
-      </w:pPr>
-      <w:r>
-        <w:rPr>
-          <w:rFonts w:ascii="Times New Roman" w:hAnsi="Times New Roman" w:cs="Times New Roman"/>
+        <w:ind w:left="0" w:firstLine="709"/>
+        <w:jc w:val="both"/>
+        <w:rPr>
+          <w:rFonts w:ascii="Times New Roman" w:hAnsi="Times New Roman" w:cs="Times New Roman"/>
+          <w:bCs/>
+          <w:sz w:val="28"/>
+          <w:szCs w:val="28"/>
+        </w:rPr>
+      </w:pPr>
+      <w:r>
+        <w:rPr>
+          <w:rFonts w:ascii="Times New Roman" w:hAnsi="Times New Roman" w:cs="Times New Roman"/>
+          <w:bCs/>
           <w:sz w:val="28"/>
           <w:szCs w:val="28"/>
         </w:rPr>
@@ -5941,6 +5943,7 @@
       <w:r>
         <w:rPr>
           <w:rFonts w:ascii="Times New Roman" w:hAnsi="Times New Roman" w:cs="Times New Roman"/>
+          <w:bCs/>
           <w:sz w:val="28"/>
           <w:szCs w:val="28"/>
         </w:rPr>
@@ -5950,6 +5953,7 @@
       <w:r>
         <w:rPr>
           <w:rFonts w:ascii="Times New Roman" w:hAnsi="Times New Roman" w:cs="Times New Roman"/>
+          <w:bCs/>
           <w:sz w:val="28"/>
           <w:szCs w:val="28"/>
         </w:rPr>
@@ -5958,22 +5962,24 @@
     </w:p>
     <w:p>
       <w:pPr>
-        <w:pStyle w:val="a9"/>
         <w:numPr>
           <w:ilvl w:val="0"/>
-          <w:numId w:val="10"/>
+          <w:numId w:val="3"/>
         </w:numPr>
         <w:spacing w:after="0" w:line="360" w:lineRule="auto"/>
-        <w:jc w:val="both"/>
-        <w:rPr>
-          <w:rFonts w:ascii="Times New Roman" w:hAnsi="Times New Roman" w:cs="Times New Roman"/>
-          <w:sz w:val="28"/>
-          <w:szCs w:val="28"/>
-        </w:rPr>
-      </w:pPr>
-      <w:r>
-        <w:rPr>
-          <w:rFonts w:ascii="Times New Roman" w:hAnsi="Times New Roman" w:cs="Times New Roman"/>
+        <w:ind w:left="0" w:firstLine="709"/>
+        <w:jc w:val="both"/>
+        <w:rPr>
+          <w:rFonts w:ascii="Times New Roman" w:hAnsi="Times New Roman" w:cs="Times New Roman"/>
+          <w:bCs/>
+          <w:sz w:val="28"/>
+          <w:szCs w:val="28"/>
+        </w:rPr>
+      </w:pPr>
+      <w:r>
+        <w:rPr>
+          <w:rFonts w:ascii="Times New Roman" w:hAnsi="Times New Roman" w:cs="Times New Roman"/>
+          <w:bCs/>
           <w:sz w:val="28"/>
           <w:szCs w:val="28"/>
         </w:rPr>
@@ -5983,6 +5989,7 @@
       <w:r>
         <w:rPr>
           <w:rFonts w:ascii="Times New Roman" w:hAnsi="Times New Roman" w:cs="Times New Roman"/>
+          <w:bCs/>
           <w:sz w:val="28"/>
           <w:szCs w:val="28"/>
         </w:rPr>
@@ -5992,6 +5999,7 @@
       <w:r>
         <w:rPr>
           <w:rFonts w:ascii="Times New Roman" w:hAnsi="Times New Roman" w:cs="Times New Roman"/>
+          <w:bCs/>
           <w:sz w:val="28"/>
           <w:szCs w:val="28"/>
         </w:rPr>
@@ -6000,23 +6008,24 @@
     </w:p>
     <w:p>
       <w:pPr>
-        <w:pStyle w:val="a9"/>
         <w:numPr>
           <w:ilvl w:val="0"/>
-          <w:numId w:val="10"/>
+          <w:numId w:val="3"/>
         </w:numPr>
         <w:spacing w:after="0" w:line="360" w:lineRule="auto"/>
-        <w:jc w:val="both"/>
-        <w:rPr>
-          <w:rFonts w:ascii="Times New Roman" w:hAnsi="Times New Roman" w:cs="Times New Roman"/>
-          <w:sz w:val="28"/>
-          <w:szCs w:val="28"/>
-        </w:rPr>
-      </w:pPr>
-      <w:proofErr w:type="spellStart"/>
-      <w:r>
-        <w:rPr>
-          <w:rFonts w:ascii="Times New Roman" w:hAnsi="Times New Roman" w:cs="Times New Roman"/>
+        <w:ind w:left="0" w:firstLine="709"/>
+        <w:jc w:val="both"/>
+        <w:rPr>
+          <w:rFonts w:ascii="Times New Roman" w:hAnsi="Times New Roman" w:cs="Times New Roman"/>
+          <w:sz w:val="28"/>
+          <w:szCs w:val="28"/>
+        </w:rPr>
+      </w:pPr>
+      <w:proofErr w:type="spellStart"/>
+      <w:r>
+        <w:rPr>
+          <w:rFonts w:ascii="Times New Roman" w:hAnsi="Times New Roman" w:cs="Times New Roman"/>
+          <w:bCs/>
           <w:sz w:val="28"/>
           <w:szCs w:val="28"/>
         </w:rPr>
@@ -9257,7 +9266,6 @@
           <w:rFonts w:ascii="Times New Roman" w:hAnsi="Times New Roman" w:cs="Times New Roman"/>
           <w:sz w:val="28"/>
           <w:szCs w:val="28"/>
-          <w:lang w:val="en-US"/>
         </w:rPr>
       </w:pPr>
       <w:r>
@@ -9281,7 +9289,6 @@
           <w:rFonts w:ascii="Times New Roman" w:hAnsi="Times New Roman" w:cs="Times New Roman"/>
           <w:sz w:val="28"/>
           <w:szCs w:val="28"/>
-          <w:lang w:val="en-US"/>
         </w:rPr>
         <w:t xml:space="preserve"> </w:t>
       </w:r>
@@ -10058,6 +10065,7 @@
           <w:tab w:val="left" w:pos="1418"/>
         </w:tabs>
         <w:spacing w:after="0" w:line="360" w:lineRule="auto"/>
+        <w:ind w:left="0" w:firstLine="709"/>
         <w:jc w:val="both"/>
         <w:rPr>
           <w:rFonts w:ascii="Times New Roman" w:hAnsi="Times New Roman" w:cs="Times New Roman"/>
@@ -10659,7 +10667,7 @@
           <w:bCs/>
           <w:sz w:val="28"/>
           <w:szCs w:val="28"/>
-          <w:lang w:val="en-US"/>
+          <w:lang w:val="ru-RU"/>
         </w:rPr>
         <w:t>;</w:t>
       </w:r>
@@ -13427,7 +13435,16 @@
           <w:sz w:val="28"/>
           <w:szCs w:val="28"/>
         </w:rPr>
-        <w:t>"Центральний Контролер"</w:t>
+        <w:t>"</w:t>
+      </w:r>
+      <w:r>
+        <w:rPr>
+          <w:rFonts w:ascii="Times New Roman" w:hAnsi="Times New Roman" w:cs="Times New Roman"/>
+          <w:bCs/>
+          <w:sz w:val="28"/>
+          <w:szCs w:val="28"/>
+        </w:rPr>
+        <w:t>Центральний Контролер"</w:t>
       </w:r>
       <w:r>
         <w:t xml:space="preserve"> </w:t>
@@ -13529,7 +13546,39 @@
           <w:sz w:val="28"/>
           <w:szCs w:val="28"/>
         </w:rPr>
-        <w:t xml:space="preserve"> перевіряє поточний час та свій стан. Якщо він знаходиться в режимі перезарядки і час вийшов — переходить у стан готовності. Якщо він активний (гасить пожежу) і вичерпав ресурс часу — переходить у стан "Пустий". У стані готовності пристрій перевіряє наявність вогню в кімнаті та електроживлення. Якщо умови </w:t>
+        <w:t xml:space="preserve"> перевіряє поточний час та свій стан. Якщо він знаходиться в режимі перезарядки і час вийшов </w:t>
+      </w:r>
+      <w:r>
+        <w:rPr>
+          <w:rFonts w:ascii="Times New Roman" w:hAnsi="Times New Roman" w:cs="Times New Roman"/>
+          <w:sz w:val="28"/>
+          <w:szCs w:val="28"/>
+        </w:rPr>
+        <w:t>–</w:t>
+      </w:r>
+      <w:r>
+        <w:rPr>
+          <w:rFonts w:ascii="Times New Roman" w:hAnsi="Times New Roman" w:cs="Times New Roman"/>
+          <w:sz w:val="28"/>
+          <w:szCs w:val="28"/>
+        </w:rPr>
+        <w:t xml:space="preserve"> переходить у стан готовності. Якщо він активний (гасить пожежу) і вичерпав ресурс часу </w:t>
+      </w:r>
+      <w:r>
+        <w:rPr>
+          <w:rFonts w:ascii="Times New Roman" w:hAnsi="Times New Roman" w:cs="Times New Roman"/>
+          <w:sz w:val="28"/>
+          <w:szCs w:val="28"/>
+        </w:rPr>
+        <w:t>–</w:t>
+      </w:r>
+      <w:r>
+        <w:rPr>
+          <w:rFonts w:ascii="Times New Roman" w:hAnsi="Times New Roman" w:cs="Times New Roman"/>
+          <w:sz w:val="28"/>
+          <w:szCs w:val="28"/>
+        </w:rPr>
+        <w:t xml:space="preserve"> переходить у стан "Пустий". У стані готовності пристрій перевіряє наявність вогню в кімнаті та електроживлення. Якщо умови </w:t>
       </w:r>
       <w:r>
         <w:rPr>
@@ -13794,7 +13843,23 @@
           <w:sz w:val="28"/>
           <w:szCs w:val="28"/>
         </w:rPr>
-        <w:t>активується, в іншому випадку — переходить у режим очікування</w:t>
+        <w:t xml:space="preserve">активується, в іншому випадку </w:t>
+      </w:r>
+      <w:r>
+        <w:rPr>
+          <w:rFonts w:ascii="Times New Roman" w:hAnsi="Times New Roman" w:cs="Times New Roman"/>
+          <w:sz w:val="28"/>
+          <w:szCs w:val="28"/>
+        </w:rPr>
+        <w:t>–</w:t>
+      </w:r>
+      <w:r>
+        <w:rPr>
+          <w:rFonts w:ascii="Times New Roman" w:hAnsi="Times New Roman" w:cs="Times New Roman"/>
+          <w:sz w:val="28"/>
+          <w:szCs w:val="28"/>
+        </w:rPr>
+        <w:t xml:space="preserve"> переходить у режим очікування</w:t>
       </w:r>
       <w:r>
         <w:rPr>
@@ -13860,7 +13925,23 @@
           <w:sz w:val="28"/>
           <w:szCs w:val="28"/>
         </w:rPr>
-        <w:t xml:space="preserve"> активується, в іншому випадку — переходить у режим очікування</w:t>
+        <w:t xml:space="preserve"> активується, в іншому випадку </w:t>
+      </w:r>
+      <w:r>
+        <w:rPr>
+          <w:rFonts w:ascii="Times New Roman" w:hAnsi="Times New Roman" w:cs="Times New Roman"/>
+          <w:sz w:val="28"/>
+          <w:szCs w:val="28"/>
+        </w:rPr>
+        <w:t>–</w:t>
+      </w:r>
+      <w:r>
+        <w:rPr>
+          <w:rFonts w:ascii="Times New Roman" w:hAnsi="Times New Roman" w:cs="Times New Roman"/>
+          <w:sz w:val="28"/>
+          <w:szCs w:val="28"/>
+        </w:rPr>
+        <w:t xml:space="preserve"> переходить у режим очікування</w:t>
       </w:r>
       <w:r>
         <w:rPr>
@@ -14123,72 +14204,796 @@
     </w:p>
     <w:p>
       <w:pPr>
+        <w:pStyle w:val="2"/>
+        <w:spacing w:before="0" w:line="360" w:lineRule="auto"/>
+        <w:ind w:firstLine="709"/>
+        <w:jc w:val="both"/>
+        <w:rPr>
+          <w:rFonts w:ascii="Times New Roman" w:hAnsi="Times New Roman" w:cs="Times New Roman"/>
+          <w:b/>
+          <w:color w:val="auto"/>
+          <w:sz w:val="28"/>
+          <w:szCs w:val="28"/>
+        </w:rPr>
+      </w:pPr>
+      <w:r>
+        <w:rPr>
+          <w:rFonts w:ascii="Times New Roman" w:hAnsi="Times New Roman" w:cs="Times New Roman"/>
+          <w:b/>
+          <w:color w:val="auto"/>
+          <w:sz w:val="28"/>
+          <w:szCs w:val="28"/>
+        </w:rPr>
+        <w:t>3.1 Обґрунтування</w:t>
+      </w:r>
+      <w:r>
+        <w:rPr>
+          <w:rFonts w:ascii="Times New Roman" w:hAnsi="Times New Roman" w:cs="Times New Roman"/>
+          <w:b/>
+          <w:color w:val="auto"/>
+          <w:sz w:val="28"/>
+          <w:szCs w:val="28"/>
+        </w:rPr>
+        <w:t xml:space="preserve"> вибору засобів розробки</w:t>
+      </w:r>
+    </w:p>
+    <w:p>
+      <w:pPr>
+        <w:spacing w:after="0" w:line="360" w:lineRule="auto"/>
+        <w:ind w:firstLine="709"/>
+        <w:jc w:val="both"/>
+        <w:rPr>
+          <w:rFonts w:ascii="Times New Roman" w:hAnsi="Times New Roman" w:cs="Times New Roman"/>
+          <w:sz w:val="28"/>
+          <w:szCs w:val="28"/>
+        </w:rPr>
+      </w:pPr>
+      <w:r>
+        <w:rPr>
+          <w:rFonts w:ascii="Times New Roman" w:hAnsi="Times New Roman" w:cs="Times New Roman"/>
+          <w:sz w:val="28"/>
+          <w:szCs w:val="28"/>
+        </w:rPr>
+        <w:t>Для програмної реалізації симулятора було обрано мову програмування C# та платформу .NET. Цей вибір зумовлений суворою типізацією мови, розвиненими можливостями для об'єктно-орієнтованого програмування та наявністю потужних бібліотек для роботи з колекціями даних (LINQ), що є критично важливим</w:t>
+      </w:r>
+      <w:r>
+        <w:rPr>
+          <w:rFonts w:ascii="Times New Roman" w:hAnsi="Times New Roman" w:cs="Times New Roman"/>
+          <w:sz w:val="28"/>
+          <w:szCs w:val="28"/>
+        </w:rPr>
+        <w:t xml:space="preserve"> для обробки списків пристроїв.</w:t>
+      </w:r>
+    </w:p>
+    <w:p>
+      <w:pPr>
+        <w:spacing w:after="0" w:line="360" w:lineRule="auto"/>
+        <w:ind w:firstLine="709"/>
+        <w:jc w:val="both"/>
+        <w:rPr>
+          <w:rFonts w:ascii="Times New Roman" w:hAnsi="Times New Roman" w:cs="Times New Roman"/>
+          <w:sz w:val="28"/>
+          <w:szCs w:val="28"/>
+        </w:rPr>
+      </w:pPr>
+      <w:r>
+        <w:rPr>
+          <w:rFonts w:ascii="Times New Roman" w:hAnsi="Times New Roman" w:cs="Times New Roman"/>
+          <w:sz w:val="28"/>
+          <w:szCs w:val="28"/>
+        </w:rPr>
+        <w:t xml:space="preserve">В якості технології для побудови графічного інтерфейсу обрано Windows </w:t>
+      </w:r>
+      <w:proofErr w:type="spellStart"/>
+      <w:r>
+        <w:rPr>
+          <w:rFonts w:ascii="Times New Roman" w:hAnsi="Times New Roman" w:cs="Times New Roman"/>
+          <w:sz w:val="28"/>
+          <w:szCs w:val="28"/>
+        </w:rPr>
+        <w:t>Presentation</w:t>
+      </w:r>
+      <w:proofErr w:type="spellEnd"/>
+      <w:r>
+        <w:rPr>
+          <w:rFonts w:ascii="Times New Roman" w:hAnsi="Times New Roman" w:cs="Times New Roman"/>
+          <w:sz w:val="28"/>
+          <w:szCs w:val="28"/>
+        </w:rPr>
+        <w:t xml:space="preserve"> </w:t>
+      </w:r>
+      <w:proofErr w:type="spellStart"/>
+      <w:r>
+        <w:rPr>
+          <w:rFonts w:ascii="Times New Roman" w:hAnsi="Times New Roman" w:cs="Times New Roman"/>
+          <w:sz w:val="28"/>
+          <w:szCs w:val="28"/>
+        </w:rPr>
+        <w:t>Foundation</w:t>
+      </w:r>
+      <w:proofErr w:type="spellEnd"/>
+      <w:r>
+        <w:rPr>
+          <w:rFonts w:ascii="Times New Roman" w:hAnsi="Times New Roman" w:cs="Times New Roman"/>
+          <w:sz w:val="28"/>
+          <w:szCs w:val="28"/>
+        </w:rPr>
+        <w:t xml:space="preserve"> (WPF). На відміну від застарілих </w:t>
+      </w:r>
+      <w:proofErr w:type="spellStart"/>
+      <w:r>
+        <w:rPr>
+          <w:rFonts w:ascii="Times New Roman" w:hAnsi="Times New Roman" w:cs="Times New Roman"/>
+          <w:sz w:val="28"/>
+          <w:szCs w:val="28"/>
+        </w:rPr>
+        <w:t>технологій</w:t>
+      </w:r>
+      <w:proofErr w:type="spellEnd"/>
+      <w:r>
+        <w:rPr>
+          <w:rFonts w:ascii="Times New Roman" w:hAnsi="Times New Roman" w:cs="Times New Roman"/>
+          <w:sz w:val="28"/>
+          <w:szCs w:val="28"/>
+        </w:rPr>
+        <w:t xml:space="preserve"> (</w:t>
+      </w:r>
+      <w:proofErr w:type="spellStart"/>
+      <w:r>
+        <w:rPr>
+          <w:rFonts w:ascii="Times New Roman" w:hAnsi="Times New Roman" w:cs="Times New Roman"/>
+          <w:sz w:val="28"/>
+          <w:szCs w:val="28"/>
+        </w:rPr>
+        <w:t>WinForms</w:t>
+      </w:r>
+      <w:proofErr w:type="spellEnd"/>
+      <w:r>
+        <w:rPr>
+          <w:rFonts w:ascii="Times New Roman" w:hAnsi="Times New Roman" w:cs="Times New Roman"/>
+          <w:sz w:val="28"/>
+          <w:szCs w:val="28"/>
+        </w:rPr>
+        <w:t xml:space="preserve">), WPF </w:t>
+      </w:r>
+      <w:proofErr w:type="spellStart"/>
+      <w:r>
+        <w:rPr>
+          <w:rFonts w:ascii="Times New Roman" w:hAnsi="Times New Roman" w:cs="Times New Roman"/>
+          <w:sz w:val="28"/>
+          <w:szCs w:val="28"/>
+        </w:rPr>
+        <w:t>надає</w:t>
+      </w:r>
+      <w:proofErr w:type="spellEnd"/>
+      <w:r>
+        <w:rPr>
+          <w:rFonts w:ascii="Times New Roman" w:hAnsi="Times New Roman" w:cs="Times New Roman"/>
+          <w:sz w:val="28"/>
+          <w:szCs w:val="28"/>
+        </w:rPr>
+        <w:t xml:space="preserve"> </w:t>
+      </w:r>
+      <w:proofErr w:type="spellStart"/>
+      <w:r>
+        <w:rPr>
+          <w:rFonts w:ascii="Times New Roman" w:hAnsi="Times New Roman" w:cs="Times New Roman"/>
+          <w:sz w:val="28"/>
+          <w:szCs w:val="28"/>
+        </w:rPr>
+        <w:t>наступ</w:t>
+      </w:r>
+      <w:r>
+        <w:rPr>
+          <w:rFonts w:ascii="Times New Roman" w:hAnsi="Times New Roman" w:cs="Times New Roman"/>
+          <w:sz w:val="28"/>
+          <w:szCs w:val="28"/>
+        </w:rPr>
+        <w:t>ні</w:t>
+      </w:r>
+      <w:proofErr w:type="spellEnd"/>
+      <w:r>
+        <w:rPr>
+          <w:rFonts w:ascii="Times New Roman" w:hAnsi="Times New Roman" w:cs="Times New Roman"/>
+          <w:sz w:val="28"/>
+          <w:szCs w:val="28"/>
+        </w:rPr>
+        <w:t xml:space="preserve"> переваги для даного </w:t>
+      </w:r>
+      <w:proofErr w:type="spellStart"/>
+      <w:r>
+        <w:rPr>
+          <w:rFonts w:ascii="Times New Roman" w:hAnsi="Times New Roman" w:cs="Times New Roman"/>
+          <w:sz w:val="28"/>
+          <w:szCs w:val="28"/>
+        </w:rPr>
+        <w:t>проєкту</w:t>
+      </w:r>
+      <w:proofErr w:type="spellEnd"/>
+      <w:r>
+        <w:rPr>
+          <w:rFonts w:ascii="Times New Roman" w:hAnsi="Times New Roman" w:cs="Times New Roman"/>
+          <w:sz w:val="28"/>
+          <w:szCs w:val="28"/>
+        </w:rPr>
+        <w:t>:</w:t>
+      </w:r>
+    </w:p>
+    <w:p>
+      <w:pPr>
         <w:pStyle w:val="a9"/>
         <w:numPr>
-          <w:ilvl w:val="1"/>
-          <w:numId w:val="10"/>
+          <w:ilvl w:val="0"/>
+          <w:numId w:val="24"/>
         </w:numPr>
+        <w:tabs>
+          <w:tab w:val="left" w:pos="1560"/>
+        </w:tabs>
         <w:spacing w:after="0" w:line="360" w:lineRule="auto"/>
-        <w:jc w:val="both"/>
-        <w:rPr>
-          <w:rFonts w:ascii="Times New Roman" w:hAnsi="Times New Roman" w:cs="Times New Roman"/>
-          <w:sz w:val="28"/>
-          <w:szCs w:val="28"/>
-        </w:rPr>
-      </w:pPr>
-      <w:proofErr w:type="spellStart"/>
-      <w:r>
-        <w:rPr>
-          <w:rFonts w:ascii="Times New Roman" w:hAnsi="Times New Roman" w:cs="Times New Roman"/>
-          <w:sz w:val="28"/>
-          <w:szCs w:val="28"/>
-        </w:rPr>
-        <w:t>Обгрунтування</w:t>
-      </w:r>
-      <w:proofErr w:type="spellEnd"/>
-      <w:r>
-        <w:rPr>
-          <w:rFonts w:ascii="Times New Roman" w:hAnsi="Times New Roman" w:cs="Times New Roman"/>
-          <w:sz w:val="28"/>
-          <w:szCs w:val="28"/>
-        </w:rPr>
-        <w:t xml:space="preserve"> вибору засобів розробки(мова інтерфейс)</w:t>
-      </w:r>
-    </w:p>
-    <w:p>
-      <w:pPr>
-        <w:spacing w:after="0" w:line="360" w:lineRule="auto"/>
-        <w:ind w:left="709"/>
-        <w:jc w:val="both"/>
-        <w:rPr>
-          <w:rFonts w:ascii="Times New Roman" w:hAnsi="Times New Roman" w:cs="Times New Roman"/>
-          <w:sz w:val="28"/>
-          <w:szCs w:val="28"/>
-        </w:rPr>
-      </w:pPr>
+        <w:ind w:left="0" w:firstLine="709"/>
+        <w:jc w:val="both"/>
+        <w:rPr>
+          <w:rFonts w:ascii="Times New Roman" w:hAnsi="Times New Roman" w:cs="Times New Roman"/>
+          <w:sz w:val="28"/>
+          <w:szCs w:val="28"/>
+        </w:rPr>
+      </w:pPr>
+      <w:r>
+        <w:rPr>
+          <w:rFonts w:ascii="Times New Roman" w:hAnsi="Times New Roman" w:cs="Times New Roman"/>
+          <w:sz w:val="28"/>
+          <w:szCs w:val="28"/>
+        </w:rPr>
+        <w:t>в</w:t>
+      </w:r>
+      <w:r>
+        <w:rPr>
+          <w:rFonts w:ascii="Times New Roman" w:hAnsi="Times New Roman" w:cs="Times New Roman"/>
+          <w:sz w:val="28"/>
+          <w:szCs w:val="28"/>
+        </w:rPr>
+        <w:t xml:space="preserve">икористання </w:t>
+      </w:r>
+      <w:r>
+        <w:rPr>
+          <w:rFonts w:ascii="Times New Roman" w:hAnsi="Times New Roman" w:cs="Times New Roman"/>
+          <w:sz w:val="28"/>
+          <w:szCs w:val="28"/>
+        </w:rPr>
+        <w:t>в</w:t>
+      </w:r>
+      <w:r>
+        <w:rPr>
+          <w:rFonts w:ascii="Times New Roman" w:hAnsi="Times New Roman" w:cs="Times New Roman"/>
+          <w:sz w:val="28"/>
+          <w:szCs w:val="28"/>
+        </w:rPr>
+        <w:t>екторн</w:t>
+      </w:r>
+      <w:r>
+        <w:rPr>
+          <w:rFonts w:ascii="Times New Roman" w:hAnsi="Times New Roman" w:cs="Times New Roman"/>
+          <w:sz w:val="28"/>
+          <w:szCs w:val="28"/>
+        </w:rPr>
+        <w:t>ої</w:t>
+      </w:r>
+      <w:r>
+        <w:rPr>
+          <w:rFonts w:ascii="Times New Roman" w:hAnsi="Times New Roman" w:cs="Times New Roman"/>
+          <w:sz w:val="28"/>
+          <w:szCs w:val="28"/>
+        </w:rPr>
+        <w:t xml:space="preserve"> графік</w:t>
+      </w:r>
+      <w:r>
+        <w:rPr>
+          <w:rFonts w:ascii="Times New Roman" w:hAnsi="Times New Roman" w:cs="Times New Roman"/>
+          <w:sz w:val="28"/>
+          <w:szCs w:val="28"/>
+        </w:rPr>
+        <w:t>и</w:t>
+      </w:r>
+      <w:r>
+        <w:rPr>
+          <w:rFonts w:ascii="Times New Roman" w:hAnsi="Times New Roman" w:cs="Times New Roman"/>
+          <w:sz w:val="28"/>
+          <w:szCs w:val="28"/>
+        </w:rPr>
+        <w:t xml:space="preserve"> та </w:t>
+      </w:r>
+      <w:proofErr w:type="spellStart"/>
+      <w:r>
+        <w:rPr>
+          <w:rFonts w:ascii="Times New Roman" w:hAnsi="Times New Roman" w:cs="Times New Roman"/>
+          <w:sz w:val="28"/>
+          <w:szCs w:val="28"/>
+        </w:rPr>
+        <w:t>Canvas</w:t>
+      </w:r>
+      <w:proofErr w:type="spellEnd"/>
+      <w:r>
+        <w:rPr>
+          <w:rFonts w:ascii="Times New Roman" w:hAnsi="Times New Roman" w:cs="Times New Roman"/>
+          <w:sz w:val="28"/>
+          <w:szCs w:val="28"/>
+        </w:rPr>
+        <w:t xml:space="preserve">, </w:t>
+      </w:r>
+      <w:r>
+        <w:rPr>
+          <w:rFonts w:ascii="Times New Roman" w:hAnsi="Times New Roman" w:cs="Times New Roman"/>
+          <w:sz w:val="28"/>
+          <w:szCs w:val="28"/>
+        </w:rPr>
+        <w:t>контейнер</w:t>
+      </w:r>
+      <w:r>
+        <w:rPr>
+          <w:rFonts w:ascii="Times New Roman" w:hAnsi="Times New Roman" w:cs="Times New Roman"/>
+          <w:sz w:val="28"/>
+          <w:szCs w:val="28"/>
+        </w:rPr>
+        <w:t>и</w:t>
+      </w:r>
+      <w:r>
+        <w:rPr>
+          <w:rFonts w:ascii="Times New Roman" w:hAnsi="Times New Roman" w:cs="Times New Roman"/>
+          <w:sz w:val="28"/>
+          <w:szCs w:val="28"/>
+        </w:rPr>
+        <w:t xml:space="preserve"> </w:t>
+      </w:r>
+      <w:r>
+        <w:rPr>
+          <w:rFonts w:ascii="Times New Roman" w:hAnsi="Times New Roman" w:cs="Times New Roman"/>
+          <w:sz w:val="28"/>
+          <w:szCs w:val="28"/>
+        </w:rPr>
+        <w:t>якого</w:t>
+      </w:r>
+      <w:r>
+        <w:rPr>
+          <w:rFonts w:ascii="Times New Roman" w:hAnsi="Times New Roman" w:cs="Times New Roman"/>
+          <w:sz w:val="28"/>
+          <w:szCs w:val="28"/>
+        </w:rPr>
+        <w:t xml:space="preserve"> дозволил</w:t>
+      </w:r>
+      <w:r>
+        <w:rPr>
+          <w:rFonts w:ascii="Times New Roman" w:hAnsi="Times New Roman" w:cs="Times New Roman"/>
+          <w:sz w:val="28"/>
+          <w:szCs w:val="28"/>
+        </w:rPr>
+        <w:t>и</w:t>
+      </w:r>
+      <w:r>
+        <w:rPr>
+          <w:rFonts w:ascii="Times New Roman" w:hAnsi="Times New Roman" w:cs="Times New Roman"/>
+          <w:sz w:val="28"/>
+          <w:szCs w:val="28"/>
+        </w:rPr>
+        <w:t xml:space="preserve"> розміщувати об'єкти пристроїв поверх плану </w:t>
+      </w:r>
+      <w:proofErr w:type="spellStart"/>
+      <w:r>
+        <w:rPr>
+          <w:rFonts w:ascii="Times New Roman" w:hAnsi="Times New Roman" w:cs="Times New Roman"/>
+          <w:sz w:val="28"/>
+          <w:szCs w:val="28"/>
+        </w:rPr>
+        <w:t>будинку</w:t>
+      </w:r>
+      <w:proofErr w:type="spellEnd"/>
+      <w:r>
+        <w:rPr>
+          <w:rFonts w:ascii="Times New Roman" w:hAnsi="Times New Roman" w:cs="Times New Roman"/>
+          <w:sz w:val="28"/>
+          <w:szCs w:val="28"/>
+        </w:rPr>
+        <w:t xml:space="preserve"> за </w:t>
+      </w:r>
+      <w:proofErr w:type="spellStart"/>
+      <w:r>
+        <w:rPr>
+          <w:rFonts w:ascii="Times New Roman" w:hAnsi="Times New Roman" w:cs="Times New Roman"/>
+          <w:sz w:val="28"/>
+          <w:szCs w:val="28"/>
+        </w:rPr>
+        <w:t>абсолютними</w:t>
+      </w:r>
+      <w:proofErr w:type="spellEnd"/>
+      <w:r>
+        <w:rPr>
+          <w:rFonts w:ascii="Times New Roman" w:hAnsi="Times New Roman" w:cs="Times New Roman"/>
+          <w:sz w:val="28"/>
+          <w:szCs w:val="28"/>
+        </w:rPr>
+        <w:t xml:space="preserve"> координатами X та Y, що забезпечує точніст</w:t>
+      </w:r>
+      <w:r>
+        <w:rPr>
+          <w:rFonts w:ascii="Times New Roman" w:hAnsi="Times New Roman" w:cs="Times New Roman"/>
+          <w:sz w:val="28"/>
+          <w:szCs w:val="28"/>
+        </w:rPr>
+        <w:t>ь візуалізації.</w:t>
+      </w:r>
     </w:p>
     <w:p>
       <w:pPr>
         <w:pStyle w:val="a9"/>
         <w:numPr>
-          <w:ilvl w:val="1"/>
-          <w:numId w:val="10"/>
+          <w:ilvl w:val="0"/>
+          <w:numId w:val="24"/>
         </w:numPr>
+        <w:tabs>
+          <w:tab w:val="left" w:pos="1560"/>
+        </w:tabs>
         <w:spacing w:after="0" w:line="360" w:lineRule="auto"/>
-        <w:jc w:val="both"/>
-        <w:rPr>
-          <w:rFonts w:ascii="Times New Roman" w:hAnsi="Times New Roman" w:cs="Times New Roman"/>
-          <w:sz w:val="28"/>
-          <w:szCs w:val="28"/>
-        </w:rPr>
-      </w:pPr>
-      <w:r>
-        <w:rPr>
-          <w:rFonts w:ascii="Times New Roman" w:hAnsi="Times New Roman" w:cs="Times New Roman"/>
-          <w:sz w:val="28"/>
-          <w:szCs w:val="28"/>
-        </w:rPr>
-        <w:t>Розробка компонентів симулятора</w:t>
+        <w:ind w:left="0" w:firstLine="709"/>
+        <w:jc w:val="both"/>
+        <w:rPr>
+          <w:rFonts w:ascii="Times New Roman" w:hAnsi="Times New Roman" w:cs="Times New Roman"/>
+          <w:sz w:val="28"/>
+          <w:szCs w:val="28"/>
+        </w:rPr>
+      </w:pPr>
+      <w:r>
+        <w:rPr>
+          <w:rFonts w:ascii="Times New Roman" w:hAnsi="Times New Roman" w:cs="Times New Roman"/>
+          <w:sz w:val="28"/>
+          <w:szCs w:val="28"/>
+        </w:rPr>
+        <w:t>чітке розділення логіки та представлення засобами XAML, де інтерфейс</w:t>
+      </w:r>
+      <w:r>
+        <w:rPr>
+          <w:rFonts w:ascii="Times New Roman" w:hAnsi="Times New Roman" w:cs="Times New Roman"/>
+          <w:sz w:val="28"/>
+          <w:szCs w:val="28"/>
+        </w:rPr>
+        <w:t xml:space="preserve"> </w:t>
+      </w:r>
+      <w:r>
+        <w:rPr>
+          <w:rFonts w:ascii="Times New Roman" w:hAnsi="Times New Roman" w:cs="Times New Roman"/>
+          <w:sz w:val="28"/>
+          <w:szCs w:val="28"/>
+        </w:rPr>
+        <w:t>описано декларативною мовою розмітки XAML (</w:t>
+      </w:r>
+      <w:proofErr w:type="spellStart"/>
+      <w:r>
+        <w:rPr>
+          <w:rFonts w:ascii="Times New Roman" w:hAnsi="Times New Roman" w:cs="Times New Roman"/>
+          <w:sz w:val="28"/>
+          <w:szCs w:val="28"/>
+        </w:rPr>
+        <w:t>MainWindow.xaml</w:t>
+      </w:r>
+      <w:proofErr w:type="spellEnd"/>
+      <w:r>
+        <w:rPr>
+          <w:rFonts w:ascii="Times New Roman" w:hAnsi="Times New Roman" w:cs="Times New Roman"/>
+          <w:sz w:val="28"/>
+          <w:szCs w:val="28"/>
+        </w:rPr>
+        <w:t xml:space="preserve">), </w:t>
+      </w:r>
+      <w:proofErr w:type="spellStart"/>
+      <w:r>
+        <w:rPr>
+          <w:rFonts w:ascii="Times New Roman" w:hAnsi="Times New Roman" w:cs="Times New Roman"/>
+          <w:sz w:val="28"/>
+          <w:szCs w:val="28"/>
+        </w:rPr>
+        <w:t>тоді</w:t>
+      </w:r>
+      <w:proofErr w:type="spellEnd"/>
+      <w:r>
+        <w:rPr>
+          <w:rFonts w:ascii="Times New Roman" w:hAnsi="Times New Roman" w:cs="Times New Roman"/>
+          <w:sz w:val="28"/>
+          <w:szCs w:val="28"/>
+        </w:rPr>
+        <w:t xml:space="preserve"> як </w:t>
+      </w:r>
+      <w:proofErr w:type="spellStart"/>
+      <w:r>
+        <w:rPr>
+          <w:rFonts w:ascii="Times New Roman" w:hAnsi="Times New Roman" w:cs="Times New Roman"/>
+          <w:sz w:val="28"/>
+          <w:szCs w:val="28"/>
+        </w:rPr>
+        <w:t>логіка</w:t>
+      </w:r>
+      <w:proofErr w:type="spellEnd"/>
+      <w:r>
+        <w:rPr>
+          <w:rFonts w:ascii="Times New Roman" w:hAnsi="Times New Roman" w:cs="Times New Roman"/>
+          <w:sz w:val="28"/>
+          <w:szCs w:val="28"/>
+        </w:rPr>
+        <w:t xml:space="preserve"> </w:t>
+      </w:r>
+      <w:proofErr w:type="spellStart"/>
+      <w:r>
+        <w:rPr>
+          <w:rFonts w:ascii="Times New Roman" w:hAnsi="Times New Roman" w:cs="Times New Roman"/>
+          <w:sz w:val="28"/>
+          <w:szCs w:val="28"/>
+        </w:rPr>
+        <w:t>роботи</w:t>
+      </w:r>
+      <w:proofErr w:type="spellEnd"/>
+      <w:r>
+        <w:rPr>
+          <w:rFonts w:ascii="Times New Roman" w:hAnsi="Times New Roman" w:cs="Times New Roman"/>
+          <w:sz w:val="28"/>
+          <w:szCs w:val="28"/>
+        </w:rPr>
+        <w:t xml:space="preserve"> </w:t>
+      </w:r>
+      <w:proofErr w:type="spellStart"/>
+      <w:r>
+        <w:rPr>
+          <w:rFonts w:ascii="Times New Roman" w:hAnsi="Times New Roman" w:cs="Times New Roman"/>
+          <w:sz w:val="28"/>
+          <w:szCs w:val="28"/>
+        </w:rPr>
+        <w:t>зосереджена</w:t>
+      </w:r>
+      <w:proofErr w:type="spellEnd"/>
+      <w:r>
+        <w:rPr>
+          <w:rFonts w:ascii="Times New Roman" w:hAnsi="Times New Roman" w:cs="Times New Roman"/>
+          <w:sz w:val="28"/>
+          <w:szCs w:val="28"/>
+        </w:rPr>
+        <w:t xml:space="preserve"> </w:t>
+      </w:r>
+      <w:r>
+        <w:rPr>
+          <w:rFonts w:ascii="Times New Roman" w:hAnsi="Times New Roman" w:cs="Times New Roman"/>
+          <w:sz w:val="28"/>
+          <w:szCs w:val="28"/>
+        </w:rPr>
+        <w:t>в C# коді (</w:t>
+      </w:r>
+      <w:proofErr w:type="spellStart"/>
+      <w:r>
+        <w:rPr>
+          <w:rFonts w:ascii="Times New Roman" w:hAnsi="Times New Roman" w:cs="Times New Roman"/>
+          <w:sz w:val="28"/>
+          <w:szCs w:val="28"/>
+        </w:rPr>
+        <w:t>MainWindow.xaml.cs</w:t>
+      </w:r>
+      <w:proofErr w:type="spellEnd"/>
+      <w:r>
+        <w:rPr>
+          <w:rFonts w:ascii="Times New Roman" w:hAnsi="Times New Roman" w:cs="Times New Roman"/>
+          <w:sz w:val="28"/>
+          <w:szCs w:val="28"/>
+        </w:rPr>
+        <w:t>).</w:t>
+      </w:r>
+    </w:p>
+    <w:p>
+      <w:pPr>
+        <w:pStyle w:val="a9"/>
+        <w:numPr>
+          <w:ilvl w:val="0"/>
+          <w:numId w:val="24"/>
+        </w:numPr>
+        <w:tabs>
+          <w:tab w:val="left" w:pos="1560"/>
+        </w:tabs>
+        <w:spacing w:after="0" w:line="360" w:lineRule="auto"/>
+        <w:ind w:left="0" w:firstLine="709"/>
+        <w:jc w:val="both"/>
+        <w:rPr>
+          <w:rFonts w:ascii="Times New Roman" w:hAnsi="Times New Roman" w:cs="Times New Roman"/>
+          <w:sz w:val="28"/>
+          <w:szCs w:val="28"/>
+        </w:rPr>
+      </w:pPr>
+      <w:r>
+        <w:rPr>
+          <w:rFonts w:ascii="Times New Roman" w:hAnsi="Times New Roman" w:cs="Times New Roman"/>
+          <w:sz w:val="28"/>
+          <w:szCs w:val="28"/>
+        </w:rPr>
+        <w:t>застосування ключового механізму прив'язки даних (</w:t>
+      </w:r>
+      <w:proofErr w:type="spellStart"/>
+      <w:r>
+        <w:rPr>
+          <w:rFonts w:ascii="Times New Roman" w:hAnsi="Times New Roman" w:cs="Times New Roman"/>
+          <w:sz w:val="28"/>
+          <w:szCs w:val="28"/>
+        </w:rPr>
+        <w:t>Data</w:t>
+      </w:r>
+      <w:proofErr w:type="spellEnd"/>
+      <w:r>
+        <w:rPr>
+          <w:rFonts w:ascii="Times New Roman" w:hAnsi="Times New Roman" w:cs="Times New Roman"/>
+          <w:sz w:val="28"/>
+          <w:szCs w:val="28"/>
+        </w:rPr>
+        <w:t xml:space="preserve"> </w:t>
+      </w:r>
+      <w:proofErr w:type="spellStart"/>
+      <w:r>
+        <w:rPr>
+          <w:rFonts w:ascii="Times New Roman" w:hAnsi="Times New Roman" w:cs="Times New Roman"/>
+          <w:sz w:val="28"/>
+          <w:szCs w:val="28"/>
+        </w:rPr>
+        <w:t>Binding</w:t>
+      </w:r>
+      <w:proofErr w:type="spellEnd"/>
+      <w:r>
+        <w:rPr>
+          <w:rFonts w:ascii="Times New Roman" w:hAnsi="Times New Roman" w:cs="Times New Roman"/>
+          <w:sz w:val="28"/>
+          <w:szCs w:val="28"/>
+        </w:rPr>
+        <w:t xml:space="preserve">), що дозволив зв'язати </w:t>
+      </w:r>
+      <w:r>
+        <w:rPr>
+          <w:rFonts w:ascii="Times New Roman" w:hAnsi="Times New Roman" w:cs="Times New Roman"/>
+          <w:sz w:val="28"/>
+          <w:szCs w:val="28"/>
+        </w:rPr>
+        <w:t xml:space="preserve">візуальні властивості об'єктів (колір рамки, </w:t>
+      </w:r>
+      <w:proofErr w:type="spellStart"/>
+      <w:r>
+        <w:rPr>
+          <w:rFonts w:ascii="Times New Roman" w:hAnsi="Times New Roman" w:cs="Times New Roman"/>
+          <w:sz w:val="28"/>
+          <w:szCs w:val="28"/>
+        </w:rPr>
+        <w:t>видимість</w:t>
+      </w:r>
+      <w:proofErr w:type="spellEnd"/>
+      <w:r>
+        <w:rPr>
+          <w:rFonts w:ascii="Times New Roman" w:hAnsi="Times New Roman" w:cs="Times New Roman"/>
+          <w:sz w:val="28"/>
+          <w:szCs w:val="28"/>
+        </w:rPr>
+        <w:t xml:space="preserve">) </w:t>
+      </w:r>
+      <w:proofErr w:type="spellStart"/>
+      <w:r>
+        <w:rPr>
+          <w:rFonts w:ascii="Times New Roman" w:hAnsi="Times New Roman" w:cs="Times New Roman"/>
+          <w:sz w:val="28"/>
+          <w:szCs w:val="28"/>
+        </w:rPr>
+        <w:t>безпосередньо</w:t>
+      </w:r>
+      <w:proofErr w:type="spellEnd"/>
+      <w:r>
+        <w:rPr>
+          <w:rFonts w:ascii="Times New Roman" w:hAnsi="Times New Roman" w:cs="Times New Roman"/>
+          <w:sz w:val="28"/>
+          <w:szCs w:val="28"/>
+        </w:rPr>
+        <w:t xml:space="preserve"> з </w:t>
+      </w:r>
+      <w:proofErr w:type="spellStart"/>
+      <w:r>
+        <w:rPr>
+          <w:rFonts w:ascii="Times New Roman" w:hAnsi="Times New Roman" w:cs="Times New Roman"/>
+          <w:sz w:val="28"/>
+          <w:szCs w:val="28"/>
+        </w:rPr>
+        <w:t>логічними</w:t>
+      </w:r>
+      <w:proofErr w:type="spellEnd"/>
+      <w:r>
+        <w:rPr>
+          <w:rFonts w:ascii="Times New Roman" w:hAnsi="Times New Roman" w:cs="Times New Roman"/>
+          <w:sz w:val="28"/>
+          <w:szCs w:val="28"/>
+        </w:rPr>
+        <w:t xml:space="preserve"> властивостями класів (</w:t>
+      </w:r>
+      <w:proofErr w:type="spellStart"/>
+      <w:r>
+        <w:rPr>
+          <w:rFonts w:ascii="Times New Roman" w:hAnsi="Times New Roman" w:cs="Times New Roman"/>
+          <w:sz w:val="28"/>
+          <w:szCs w:val="28"/>
+        </w:rPr>
+        <w:t>CurrentState</w:t>
+      </w:r>
+      <w:proofErr w:type="spellEnd"/>
+      <w:r>
+        <w:rPr>
+          <w:rFonts w:ascii="Times New Roman" w:hAnsi="Times New Roman" w:cs="Times New Roman"/>
+          <w:sz w:val="28"/>
+          <w:szCs w:val="28"/>
+        </w:rPr>
+        <w:t xml:space="preserve">, </w:t>
+      </w:r>
+      <w:proofErr w:type="spellStart"/>
+      <w:r>
+        <w:rPr>
+          <w:rFonts w:ascii="Times New Roman" w:hAnsi="Times New Roman" w:cs="Times New Roman"/>
+          <w:sz w:val="28"/>
+          <w:szCs w:val="28"/>
+        </w:rPr>
+        <w:t>IsVisibleByUser</w:t>
+      </w:r>
+      <w:proofErr w:type="spellEnd"/>
+      <w:r>
+        <w:rPr>
+          <w:rFonts w:ascii="Times New Roman" w:hAnsi="Times New Roman" w:cs="Times New Roman"/>
+          <w:sz w:val="28"/>
+          <w:szCs w:val="28"/>
+        </w:rPr>
+        <w:t>)</w:t>
+      </w:r>
+      <w:r>
+        <w:rPr>
+          <w:rFonts w:ascii="Times New Roman" w:hAnsi="Times New Roman" w:cs="Times New Roman"/>
+          <w:sz w:val="28"/>
+          <w:szCs w:val="28"/>
+        </w:rPr>
+        <w:t>,</w:t>
+      </w:r>
+      <w:r>
+        <w:t xml:space="preserve"> </w:t>
+      </w:r>
+      <w:r>
+        <w:rPr>
+          <w:rFonts w:ascii="Times New Roman" w:hAnsi="Times New Roman" w:cs="Times New Roman"/>
+          <w:sz w:val="28"/>
+          <w:szCs w:val="28"/>
+        </w:rPr>
+        <w:t xml:space="preserve">завдяки чому та використанню інтерфейсу </w:t>
+      </w:r>
+      <w:proofErr w:type="spellStart"/>
+      <w:r>
+        <w:rPr>
+          <w:rFonts w:ascii="Times New Roman" w:hAnsi="Times New Roman" w:cs="Times New Roman"/>
+          <w:sz w:val="28"/>
+          <w:szCs w:val="28"/>
+        </w:rPr>
+        <w:t>INotifyPropertyChanged</w:t>
+      </w:r>
+      <w:proofErr w:type="spellEnd"/>
+      <w:r>
+        <w:rPr>
+          <w:rFonts w:ascii="Times New Roman" w:hAnsi="Times New Roman" w:cs="Times New Roman"/>
+          <w:sz w:val="28"/>
+          <w:szCs w:val="28"/>
+        </w:rPr>
+        <w:t xml:space="preserve"> будь-яка зміна стану в коді миттєво відображається на екрані без необхідності писати к</w:t>
+      </w:r>
+      <w:r>
+        <w:rPr>
+          <w:rFonts w:ascii="Times New Roman" w:hAnsi="Times New Roman" w:cs="Times New Roman"/>
+          <w:sz w:val="28"/>
+          <w:szCs w:val="28"/>
+        </w:rPr>
+        <w:t>од для ручного перемальовування</w:t>
+      </w:r>
+      <w:r>
+        <w:rPr>
+          <w:rFonts w:ascii="Times New Roman" w:hAnsi="Times New Roman" w:cs="Times New Roman"/>
+          <w:sz w:val="28"/>
+          <w:szCs w:val="28"/>
+        </w:rPr>
+        <w:t>.</w:t>
       </w:r>
     </w:p>
     <w:p>
@@ -14202,53 +15007,2048 @@
           <w:szCs w:val="28"/>
         </w:rPr>
       </w:pPr>
+      <w:proofErr w:type="spellStart"/>
+      <w:r>
+        <w:rPr>
+          <w:rFonts w:ascii="Times New Roman" w:hAnsi="Times New Roman" w:cs="Times New Roman"/>
+          <w:sz w:val="28"/>
+          <w:szCs w:val="28"/>
+        </w:rPr>
+        <w:t>Середовищем</w:t>
+      </w:r>
+      <w:proofErr w:type="spellEnd"/>
+      <w:r>
+        <w:rPr>
+          <w:rFonts w:ascii="Times New Roman" w:hAnsi="Times New Roman" w:cs="Times New Roman"/>
+          <w:sz w:val="28"/>
+          <w:szCs w:val="28"/>
+        </w:rPr>
+        <w:t xml:space="preserve"> </w:t>
+      </w:r>
+      <w:proofErr w:type="spellStart"/>
+      <w:r>
+        <w:rPr>
+          <w:rFonts w:ascii="Times New Roman" w:hAnsi="Times New Roman" w:cs="Times New Roman"/>
+          <w:sz w:val="28"/>
+          <w:szCs w:val="28"/>
+        </w:rPr>
+        <w:t>розробки</w:t>
+      </w:r>
+      <w:proofErr w:type="spellEnd"/>
+      <w:r>
+        <w:rPr>
+          <w:rFonts w:ascii="Times New Roman" w:hAnsi="Times New Roman" w:cs="Times New Roman"/>
+          <w:sz w:val="28"/>
+          <w:szCs w:val="28"/>
+        </w:rPr>
+        <w:t xml:space="preserve"> </w:t>
+      </w:r>
+      <w:proofErr w:type="spellStart"/>
+      <w:r>
+        <w:rPr>
+          <w:rFonts w:ascii="Times New Roman" w:hAnsi="Times New Roman" w:cs="Times New Roman"/>
+          <w:sz w:val="28"/>
+          <w:szCs w:val="28"/>
+        </w:rPr>
+        <w:t>обрано</w:t>
+      </w:r>
+      <w:proofErr w:type="spellEnd"/>
+      <w:r>
+        <w:rPr>
+          <w:rFonts w:ascii="Times New Roman" w:hAnsi="Times New Roman" w:cs="Times New Roman"/>
+          <w:sz w:val="28"/>
+          <w:szCs w:val="28"/>
+        </w:rPr>
+        <w:t xml:space="preserve"> </w:t>
+      </w:r>
+      <w:proofErr w:type="spellStart"/>
+      <w:r>
+        <w:rPr>
+          <w:rFonts w:ascii="Times New Roman" w:hAnsi="Times New Roman" w:cs="Times New Roman"/>
+          <w:sz w:val="28"/>
+          <w:szCs w:val="28"/>
+        </w:rPr>
+        <w:t>Microsoft</w:t>
+      </w:r>
+      <w:proofErr w:type="spellEnd"/>
+      <w:r>
+        <w:rPr>
+          <w:rFonts w:ascii="Times New Roman" w:hAnsi="Times New Roman" w:cs="Times New Roman"/>
+          <w:sz w:val="28"/>
+          <w:szCs w:val="28"/>
+        </w:rPr>
+        <w:t xml:space="preserve"> </w:t>
+      </w:r>
+      <w:proofErr w:type="spellStart"/>
+      <w:r>
+        <w:rPr>
+          <w:rFonts w:ascii="Times New Roman" w:hAnsi="Times New Roman" w:cs="Times New Roman"/>
+          <w:sz w:val="28"/>
+          <w:szCs w:val="28"/>
+        </w:rPr>
+        <w:t>Visual</w:t>
+      </w:r>
+      <w:proofErr w:type="spellEnd"/>
+      <w:r>
+        <w:rPr>
+          <w:rFonts w:ascii="Times New Roman" w:hAnsi="Times New Roman" w:cs="Times New Roman"/>
+          <w:sz w:val="28"/>
+          <w:szCs w:val="28"/>
+        </w:rPr>
+        <w:t xml:space="preserve"> </w:t>
+      </w:r>
+      <w:proofErr w:type="spellStart"/>
+      <w:r>
+        <w:rPr>
+          <w:rFonts w:ascii="Times New Roman" w:hAnsi="Times New Roman" w:cs="Times New Roman"/>
+          <w:sz w:val="28"/>
+          <w:szCs w:val="28"/>
+        </w:rPr>
+        <w:t>Studio</w:t>
+      </w:r>
+      <w:proofErr w:type="spellEnd"/>
+      <w:r>
+        <w:rPr>
+          <w:rFonts w:ascii="Times New Roman" w:hAnsi="Times New Roman" w:cs="Times New Roman"/>
+          <w:sz w:val="28"/>
+          <w:szCs w:val="28"/>
+        </w:rPr>
+        <w:t xml:space="preserve">, яке </w:t>
+      </w:r>
+      <w:proofErr w:type="spellStart"/>
+      <w:r>
+        <w:rPr>
+          <w:rFonts w:ascii="Times New Roman" w:hAnsi="Times New Roman" w:cs="Times New Roman"/>
+          <w:sz w:val="28"/>
+          <w:szCs w:val="28"/>
+        </w:rPr>
+        <w:t>надає</w:t>
+      </w:r>
+      <w:proofErr w:type="spellEnd"/>
+      <w:r>
+        <w:rPr>
+          <w:rFonts w:ascii="Times New Roman" w:hAnsi="Times New Roman" w:cs="Times New Roman"/>
+          <w:sz w:val="28"/>
+          <w:szCs w:val="28"/>
+        </w:rPr>
+        <w:t xml:space="preserve"> </w:t>
+      </w:r>
+      <w:proofErr w:type="spellStart"/>
+      <w:r>
+        <w:rPr>
+          <w:rFonts w:ascii="Times New Roman" w:hAnsi="Times New Roman" w:cs="Times New Roman"/>
+          <w:sz w:val="28"/>
+          <w:szCs w:val="28"/>
+        </w:rPr>
+        <w:t>зручні</w:t>
+      </w:r>
+      <w:proofErr w:type="spellEnd"/>
+      <w:r>
+        <w:rPr>
+          <w:rFonts w:ascii="Times New Roman" w:hAnsi="Times New Roman" w:cs="Times New Roman"/>
+          <w:sz w:val="28"/>
+          <w:szCs w:val="28"/>
+        </w:rPr>
+        <w:t xml:space="preserve"> </w:t>
+      </w:r>
+      <w:proofErr w:type="spellStart"/>
+      <w:r>
+        <w:rPr>
+          <w:rFonts w:ascii="Times New Roman" w:hAnsi="Times New Roman" w:cs="Times New Roman"/>
+          <w:sz w:val="28"/>
+          <w:szCs w:val="28"/>
+        </w:rPr>
+        <w:t>інструменти</w:t>
+      </w:r>
+      <w:proofErr w:type="spellEnd"/>
+      <w:r>
+        <w:rPr>
+          <w:rFonts w:ascii="Times New Roman" w:hAnsi="Times New Roman" w:cs="Times New Roman"/>
+          <w:sz w:val="28"/>
+          <w:szCs w:val="28"/>
+        </w:rPr>
+        <w:t xml:space="preserve"> для </w:t>
+      </w:r>
+      <w:proofErr w:type="spellStart"/>
+      <w:r>
+        <w:rPr>
+          <w:rFonts w:ascii="Times New Roman" w:hAnsi="Times New Roman" w:cs="Times New Roman"/>
+          <w:sz w:val="28"/>
+          <w:szCs w:val="28"/>
+        </w:rPr>
+        <w:t>відлагодження</w:t>
+      </w:r>
+      <w:proofErr w:type="spellEnd"/>
+      <w:r>
+        <w:rPr>
+          <w:rFonts w:ascii="Times New Roman" w:hAnsi="Times New Roman" w:cs="Times New Roman"/>
+          <w:sz w:val="28"/>
+          <w:szCs w:val="28"/>
+        </w:rPr>
+        <w:t xml:space="preserve"> коду, дизайнер XAML та засоби </w:t>
+      </w:r>
+      <w:proofErr w:type="spellStart"/>
+      <w:r>
+        <w:rPr>
+          <w:rFonts w:ascii="Times New Roman" w:hAnsi="Times New Roman" w:cs="Times New Roman"/>
+          <w:sz w:val="28"/>
+          <w:szCs w:val="28"/>
+        </w:rPr>
+        <w:t>рефакторингу</w:t>
+      </w:r>
+      <w:proofErr w:type="spellEnd"/>
+      <w:r>
+        <w:rPr>
+          <w:rFonts w:ascii="Times New Roman" w:hAnsi="Times New Roman" w:cs="Times New Roman"/>
+          <w:sz w:val="28"/>
+          <w:szCs w:val="28"/>
+        </w:rPr>
+        <w:t>.</w:t>
+      </w:r>
+    </w:p>
+    <w:p>
+      <w:pPr>
+        <w:spacing w:after="0" w:line="360" w:lineRule="auto"/>
+        <w:ind w:firstLine="709"/>
+        <w:jc w:val="both"/>
+        <w:rPr>
+          <w:rFonts w:ascii="Times New Roman" w:hAnsi="Times New Roman" w:cs="Times New Roman"/>
+          <w:sz w:val="28"/>
+          <w:szCs w:val="28"/>
+        </w:rPr>
+      </w:pPr>
+    </w:p>
+    <w:p>
+      <w:pPr>
+        <w:pStyle w:val="2"/>
+        <w:spacing w:before="0" w:line="360" w:lineRule="auto"/>
+        <w:ind w:firstLine="709"/>
+        <w:jc w:val="both"/>
+        <w:rPr>
+          <w:rFonts w:ascii="Times New Roman" w:hAnsi="Times New Roman" w:cs="Times New Roman"/>
+          <w:b/>
+          <w:color w:val="auto"/>
+          <w:sz w:val="28"/>
+          <w:szCs w:val="28"/>
+        </w:rPr>
+      </w:pPr>
+      <w:r>
+        <w:rPr>
+          <w:rFonts w:ascii="Times New Roman" w:hAnsi="Times New Roman" w:cs="Times New Roman"/>
+          <w:b/>
+          <w:color w:val="auto"/>
+          <w:sz w:val="28"/>
+          <w:szCs w:val="28"/>
+        </w:rPr>
+        <w:lastRenderedPageBreak/>
+        <w:t xml:space="preserve">3.2 </w:t>
+      </w:r>
+      <w:r>
+        <w:rPr>
+          <w:rFonts w:ascii="Times New Roman" w:hAnsi="Times New Roman" w:cs="Times New Roman"/>
+          <w:b/>
+          <w:color w:val="auto"/>
+          <w:sz w:val="28"/>
+          <w:szCs w:val="28"/>
+        </w:rPr>
+        <w:t>Розробка компонентів симулятора</w:t>
+      </w:r>
+    </w:p>
+    <w:p>
+      <w:pPr>
+        <w:spacing w:after="0" w:line="360" w:lineRule="auto"/>
+        <w:ind w:firstLine="709"/>
+        <w:jc w:val="both"/>
+        <w:rPr>
+          <w:rFonts w:ascii="Times New Roman" w:hAnsi="Times New Roman" w:cs="Times New Roman"/>
+          <w:sz w:val="28"/>
+          <w:szCs w:val="28"/>
+          <w:lang w:val="ru-RU"/>
+        </w:rPr>
+      </w:pPr>
+      <w:r>
+        <w:rPr>
+          <w:rFonts w:ascii="Times New Roman" w:hAnsi="Times New Roman" w:cs="Times New Roman"/>
+          <w:sz w:val="28"/>
+          <w:szCs w:val="28"/>
+          <w:lang w:val="ru-RU"/>
+        </w:rPr>
+        <w:t xml:space="preserve">Структура </w:t>
+      </w:r>
+      <w:proofErr w:type="spellStart"/>
+      <w:r>
+        <w:rPr>
+          <w:rFonts w:ascii="Times New Roman" w:hAnsi="Times New Roman" w:cs="Times New Roman"/>
+          <w:sz w:val="28"/>
+          <w:szCs w:val="28"/>
+          <w:lang w:val="ru-RU"/>
+        </w:rPr>
+        <w:t>реалізованого</w:t>
+      </w:r>
+      <w:proofErr w:type="spellEnd"/>
+      <w:r>
+        <w:rPr>
+          <w:rFonts w:ascii="Times New Roman" w:hAnsi="Times New Roman" w:cs="Times New Roman"/>
+          <w:sz w:val="28"/>
+          <w:szCs w:val="28"/>
+          <w:lang w:val="ru-RU"/>
+        </w:rPr>
+        <w:t xml:space="preserve"> </w:t>
+      </w:r>
+      <w:proofErr w:type="spellStart"/>
+      <w:r>
+        <w:rPr>
+          <w:rFonts w:ascii="Times New Roman" w:hAnsi="Times New Roman" w:cs="Times New Roman"/>
+          <w:sz w:val="28"/>
+          <w:szCs w:val="28"/>
+          <w:lang w:val="ru-RU"/>
+        </w:rPr>
+        <w:t>додатка</w:t>
+      </w:r>
+      <w:proofErr w:type="spellEnd"/>
+      <w:r>
+        <w:rPr>
+          <w:rFonts w:ascii="Times New Roman" w:hAnsi="Times New Roman" w:cs="Times New Roman"/>
+          <w:sz w:val="28"/>
+          <w:szCs w:val="28"/>
+          <w:lang w:val="ru-RU"/>
+        </w:rPr>
+        <w:t xml:space="preserve"> </w:t>
+      </w:r>
+      <w:proofErr w:type="spellStart"/>
+      <w:r>
+        <w:rPr>
+          <w:rFonts w:ascii="Times New Roman" w:hAnsi="Times New Roman" w:cs="Times New Roman"/>
+          <w:sz w:val="28"/>
+          <w:szCs w:val="28"/>
+          <w:lang w:val="ru-RU"/>
+        </w:rPr>
+        <w:t>відповідає</w:t>
+      </w:r>
+      <w:proofErr w:type="spellEnd"/>
+      <w:r>
+        <w:rPr>
+          <w:rFonts w:ascii="Times New Roman" w:hAnsi="Times New Roman" w:cs="Times New Roman"/>
+          <w:sz w:val="28"/>
+          <w:szCs w:val="28"/>
+          <w:lang w:val="ru-RU"/>
+        </w:rPr>
+        <w:t xml:space="preserve"> </w:t>
+      </w:r>
+      <w:proofErr w:type="spellStart"/>
+      <w:r>
+        <w:rPr>
+          <w:rFonts w:ascii="Times New Roman" w:hAnsi="Times New Roman" w:cs="Times New Roman"/>
+          <w:sz w:val="28"/>
+          <w:szCs w:val="28"/>
+          <w:lang w:val="ru-RU"/>
+        </w:rPr>
+        <w:t>спроєктованій</w:t>
+      </w:r>
+      <w:proofErr w:type="spellEnd"/>
+      <w:r>
+        <w:rPr>
+          <w:rFonts w:ascii="Times New Roman" w:hAnsi="Times New Roman" w:cs="Times New Roman"/>
+          <w:sz w:val="28"/>
+          <w:szCs w:val="28"/>
+          <w:lang w:val="ru-RU"/>
+        </w:rPr>
+        <w:t xml:space="preserve"> у </w:t>
+      </w:r>
+      <w:proofErr w:type="spellStart"/>
+      <w:r>
+        <w:rPr>
+          <w:rFonts w:ascii="Times New Roman" w:hAnsi="Times New Roman" w:cs="Times New Roman"/>
+          <w:sz w:val="28"/>
+          <w:szCs w:val="28"/>
+          <w:lang w:val="ru-RU"/>
+        </w:rPr>
+        <w:t>Розділі</w:t>
+      </w:r>
+      <w:proofErr w:type="spellEnd"/>
+      <w:r>
+        <w:rPr>
+          <w:rFonts w:ascii="Times New Roman" w:hAnsi="Times New Roman" w:cs="Times New Roman"/>
+          <w:sz w:val="28"/>
+          <w:szCs w:val="28"/>
+          <w:lang w:val="ru-RU"/>
+        </w:rPr>
+        <w:t xml:space="preserve"> 2 </w:t>
+      </w:r>
+      <w:proofErr w:type="spellStart"/>
+      <w:r>
+        <w:rPr>
+          <w:rFonts w:ascii="Times New Roman" w:hAnsi="Times New Roman" w:cs="Times New Roman"/>
+          <w:sz w:val="28"/>
+          <w:szCs w:val="28"/>
+          <w:lang w:val="ru-RU"/>
+        </w:rPr>
+        <w:t>архітектурі</w:t>
+      </w:r>
+      <w:proofErr w:type="spellEnd"/>
+      <w:r>
+        <w:rPr>
+          <w:rFonts w:ascii="Times New Roman" w:hAnsi="Times New Roman" w:cs="Times New Roman"/>
+          <w:sz w:val="28"/>
+          <w:szCs w:val="28"/>
+          <w:lang w:val="ru-RU"/>
+        </w:rPr>
+        <w:t xml:space="preserve">. </w:t>
+      </w:r>
+      <w:proofErr w:type="spellStart"/>
+      <w:r>
+        <w:rPr>
+          <w:rFonts w:ascii="Times New Roman" w:hAnsi="Times New Roman" w:cs="Times New Roman"/>
+          <w:sz w:val="28"/>
+          <w:szCs w:val="28"/>
+          <w:lang w:val="ru-RU"/>
+        </w:rPr>
+        <w:t>Головний</w:t>
+      </w:r>
+      <w:proofErr w:type="spellEnd"/>
+      <w:r>
+        <w:rPr>
+          <w:rFonts w:ascii="Times New Roman" w:hAnsi="Times New Roman" w:cs="Times New Roman"/>
+          <w:sz w:val="28"/>
+          <w:szCs w:val="28"/>
+          <w:lang w:val="ru-RU"/>
+        </w:rPr>
+        <w:t xml:space="preserve"> </w:t>
+      </w:r>
+      <w:proofErr w:type="spellStart"/>
+      <w:r>
+        <w:rPr>
+          <w:rFonts w:ascii="Times New Roman" w:hAnsi="Times New Roman" w:cs="Times New Roman"/>
+          <w:sz w:val="28"/>
+          <w:szCs w:val="28"/>
+          <w:lang w:val="ru-RU"/>
+        </w:rPr>
+        <w:t>клас</w:t>
+      </w:r>
+      <w:proofErr w:type="spellEnd"/>
+      <w:r>
+        <w:rPr>
+          <w:rFonts w:ascii="Times New Roman" w:hAnsi="Times New Roman" w:cs="Times New Roman"/>
+          <w:sz w:val="28"/>
+          <w:szCs w:val="28"/>
+          <w:lang w:val="ru-RU"/>
+        </w:rPr>
+        <w:t xml:space="preserve"> </w:t>
+      </w:r>
+      <w:proofErr w:type="spellStart"/>
+      <w:r>
+        <w:rPr>
+          <w:rFonts w:ascii="Times New Roman" w:hAnsi="Times New Roman" w:cs="Times New Roman"/>
+          <w:sz w:val="28"/>
+          <w:szCs w:val="28"/>
+          <w:lang w:val="ru-RU"/>
+        </w:rPr>
+        <w:t>вікна</w:t>
+      </w:r>
+      <w:proofErr w:type="spellEnd"/>
+      <w:r>
+        <w:rPr>
+          <w:rFonts w:ascii="Times New Roman" w:hAnsi="Times New Roman" w:cs="Times New Roman"/>
+          <w:sz w:val="28"/>
+          <w:szCs w:val="28"/>
+          <w:lang w:val="ru-RU"/>
+        </w:rPr>
+        <w:t xml:space="preserve"> </w:t>
+      </w:r>
+      <w:proofErr w:type="spellStart"/>
+      <w:r>
+        <w:rPr>
+          <w:rFonts w:ascii="Times New Roman" w:hAnsi="Times New Roman" w:cs="Times New Roman"/>
+          <w:sz w:val="28"/>
+          <w:szCs w:val="28"/>
+          <w:lang w:val="en-US"/>
+        </w:rPr>
+        <w:t>MainWindow</w:t>
+      </w:r>
+      <w:proofErr w:type="spellEnd"/>
+      <w:r>
+        <w:rPr>
+          <w:rFonts w:ascii="Times New Roman" w:hAnsi="Times New Roman" w:cs="Times New Roman"/>
+          <w:sz w:val="28"/>
+          <w:szCs w:val="28"/>
+          <w:lang w:val="ru-RU"/>
+        </w:rPr>
+        <w:t xml:space="preserve"> </w:t>
+      </w:r>
+      <w:proofErr w:type="spellStart"/>
+      <w:r>
+        <w:rPr>
+          <w:rFonts w:ascii="Times New Roman" w:hAnsi="Times New Roman" w:cs="Times New Roman"/>
+          <w:sz w:val="28"/>
+          <w:szCs w:val="28"/>
+          <w:lang w:val="ru-RU"/>
+        </w:rPr>
+        <w:t>виконує</w:t>
+      </w:r>
+      <w:proofErr w:type="spellEnd"/>
+      <w:r>
+        <w:rPr>
+          <w:rFonts w:ascii="Times New Roman" w:hAnsi="Times New Roman" w:cs="Times New Roman"/>
+          <w:sz w:val="28"/>
+          <w:szCs w:val="28"/>
+          <w:lang w:val="ru-RU"/>
+        </w:rPr>
+        <w:t xml:space="preserve"> роль центрально</w:t>
+      </w:r>
+      <w:r>
+        <w:rPr>
+          <w:rFonts w:ascii="Times New Roman" w:hAnsi="Times New Roman" w:cs="Times New Roman"/>
+          <w:sz w:val="28"/>
+          <w:szCs w:val="28"/>
+          <w:lang w:val="ru-RU"/>
+        </w:rPr>
+        <w:t>го контролера.</w:t>
+      </w:r>
+    </w:p>
+    <w:p>
+      <w:pPr>
+        <w:spacing w:after="0" w:line="360" w:lineRule="auto"/>
+        <w:ind w:firstLine="709"/>
+        <w:jc w:val="both"/>
+        <w:rPr>
+          <w:rFonts w:ascii="Times New Roman" w:hAnsi="Times New Roman" w:cs="Times New Roman"/>
+          <w:sz w:val="28"/>
+          <w:szCs w:val="28"/>
+          <w:lang w:val="ru-RU"/>
+        </w:rPr>
+      </w:pPr>
+      <w:r>
+        <w:rPr>
+          <w:rFonts w:ascii="Times New Roman" w:hAnsi="Times New Roman" w:cs="Times New Roman"/>
+          <w:sz w:val="28"/>
+          <w:szCs w:val="28"/>
+          <w:lang w:val="ru-RU"/>
+        </w:rPr>
+        <w:t xml:space="preserve">Для </w:t>
+      </w:r>
+      <w:proofErr w:type="spellStart"/>
+      <w:r>
+        <w:rPr>
+          <w:rFonts w:ascii="Times New Roman" w:hAnsi="Times New Roman" w:cs="Times New Roman"/>
+          <w:sz w:val="28"/>
+          <w:szCs w:val="28"/>
+          <w:lang w:val="ru-RU"/>
+        </w:rPr>
+        <w:t>управління</w:t>
+      </w:r>
+      <w:proofErr w:type="spellEnd"/>
+      <w:r>
+        <w:rPr>
+          <w:rFonts w:ascii="Times New Roman" w:hAnsi="Times New Roman" w:cs="Times New Roman"/>
+          <w:sz w:val="28"/>
+          <w:szCs w:val="28"/>
+          <w:lang w:val="ru-RU"/>
+        </w:rPr>
+        <w:t xml:space="preserve"> часом </w:t>
+      </w:r>
+      <w:proofErr w:type="spellStart"/>
+      <w:r>
+        <w:rPr>
+          <w:rFonts w:ascii="Times New Roman" w:hAnsi="Times New Roman" w:cs="Times New Roman"/>
+          <w:sz w:val="28"/>
+          <w:szCs w:val="28"/>
+          <w:lang w:val="ru-RU"/>
+        </w:rPr>
+        <w:t>симуляції</w:t>
+      </w:r>
+      <w:proofErr w:type="spellEnd"/>
+      <w:r>
+        <w:rPr>
+          <w:rFonts w:ascii="Times New Roman" w:hAnsi="Times New Roman" w:cs="Times New Roman"/>
+          <w:sz w:val="28"/>
+          <w:szCs w:val="28"/>
+          <w:lang w:val="ru-RU"/>
+        </w:rPr>
+        <w:t xml:space="preserve"> </w:t>
+      </w:r>
+      <w:proofErr w:type="spellStart"/>
+      <w:r>
+        <w:rPr>
+          <w:rFonts w:ascii="Times New Roman" w:hAnsi="Times New Roman" w:cs="Times New Roman"/>
+          <w:sz w:val="28"/>
+          <w:szCs w:val="28"/>
+          <w:lang w:val="ru-RU"/>
+        </w:rPr>
+        <w:t>реалізовано</w:t>
+      </w:r>
+      <w:proofErr w:type="spellEnd"/>
+      <w:r>
+        <w:rPr>
+          <w:rFonts w:ascii="Times New Roman" w:hAnsi="Times New Roman" w:cs="Times New Roman"/>
+          <w:sz w:val="28"/>
+          <w:szCs w:val="28"/>
+          <w:lang w:val="ru-RU"/>
+        </w:rPr>
+        <w:t xml:space="preserve"> таймер _</w:t>
+      </w:r>
+      <w:proofErr w:type="spellStart"/>
+      <w:r>
+        <w:rPr>
+          <w:rFonts w:ascii="Times New Roman" w:hAnsi="Times New Roman" w:cs="Times New Roman"/>
+          <w:sz w:val="28"/>
+          <w:szCs w:val="28"/>
+          <w:lang w:val="en-US"/>
+        </w:rPr>
+        <w:t>simulationTimer</w:t>
+      </w:r>
+      <w:proofErr w:type="spellEnd"/>
+      <w:r>
+        <w:rPr>
+          <w:rFonts w:ascii="Times New Roman" w:hAnsi="Times New Roman" w:cs="Times New Roman"/>
+          <w:sz w:val="28"/>
+          <w:szCs w:val="28"/>
+          <w:lang w:val="ru-RU"/>
+        </w:rPr>
+        <w:t xml:space="preserve"> типу </w:t>
+      </w:r>
+      <w:proofErr w:type="spellStart"/>
+      <w:r>
+        <w:rPr>
+          <w:rFonts w:ascii="Times New Roman" w:hAnsi="Times New Roman" w:cs="Times New Roman"/>
+          <w:sz w:val="28"/>
+          <w:szCs w:val="28"/>
+          <w:lang w:val="en-US"/>
+        </w:rPr>
+        <w:t>DispatcherTimer</w:t>
+      </w:r>
+      <w:proofErr w:type="spellEnd"/>
+      <w:r>
+        <w:rPr>
+          <w:rFonts w:ascii="Times New Roman" w:hAnsi="Times New Roman" w:cs="Times New Roman"/>
+          <w:sz w:val="28"/>
+          <w:szCs w:val="28"/>
+          <w:lang w:val="ru-RU"/>
+        </w:rPr>
+        <w:t xml:space="preserve">. </w:t>
+      </w:r>
+      <w:proofErr w:type="spellStart"/>
+      <w:r>
+        <w:rPr>
+          <w:rFonts w:ascii="Times New Roman" w:hAnsi="Times New Roman" w:cs="Times New Roman"/>
+          <w:sz w:val="28"/>
+          <w:szCs w:val="28"/>
+          <w:lang w:val="ru-RU"/>
+        </w:rPr>
+        <w:t>Він</w:t>
+      </w:r>
+      <w:proofErr w:type="spellEnd"/>
+      <w:r>
+        <w:rPr>
+          <w:rFonts w:ascii="Times New Roman" w:hAnsi="Times New Roman" w:cs="Times New Roman"/>
+          <w:sz w:val="28"/>
+          <w:szCs w:val="28"/>
+          <w:lang w:val="ru-RU"/>
+        </w:rPr>
+        <w:t xml:space="preserve"> </w:t>
+      </w:r>
+      <w:proofErr w:type="spellStart"/>
+      <w:r>
+        <w:rPr>
+          <w:rFonts w:ascii="Times New Roman" w:hAnsi="Times New Roman" w:cs="Times New Roman"/>
+          <w:sz w:val="28"/>
+          <w:szCs w:val="28"/>
+          <w:lang w:val="ru-RU"/>
+        </w:rPr>
+        <w:t>налаштований</w:t>
+      </w:r>
+      <w:proofErr w:type="spellEnd"/>
+      <w:r>
+        <w:rPr>
+          <w:rFonts w:ascii="Times New Roman" w:hAnsi="Times New Roman" w:cs="Times New Roman"/>
+          <w:sz w:val="28"/>
+          <w:szCs w:val="28"/>
+          <w:lang w:val="ru-RU"/>
+        </w:rPr>
+        <w:t xml:space="preserve"> на </w:t>
+      </w:r>
+      <w:proofErr w:type="spellStart"/>
+      <w:r>
+        <w:rPr>
+          <w:rFonts w:ascii="Times New Roman" w:hAnsi="Times New Roman" w:cs="Times New Roman"/>
+          <w:sz w:val="28"/>
+          <w:szCs w:val="28"/>
+          <w:lang w:val="ru-RU"/>
+        </w:rPr>
+        <w:t>спрацювання</w:t>
+      </w:r>
+      <w:proofErr w:type="spellEnd"/>
+      <w:r>
+        <w:rPr>
+          <w:rFonts w:ascii="Times New Roman" w:hAnsi="Times New Roman" w:cs="Times New Roman"/>
+          <w:sz w:val="28"/>
+          <w:szCs w:val="28"/>
+          <w:lang w:val="ru-RU"/>
+        </w:rPr>
+        <w:t xml:space="preserve"> </w:t>
+      </w:r>
+      <w:proofErr w:type="spellStart"/>
+      <w:r>
+        <w:rPr>
+          <w:rFonts w:ascii="Times New Roman" w:hAnsi="Times New Roman" w:cs="Times New Roman"/>
+          <w:sz w:val="28"/>
+          <w:szCs w:val="28"/>
+          <w:lang w:val="ru-RU"/>
+        </w:rPr>
+        <w:t>кожні</w:t>
+      </w:r>
+      <w:proofErr w:type="spellEnd"/>
+      <w:r>
+        <w:rPr>
+          <w:rFonts w:ascii="Times New Roman" w:hAnsi="Times New Roman" w:cs="Times New Roman"/>
+          <w:sz w:val="28"/>
+          <w:szCs w:val="28"/>
+          <w:lang w:val="ru-RU"/>
+        </w:rPr>
+        <w:t xml:space="preserve"> 0.5 </w:t>
+      </w:r>
+      <w:proofErr w:type="spellStart"/>
+      <w:r>
+        <w:rPr>
+          <w:rFonts w:ascii="Times New Roman" w:hAnsi="Times New Roman" w:cs="Times New Roman"/>
+          <w:sz w:val="28"/>
+          <w:szCs w:val="28"/>
+          <w:lang w:val="ru-RU"/>
+        </w:rPr>
+        <w:t>секунди</w:t>
+      </w:r>
+      <w:proofErr w:type="spellEnd"/>
+      <w:r>
+        <w:rPr>
+          <w:rFonts w:ascii="Times New Roman" w:hAnsi="Times New Roman" w:cs="Times New Roman"/>
+          <w:sz w:val="28"/>
+          <w:szCs w:val="28"/>
+          <w:lang w:val="ru-RU"/>
+        </w:rPr>
+        <w:t xml:space="preserve"> (константа </w:t>
+      </w:r>
+      <w:r>
+        <w:rPr>
+          <w:rFonts w:ascii="Times New Roman" w:hAnsi="Times New Roman" w:cs="Times New Roman"/>
+          <w:sz w:val="28"/>
+          <w:szCs w:val="28"/>
+          <w:lang w:val="en-US"/>
+        </w:rPr>
+        <w:t>UPDATE</w:t>
+      </w:r>
+      <w:r>
+        <w:rPr>
+          <w:rFonts w:ascii="Times New Roman" w:hAnsi="Times New Roman" w:cs="Times New Roman"/>
+          <w:sz w:val="28"/>
+          <w:szCs w:val="28"/>
+          <w:lang w:val="ru-RU"/>
+        </w:rPr>
+        <w:t>_</w:t>
+      </w:r>
+      <w:r>
+        <w:rPr>
+          <w:rFonts w:ascii="Times New Roman" w:hAnsi="Times New Roman" w:cs="Times New Roman"/>
+          <w:sz w:val="28"/>
+          <w:szCs w:val="28"/>
+          <w:lang w:val="en-US"/>
+        </w:rPr>
+        <w:t>INTERVAL</w:t>
+      </w:r>
+      <w:r>
+        <w:rPr>
+          <w:rFonts w:ascii="Times New Roman" w:hAnsi="Times New Roman" w:cs="Times New Roman"/>
+          <w:sz w:val="28"/>
+          <w:szCs w:val="28"/>
+          <w:lang w:val="ru-RU"/>
+        </w:rPr>
+        <w:t>_</w:t>
+      </w:r>
+      <w:r>
+        <w:rPr>
+          <w:rFonts w:ascii="Times New Roman" w:hAnsi="Times New Roman" w:cs="Times New Roman"/>
+          <w:sz w:val="28"/>
+          <w:szCs w:val="28"/>
+          <w:lang w:val="en-US"/>
+        </w:rPr>
+        <w:t>SECONDS</w:t>
+      </w:r>
+      <w:r>
+        <w:rPr>
+          <w:rFonts w:ascii="Times New Roman" w:hAnsi="Times New Roman" w:cs="Times New Roman"/>
+          <w:sz w:val="28"/>
+          <w:szCs w:val="28"/>
+          <w:lang w:val="ru-RU"/>
+        </w:rPr>
+        <w:t xml:space="preserve">), </w:t>
+      </w:r>
+      <w:proofErr w:type="spellStart"/>
+      <w:r>
+        <w:rPr>
+          <w:rFonts w:ascii="Times New Roman" w:hAnsi="Times New Roman" w:cs="Times New Roman"/>
+          <w:sz w:val="28"/>
+          <w:szCs w:val="28"/>
+          <w:lang w:val="ru-RU"/>
+        </w:rPr>
+        <w:t>що</w:t>
+      </w:r>
+      <w:proofErr w:type="spellEnd"/>
+      <w:r>
+        <w:rPr>
+          <w:rFonts w:ascii="Times New Roman" w:hAnsi="Times New Roman" w:cs="Times New Roman"/>
+          <w:sz w:val="28"/>
+          <w:szCs w:val="28"/>
+          <w:lang w:val="ru-RU"/>
+        </w:rPr>
+        <w:t xml:space="preserve"> </w:t>
+      </w:r>
+      <w:proofErr w:type="spellStart"/>
+      <w:r>
+        <w:rPr>
+          <w:rFonts w:ascii="Times New Roman" w:hAnsi="Times New Roman" w:cs="Times New Roman"/>
+          <w:sz w:val="28"/>
+          <w:szCs w:val="28"/>
+          <w:lang w:val="ru-RU"/>
+        </w:rPr>
+        <w:t>відповідає</w:t>
+      </w:r>
+      <w:proofErr w:type="spellEnd"/>
+      <w:r>
+        <w:rPr>
+          <w:rFonts w:ascii="Times New Roman" w:hAnsi="Times New Roman" w:cs="Times New Roman"/>
+          <w:sz w:val="28"/>
+          <w:szCs w:val="28"/>
+          <w:lang w:val="ru-RU"/>
+        </w:rPr>
+        <w:t xml:space="preserve"> одному "такту" </w:t>
+      </w:r>
+      <w:proofErr w:type="spellStart"/>
+      <w:r>
+        <w:rPr>
+          <w:rFonts w:ascii="Times New Roman" w:hAnsi="Times New Roman" w:cs="Times New Roman"/>
+          <w:sz w:val="28"/>
+          <w:szCs w:val="28"/>
+          <w:lang w:val="ru-RU"/>
+        </w:rPr>
+        <w:t>симуляції</w:t>
+      </w:r>
+      <w:proofErr w:type="spellEnd"/>
+      <w:r>
+        <w:rPr>
+          <w:rFonts w:ascii="Times New Roman" w:hAnsi="Times New Roman" w:cs="Times New Roman"/>
+          <w:sz w:val="28"/>
+          <w:szCs w:val="28"/>
+          <w:lang w:val="ru-RU"/>
+        </w:rPr>
+        <w:t xml:space="preserve">. У кожному </w:t>
+      </w:r>
+      <w:proofErr w:type="spellStart"/>
+      <w:r>
+        <w:rPr>
+          <w:rFonts w:ascii="Times New Roman" w:hAnsi="Times New Roman" w:cs="Times New Roman"/>
+          <w:sz w:val="28"/>
+          <w:szCs w:val="28"/>
+          <w:lang w:val="ru-RU"/>
+        </w:rPr>
+        <w:t>такті</w:t>
+      </w:r>
+      <w:proofErr w:type="spellEnd"/>
+      <w:r>
+        <w:rPr>
+          <w:rFonts w:ascii="Times New Roman" w:hAnsi="Times New Roman" w:cs="Times New Roman"/>
+          <w:sz w:val="28"/>
+          <w:szCs w:val="28"/>
+          <w:lang w:val="ru-RU"/>
+        </w:rPr>
+        <w:t xml:space="preserve"> </w:t>
+      </w:r>
+      <w:proofErr w:type="spellStart"/>
+      <w:r>
+        <w:rPr>
+          <w:rFonts w:ascii="Times New Roman" w:hAnsi="Times New Roman" w:cs="Times New Roman"/>
+          <w:sz w:val="28"/>
+          <w:szCs w:val="28"/>
+          <w:lang w:val="ru-RU"/>
+        </w:rPr>
+        <w:t>системний</w:t>
+      </w:r>
+      <w:proofErr w:type="spellEnd"/>
+      <w:r>
+        <w:rPr>
+          <w:rFonts w:ascii="Times New Roman" w:hAnsi="Times New Roman" w:cs="Times New Roman"/>
+          <w:sz w:val="28"/>
+          <w:szCs w:val="28"/>
+          <w:lang w:val="ru-RU"/>
+        </w:rPr>
+        <w:t xml:space="preserve"> час </w:t>
+      </w:r>
+      <w:proofErr w:type="spellStart"/>
+      <w:r>
+        <w:rPr>
+          <w:rFonts w:ascii="Times New Roman" w:hAnsi="Times New Roman" w:cs="Times New Roman"/>
+          <w:sz w:val="28"/>
+          <w:szCs w:val="28"/>
+          <w:lang w:val="ru-RU"/>
+        </w:rPr>
+        <w:t>збільшується</w:t>
+      </w:r>
+      <w:proofErr w:type="spellEnd"/>
+      <w:r>
+        <w:rPr>
+          <w:rFonts w:ascii="Times New Roman" w:hAnsi="Times New Roman" w:cs="Times New Roman"/>
+          <w:sz w:val="28"/>
+          <w:szCs w:val="28"/>
+          <w:lang w:val="ru-RU"/>
+        </w:rPr>
+        <w:t xml:space="preserve"> </w:t>
+      </w:r>
+      <w:proofErr w:type="spellStart"/>
+      <w:r>
+        <w:rPr>
+          <w:rFonts w:ascii="Times New Roman" w:hAnsi="Times New Roman" w:cs="Times New Roman"/>
+          <w:sz w:val="28"/>
+          <w:szCs w:val="28"/>
+          <w:lang w:val="ru-RU"/>
+        </w:rPr>
+        <w:t>пропорційно</w:t>
+      </w:r>
+      <w:proofErr w:type="spellEnd"/>
+      <w:r>
+        <w:rPr>
+          <w:rFonts w:ascii="Times New Roman" w:hAnsi="Times New Roman" w:cs="Times New Roman"/>
+          <w:sz w:val="28"/>
+          <w:szCs w:val="28"/>
+          <w:lang w:val="ru-RU"/>
+        </w:rPr>
+        <w:t xml:space="preserve"> </w:t>
+      </w:r>
+      <w:proofErr w:type="spellStart"/>
+      <w:r>
+        <w:rPr>
+          <w:rFonts w:ascii="Times New Roman" w:hAnsi="Times New Roman" w:cs="Times New Roman"/>
+          <w:sz w:val="28"/>
+          <w:szCs w:val="28"/>
+          <w:lang w:val="ru-RU"/>
+        </w:rPr>
+        <w:t>коефіцієнту</w:t>
+      </w:r>
+      <w:proofErr w:type="spellEnd"/>
+      <w:r>
+        <w:rPr>
+          <w:rFonts w:ascii="Times New Roman" w:hAnsi="Times New Roman" w:cs="Times New Roman"/>
+          <w:sz w:val="28"/>
+          <w:szCs w:val="28"/>
+          <w:lang w:val="ru-RU"/>
+        </w:rPr>
+        <w:t xml:space="preserve"> </w:t>
+      </w:r>
+      <w:proofErr w:type="spellStart"/>
+      <w:r>
+        <w:rPr>
+          <w:rFonts w:ascii="Times New Roman" w:hAnsi="Times New Roman" w:cs="Times New Roman"/>
+          <w:sz w:val="28"/>
+          <w:szCs w:val="28"/>
+          <w:lang w:val="ru-RU"/>
+        </w:rPr>
+        <w:t>прискорення</w:t>
+      </w:r>
+      <w:proofErr w:type="spellEnd"/>
+      <w:r>
+        <w:rPr>
+          <w:rFonts w:ascii="Times New Roman" w:hAnsi="Times New Roman" w:cs="Times New Roman"/>
+          <w:sz w:val="28"/>
+          <w:szCs w:val="28"/>
+          <w:lang w:val="ru-RU"/>
+        </w:rPr>
+        <w:t>.</w:t>
+      </w:r>
+    </w:p>
+    <w:p>
+      <w:pPr>
+        <w:spacing w:after="0" w:line="360" w:lineRule="auto"/>
+        <w:ind w:firstLine="709"/>
+        <w:jc w:val="both"/>
+        <w:rPr>
+          <w:rFonts w:ascii="Times New Roman" w:hAnsi="Times New Roman" w:cs="Times New Roman"/>
+          <w:sz w:val="28"/>
+          <w:szCs w:val="28"/>
+          <w:lang w:val="ru-RU"/>
+        </w:rPr>
+      </w:pPr>
+    </w:p>
+    <w:p>
+      <w:pPr>
+        <w:spacing w:after="0" w:line="360" w:lineRule="auto"/>
+        <w:ind w:firstLine="709"/>
+        <w:jc w:val="both"/>
+        <w:rPr>
+          <w:rFonts w:ascii="Courier New" w:hAnsi="Courier New" w:cs="Courier New"/>
+          <w:sz w:val="20"/>
+          <w:szCs w:val="20"/>
+          <w:lang w:val="en-US"/>
+        </w:rPr>
+      </w:pPr>
+      <w:proofErr w:type="gramStart"/>
+      <w:r>
+        <w:rPr>
+          <w:rFonts w:ascii="Courier New" w:hAnsi="Courier New" w:cs="Courier New"/>
+          <w:sz w:val="20"/>
+          <w:szCs w:val="20"/>
+          <w:lang w:val="en-US"/>
+        </w:rPr>
+        <w:t>private</w:t>
+      </w:r>
+      <w:proofErr w:type="gramEnd"/>
+      <w:r>
+        <w:rPr>
+          <w:rFonts w:ascii="Courier New" w:hAnsi="Courier New" w:cs="Courier New"/>
+          <w:sz w:val="20"/>
+          <w:szCs w:val="20"/>
+          <w:lang w:val="en-US"/>
+        </w:rPr>
+        <w:t xml:space="preserve"> void </w:t>
+      </w:r>
+      <w:proofErr w:type="spellStart"/>
+      <w:r>
+        <w:rPr>
+          <w:rFonts w:ascii="Courier New" w:hAnsi="Courier New" w:cs="Courier New"/>
+          <w:sz w:val="20"/>
+          <w:szCs w:val="20"/>
+          <w:lang w:val="en-US"/>
+        </w:rPr>
+        <w:t>InitializeSimulation</w:t>
+      </w:r>
+      <w:proofErr w:type="spellEnd"/>
+      <w:r>
+        <w:rPr>
+          <w:rFonts w:ascii="Courier New" w:hAnsi="Courier New" w:cs="Courier New"/>
+          <w:sz w:val="20"/>
+          <w:szCs w:val="20"/>
+          <w:lang w:val="en-US"/>
+        </w:rPr>
+        <w:t>()</w:t>
+      </w:r>
+    </w:p>
+    <w:p>
+      <w:pPr>
+        <w:spacing w:after="0" w:line="360" w:lineRule="auto"/>
+        <w:ind w:firstLine="709"/>
+        <w:jc w:val="both"/>
+        <w:rPr>
+          <w:rFonts w:ascii="Courier New" w:hAnsi="Courier New" w:cs="Courier New"/>
+          <w:sz w:val="20"/>
+          <w:szCs w:val="20"/>
+          <w:lang w:val="en-US"/>
+        </w:rPr>
+      </w:pPr>
+      <w:r>
+        <w:rPr>
+          <w:rFonts w:ascii="Courier New" w:hAnsi="Courier New" w:cs="Courier New"/>
+          <w:sz w:val="20"/>
+          <w:szCs w:val="20"/>
+          <w:lang w:val="en-US"/>
+        </w:rPr>
+        <w:t>{</w:t>
+      </w:r>
+    </w:p>
+    <w:p>
+      <w:pPr>
+        <w:spacing w:after="0" w:line="360" w:lineRule="auto"/>
+        <w:ind w:firstLine="709"/>
+        <w:jc w:val="both"/>
+        <w:rPr>
+          <w:rFonts w:ascii="Courier New" w:hAnsi="Courier New" w:cs="Courier New"/>
+          <w:sz w:val="20"/>
+          <w:szCs w:val="20"/>
+          <w:lang w:val="en-US"/>
+        </w:rPr>
+      </w:pPr>
+      <w:r>
+        <w:rPr>
+          <w:rFonts w:ascii="Courier New" w:hAnsi="Courier New" w:cs="Courier New"/>
+          <w:sz w:val="20"/>
+          <w:szCs w:val="20"/>
+          <w:lang w:val="en-US"/>
+        </w:rPr>
+        <w:t xml:space="preserve">    </w:t>
+      </w:r>
+      <w:proofErr w:type="spellStart"/>
+      <w:r>
+        <w:rPr>
+          <w:rFonts w:ascii="Courier New" w:hAnsi="Courier New" w:cs="Courier New"/>
+          <w:sz w:val="20"/>
+          <w:szCs w:val="20"/>
+          <w:lang w:val="en-US"/>
+        </w:rPr>
+        <w:t>CurrentSimTime</w:t>
+      </w:r>
+      <w:proofErr w:type="spellEnd"/>
+      <w:r>
+        <w:rPr>
+          <w:rFonts w:ascii="Courier New" w:hAnsi="Courier New" w:cs="Courier New"/>
+          <w:sz w:val="20"/>
+          <w:szCs w:val="20"/>
+          <w:lang w:val="en-US"/>
+        </w:rPr>
+        <w:t xml:space="preserve"> = </w:t>
+      </w:r>
+      <w:proofErr w:type="spellStart"/>
+      <w:r>
+        <w:rPr>
+          <w:rFonts w:ascii="Courier New" w:hAnsi="Courier New" w:cs="Courier New"/>
+          <w:sz w:val="20"/>
+          <w:szCs w:val="20"/>
+          <w:lang w:val="en-US"/>
+        </w:rPr>
+        <w:t>TimeSpan.Zero</w:t>
+      </w:r>
+      <w:proofErr w:type="spellEnd"/>
+      <w:r>
+        <w:rPr>
+          <w:rFonts w:ascii="Courier New" w:hAnsi="Courier New" w:cs="Courier New"/>
+          <w:sz w:val="20"/>
+          <w:szCs w:val="20"/>
+          <w:lang w:val="en-US"/>
+        </w:rPr>
+        <w:t>;</w:t>
+      </w:r>
+    </w:p>
+    <w:p>
+      <w:pPr>
+        <w:spacing w:after="0" w:line="360" w:lineRule="auto"/>
+        <w:ind w:firstLine="709"/>
+        <w:jc w:val="both"/>
+        <w:rPr>
+          <w:rFonts w:ascii="Courier New" w:hAnsi="Courier New" w:cs="Courier New"/>
+          <w:sz w:val="20"/>
+          <w:szCs w:val="20"/>
+          <w:lang w:val="en-US"/>
+        </w:rPr>
+      </w:pPr>
+      <w:r>
+        <w:rPr>
+          <w:rFonts w:ascii="Courier New" w:hAnsi="Courier New" w:cs="Courier New"/>
+          <w:sz w:val="20"/>
+          <w:szCs w:val="20"/>
+          <w:lang w:val="en-US"/>
+        </w:rPr>
+        <w:t xml:space="preserve">    _</w:t>
+      </w:r>
+      <w:proofErr w:type="spellStart"/>
+      <w:r>
+        <w:rPr>
+          <w:rFonts w:ascii="Courier New" w:hAnsi="Courier New" w:cs="Courier New"/>
+          <w:sz w:val="20"/>
+          <w:szCs w:val="20"/>
+          <w:lang w:val="en-US"/>
+        </w:rPr>
+        <w:t>simulationTimer</w:t>
+      </w:r>
+      <w:proofErr w:type="spellEnd"/>
+      <w:r>
+        <w:rPr>
+          <w:rFonts w:ascii="Courier New" w:hAnsi="Courier New" w:cs="Courier New"/>
+          <w:sz w:val="20"/>
+          <w:szCs w:val="20"/>
+          <w:lang w:val="en-US"/>
+        </w:rPr>
+        <w:t xml:space="preserve"> = new </w:t>
+      </w:r>
+      <w:proofErr w:type="spellStart"/>
+      <w:proofErr w:type="gramStart"/>
+      <w:r>
+        <w:rPr>
+          <w:rFonts w:ascii="Courier New" w:hAnsi="Courier New" w:cs="Courier New"/>
+          <w:sz w:val="20"/>
+          <w:szCs w:val="20"/>
+          <w:lang w:val="en-US"/>
+        </w:rPr>
+        <w:t>DispatcherTimer</w:t>
+      </w:r>
+      <w:proofErr w:type="spellEnd"/>
+      <w:r>
+        <w:rPr>
+          <w:rFonts w:ascii="Courier New" w:hAnsi="Courier New" w:cs="Courier New"/>
+          <w:sz w:val="20"/>
+          <w:szCs w:val="20"/>
+          <w:lang w:val="en-US"/>
+        </w:rPr>
+        <w:t>(</w:t>
+      </w:r>
+      <w:proofErr w:type="gramEnd"/>
+      <w:r>
+        <w:rPr>
+          <w:rFonts w:ascii="Courier New" w:hAnsi="Courier New" w:cs="Courier New"/>
+          <w:sz w:val="20"/>
+          <w:szCs w:val="20"/>
+          <w:lang w:val="en-US"/>
+        </w:rPr>
+        <w:t>);</w:t>
+      </w:r>
+    </w:p>
+    <w:p>
+      <w:pPr>
+        <w:spacing w:after="0" w:line="360" w:lineRule="auto"/>
+        <w:ind w:firstLine="709"/>
+        <w:jc w:val="both"/>
+        <w:rPr>
+          <w:rFonts w:ascii="Courier New" w:hAnsi="Courier New" w:cs="Courier New"/>
+          <w:sz w:val="20"/>
+          <w:szCs w:val="20"/>
+          <w:lang w:val="en-US"/>
+        </w:rPr>
+      </w:pPr>
+      <w:r>
+        <w:rPr>
+          <w:rFonts w:ascii="Courier New" w:hAnsi="Courier New" w:cs="Courier New"/>
+          <w:sz w:val="20"/>
+          <w:szCs w:val="20"/>
+          <w:lang w:val="en-US"/>
+        </w:rPr>
+        <w:t xml:space="preserve">    _</w:t>
+      </w:r>
+      <w:proofErr w:type="spellStart"/>
+      <w:r>
+        <w:rPr>
+          <w:rFonts w:ascii="Courier New" w:hAnsi="Courier New" w:cs="Courier New"/>
+          <w:sz w:val="20"/>
+          <w:szCs w:val="20"/>
+          <w:lang w:val="en-US"/>
+        </w:rPr>
+        <w:t>simulationTimer.Interval</w:t>
+      </w:r>
+      <w:proofErr w:type="spellEnd"/>
+      <w:r>
+        <w:rPr>
+          <w:rFonts w:ascii="Courier New" w:hAnsi="Courier New" w:cs="Courier New"/>
+          <w:sz w:val="20"/>
+          <w:szCs w:val="20"/>
+          <w:lang w:val="en-US"/>
+        </w:rPr>
+        <w:t xml:space="preserve"> = </w:t>
+      </w:r>
+      <w:proofErr w:type="spellStart"/>
+      <w:proofErr w:type="gramStart"/>
+      <w:r>
+        <w:rPr>
+          <w:rFonts w:ascii="Courier New" w:hAnsi="Courier New" w:cs="Courier New"/>
+          <w:sz w:val="20"/>
+          <w:szCs w:val="20"/>
+          <w:lang w:val="en-US"/>
+        </w:rPr>
+        <w:t>TimeSpan.FromSeconds</w:t>
+      </w:r>
+      <w:proofErr w:type="spellEnd"/>
+      <w:r>
+        <w:rPr>
+          <w:rFonts w:ascii="Courier New" w:hAnsi="Courier New" w:cs="Courier New"/>
+          <w:sz w:val="20"/>
+          <w:szCs w:val="20"/>
+          <w:lang w:val="en-US"/>
+        </w:rPr>
+        <w:t>(</w:t>
+      </w:r>
+      <w:proofErr w:type="gramEnd"/>
+      <w:r>
+        <w:rPr>
+          <w:rFonts w:ascii="Courier New" w:hAnsi="Courier New" w:cs="Courier New"/>
+          <w:sz w:val="20"/>
+          <w:szCs w:val="20"/>
+          <w:lang w:val="en-US"/>
+        </w:rPr>
+        <w:t>UPDATE_INTERVAL_SECONDS);</w:t>
+      </w:r>
+    </w:p>
+    <w:p>
+      <w:pPr>
+        <w:spacing w:after="0" w:line="360" w:lineRule="auto"/>
+        <w:ind w:firstLine="709"/>
+        <w:jc w:val="both"/>
+        <w:rPr>
+          <w:rFonts w:ascii="Courier New" w:hAnsi="Courier New" w:cs="Courier New"/>
+          <w:sz w:val="20"/>
+          <w:szCs w:val="20"/>
+          <w:lang w:val="en-US"/>
+        </w:rPr>
+      </w:pPr>
+      <w:r>
+        <w:rPr>
+          <w:rFonts w:ascii="Courier New" w:hAnsi="Courier New" w:cs="Courier New"/>
+          <w:sz w:val="20"/>
+          <w:szCs w:val="20"/>
+          <w:lang w:val="en-US"/>
+        </w:rPr>
+        <w:t xml:space="preserve">    _</w:t>
+      </w:r>
+      <w:proofErr w:type="spellStart"/>
+      <w:r>
+        <w:rPr>
+          <w:rFonts w:ascii="Courier New" w:hAnsi="Courier New" w:cs="Courier New"/>
+          <w:sz w:val="20"/>
+          <w:szCs w:val="20"/>
+          <w:lang w:val="en-US"/>
+        </w:rPr>
+        <w:t>simulationTimer.Tick</w:t>
+      </w:r>
+      <w:proofErr w:type="spellEnd"/>
+      <w:r>
+        <w:rPr>
+          <w:rFonts w:ascii="Courier New" w:hAnsi="Courier New" w:cs="Courier New"/>
+          <w:sz w:val="20"/>
+          <w:szCs w:val="20"/>
+          <w:lang w:val="en-US"/>
+        </w:rPr>
+        <w:t xml:space="preserve"> += </w:t>
+      </w:r>
+      <w:proofErr w:type="spellStart"/>
+      <w:r>
+        <w:rPr>
+          <w:rFonts w:ascii="Courier New" w:hAnsi="Courier New" w:cs="Courier New"/>
+          <w:sz w:val="20"/>
+          <w:szCs w:val="20"/>
+          <w:lang w:val="en-US"/>
+        </w:rPr>
+        <w:t>SimulationTimer_Tick</w:t>
+      </w:r>
+      <w:proofErr w:type="spellEnd"/>
+      <w:r>
+        <w:rPr>
+          <w:rFonts w:ascii="Courier New" w:hAnsi="Courier New" w:cs="Courier New"/>
+          <w:sz w:val="20"/>
+          <w:szCs w:val="20"/>
+          <w:lang w:val="en-US"/>
+        </w:rPr>
+        <w:t xml:space="preserve">; // </w:t>
+      </w:r>
+      <w:proofErr w:type="spellStart"/>
+      <w:r>
+        <w:rPr>
+          <w:rFonts w:ascii="Courier New" w:hAnsi="Courier New" w:cs="Courier New"/>
+          <w:sz w:val="20"/>
+          <w:szCs w:val="20"/>
+          <w:lang w:val="en-US"/>
+        </w:rPr>
+        <w:t>Підписка</w:t>
+      </w:r>
+      <w:proofErr w:type="spellEnd"/>
+      <w:r>
+        <w:rPr>
+          <w:rFonts w:ascii="Courier New" w:hAnsi="Courier New" w:cs="Courier New"/>
+          <w:sz w:val="20"/>
+          <w:szCs w:val="20"/>
+          <w:lang w:val="en-US"/>
+        </w:rPr>
+        <w:t xml:space="preserve"> </w:t>
+      </w:r>
+      <w:proofErr w:type="spellStart"/>
+      <w:r>
+        <w:rPr>
+          <w:rFonts w:ascii="Courier New" w:hAnsi="Courier New" w:cs="Courier New"/>
+          <w:sz w:val="20"/>
+          <w:szCs w:val="20"/>
+          <w:lang w:val="en-US"/>
+        </w:rPr>
+        <w:t>на</w:t>
+      </w:r>
+      <w:proofErr w:type="spellEnd"/>
+      <w:r>
+        <w:rPr>
+          <w:rFonts w:ascii="Courier New" w:hAnsi="Courier New" w:cs="Courier New"/>
+          <w:sz w:val="20"/>
+          <w:szCs w:val="20"/>
+          <w:lang w:val="en-US"/>
+        </w:rPr>
+        <w:t xml:space="preserve"> </w:t>
+      </w:r>
+      <w:proofErr w:type="spellStart"/>
+      <w:r>
+        <w:rPr>
+          <w:rFonts w:ascii="Courier New" w:hAnsi="Courier New" w:cs="Courier New"/>
+          <w:sz w:val="20"/>
+          <w:szCs w:val="20"/>
+          <w:lang w:val="en-US"/>
+        </w:rPr>
+        <w:t>подію</w:t>
+      </w:r>
+      <w:proofErr w:type="spellEnd"/>
+      <w:r>
+        <w:rPr>
+          <w:rFonts w:ascii="Courier New" w:hAnsi="Courier New" w:cs="Courier New"/>
+          <w:sz w:val="20"/>
+          <w:szCs w:val="20"/>
+          <w:lang w:val="en-US"/>
+        </w:rPr>
+        <w:t xml:space="preserve"> </w:t>
+      </w:r>
+      <w:proofErr w:type="spellStart"/>
+      <w:r>
+        <w:rPr>
+          <w:rFonts w:ascii="Courier New" w:hAnsi="Courier New" w:cs="Courier New"/>
+          <w:sz w:val="20"/>
+          <w:szCs w:val="20"/>
+          <w:lang w:val="en-US"/>
+        </w:rPr>
+        <w:t>такту</w:t>
+      </w:r>
+      <w:proofErr w:type="spellEnd"/>
+    </w:p>
+    <w:p>
+      <w:pPr>
+        <w:spacing w:after="0" w:line="360" w:lineRule="auto"/>
+        <w:ind w:firstLine="709"/>
+        <w:jc w:val="both"/>
+        <w:rPr>
+          <w:rFonts w:ascii="Courier New" w:hAnsi="Courier New" w:cs="Courier New"/>
+          <w:sz w:val="20"/>
+          <w:szCs w:val="20"/>
+          <w:lang w:val="en-US"/>
+        </w:rPr>
+      </w:pPr>
+      <w:r>
+        <w:rPr>
+          <w:rFonts w:ascii="Courier New" w:hAnsi="Courier New" w:cs="Courier New"/>
+          <w:sz w:val="20"/>
+          <w:szCs w:val="20"/>
+          <w:lang w:val="en-US"/>
+        </w:rPr>
+        <w:t xml:space="preserve">    // ... </w:t>
+      </w:r>
+      <w:proofErr w:type="spellStart"/>
+      <w:r>
+        <w:rPr>
+          <w:rFonts w:ascii="Courier New" w:hAnsi="Courier New" w:cs="Courier New"/>
+          <w:sz w:val="20"/>
+          <w:szCs w:val="20"/>
+          <w:lang w:val="en-US"/>
+        </w:rPr>
+        <w:t>ініціалізація</w:t>
+      </w:r>
+      <w:proofErr w:type="spellEnd"/>
+      <w:r>
+        <w:rPr>
+          <w:rFonts w:ascii="Courier New" w:hAnsi="Courier New" w:cs="Courier New"/>
+          <w:sz w:val="20"/>
+          <w:szCs w:val="20"/>
+          <w:lang w:val="en-US"/>
+        </w:rPr>
+        <w:t xml:space="preserve"> </w:t>
+      </w:r>
+      <w:proofErr w:type="spellStart"/>
+      <w:r>
+        <w:rPr>
+          <w:rFonts w:ascii="Courier New" w:hAnsi="Courier New" w:cs="Courier New"/>
+          <w:sz w:val="20"/>
+          <w:szCs w:val="20"/>
+          <w:lang w:val="en-US"/>
+        </w:rPr>
+        <w:t>таймера</w:t>
+      </w:r>
+      <w:proofErr w:type="spellEnd"/>
+      <w:r>
+        <w:rPr>
+          <w:rFonts w:ascii="Courier New" w:hAnsi="Courier New" w:cs="Courier New"/>
+          <w:sz w:val="20"/>
+          <w:szCs w:val="20"/>
+          <w:lang w:val="en-US"/>
+        </w:rPr>
+        <w:t xml:space="preserve"> </w:t>
+      </w:r>
+      <w:proofErr w:type="spellStart"/>
+      <w:r>
+        <w:rPr>
+          <w:rFonts w:ascii="Courier New" w:hAnsi="Courier New" w:cs="Courier New"/>
+          <w:sz w:val="20"/>
+          <w:szCs w:val="20"/>
+          <w:lang w:val="en-US"/>
+        </w:rPr>
+        <w:t>тривоги</w:t>
+      </w:r>
+      <w:proofErr w:type="spellEnd"/>
+    </w:p>
+    <w:p>
+      <w:pPr>
+        <w:spacing w:after="0" w:line="360" w:lineRule="auto"/>
+        <w:ind w:firstLine="709"/>
+        <w:jc w:val="both"/>
+        <w:rPr>
+          <w:rFonts w:ascii="Courier New" w:hAnsi="Courier New" w:cs="Courier New"/>
+          <w:sz w:val="20"/>
+          <w:szCs w:val="20"/>
+          <w:lang w:val="en-US"/>
+        </w:rPr>
+      </w:pPr>
+      <w:r>
+        <w:rPr>
+          <w:rFonts w:ascii="Courier New" w:hAnsi="Courier New" w:cs="Courier New"/>
+          <w:sz w:val="20"/>
+          <w:szCs w:val="20"/>
+          <w:lang w:val="en-US"/>
+        </w:rPr>
+        <w:t>}</w:t>
+      </w:r>
+    </w:p>
+    <w:p>
+      <w:pPr>
+        <w:spacing w:after="0" w:line="360" w:lineRule="auto"/>
+        <w:ind w:firstLine="709"/>
+        <w:jc w:val="both"/>
+        <w:rPr>
+          <w:rFonts w:ascii="Times New Roman" w:hAnsi="Times New Roman" w:cs="Times New Roman"/>
+          <w:sz w:val="28"/>
+          <w:szCs w:val="28"/>
+          <w:lang w:val="ru-RU"/>
+        </w:rPr>
+      </w:pPr>
+    </w:p>
+    <w:p>
+      <w:pPr>
+        <w:spacing w:after="0" w:line="360" w:lineRule="auto"/>
+        <w:ind w:firstLine="709"/>
+        <w:jc w:val="both"/>
+        <w:rPr>
+          <w:rFonts w:ascii="Times New Roman" w:hAnsi="Times New Roman" w:cs="Times New Roman"/>
+          <w:sz w:val="28"/>
+          <w:szCs w:val="28"/>
+          <w:lang w:val="ru-RU"/>
+        </w:rPr>
+      </w:pPr>
+      <w:proofErr w:type="spellStart"/>
+      <w:r>
+        <w:rPr>
+          <w:rFonts w:ascii="Times New Roman" w:hAnsi="Times New Roman" w:cs="Times New Roman"/>
+          <w:sz w:val="28"/>
+          <w:szCs w:val="28"/>
+          <w:lang w:val="ru-RU"/>
+        </w:rPr>
+        <w:t>Зберігання</w:t>
+      </w:r>
+      <w:proofErr w:type="spellEnd"/>
+      <w:r>
+        <w:rPr>
+          <w:rFonts w:ascii="Times New Roman" w:hAnsi="Times New Roman" w:cs="Times New Roman"/>
+          <w:sz w:val="28"/>
+          <w:szCs w:val="28"/>
+          <w:lang w:val="ru-RU"/>
+        </w:rPr>
+        <w:t xml:space="preserve"> </w:t>
+      </w:r>
+      <w:proofErr w:type="spellStart"/>
+      <w:r>
+        <w:rPr>
+          <w:rFonts w:ascii="Times New Roman" w:hAnsi="Times New Roman" w:cs="Times New Roman"/>
+          <w:sz w:val="28"/>
+          <w:szCs w:val="28"/>
+          <w:lang w:val="ru-RU"/>
+        </w:rPr>
+        <w:t>даних</w:t>
+      </w:r>
+      <w:proofErr w:type="spellEnd"/>
+      <w:r>
+        <w:rPr>
+          <w:rFonts w:ascii="Times New Roman" w:hAnsi="Times New Roman" w:cs="Times New Roman"/>
+          <w:sz w:val="28"/>
+          <w:szCs w:val="28"/>
+          <w:lang w:val="ru-RU"/>
+        </w:rPr>
+        <w:t xml:space="preserve"> </w:t>
+      </w:r>
+      <w:proofErr w:type="spellStart"/>
+      <w:r>
+        <w:rPr>
+          <w:rFonts w:ascii="Times New Roman" w:hAnsi="Times New Roman" w:cs="Times New Roman"/>
+          <w:sz w:val="28"/>
+          <w:szCs w:val="28"/>
+          <w:lang w:val="ru-RU"/>
+        </w:rPr>
+        <w:t>реалізо</w:t>
+      </w:r>
+      <w:r>
+        <w:rPr>
+          <w:rFonts w:ascii="Times New Roman" w:hAnsi="Times New Roman" w:cs="Times New Roman"/>
+          <w:sz w:val="28"/>
+          <w:szCs w:val="28"/>
+          <w:lang w:val="ru-RU"/>
+        </w:rPr>
+        <w:t>вано</w:t>
+      </w:r>
+      <w:proofErr w:type="spellEnd"/>
+      <w:r>
+        <w:rPr>
+          <w:rFonts w:ascii="Times New Roman" w:hAnsi="Times New Roman" w:cs="Times New Roman"/>
+          <w:sz w:val="28"/>
+          <w:szCs w:val="28"/>
+          <w:lang w:val="ru-RU"/>
+        </w:rPr>
+        <w:t xml:space="preserve"> через </w:t>
+      </w:r>
+      <w:proofErr w:type="spellStart"/>
+      <w:r>
+        <w:rPr>
+          <w:rFonts w:ascii="Times New Roman" w:hAnsi="Times New Roman" w:cs="Times New Roman"/>
+          <w:sz w:val="28"/>
+          <w:szCs w:val="28"/>
+          <w:lang w:val="ru-RU"/>
+        </w:rPr>
+        <w:t>типізовані</w:t>
+      </w:r>
+      <w:proofErr w:type="spellEnd"/>
+      <w:r>
+        <w:rPr>
+          <w:rFonts w:ascii="Times New Roman" w:hAnsi="Times New Roman" w:cs="Times New Roman"/>
+          <w:sz w:val="28"/>
+          <w:szCs w:val="28"/>
+          <w:lang w:val="ru-RU"/>
+        </w:rPr>
+        <w:t xml:space="preserve"> </w:t>
+      </w:r>
+      <w:proofErr w:type="spellStart"/>
+      <w:r>
+        <w:rPr>
+          <w:rFonts w:ascii="Times New Roman" w:hAnsi="Times New Roman" w:cs="Times New Roman"/>
+          <w:sz w:val="28"/>
+          <w:szCs w:val="28"/>
+          <w:lang w:val="ru-RU"/>
+        </w:rPr>
+        <w:t>колекції</w:t>
+      </w:r>
+      <w:proofErr w:type="spellEnd"/>
+      <w:r>
+        <w:rPr>
+          <w:rFonts w:ascii="Times New Roman" w:hAnsi="Times New Roman" w:cs="Times New Roman"/>
+          <w:sz w:val="28"/>
+          <w:szCs w:val="28"/>
+          <w:lang w:val="ru-RU"/>
+        </w:rPr>
+        <w:t>:</w:t>
+      </w:r>
     </w:p>
     <w:p>
       <w:pPr>
         <w:pStyle w:val="a9"/>
         <w:numPr>
-          <w:ilvl w:val="1"/>
-          <w:numId w:val="10"/>
+          <w:ilvl w:val="0"/>
+          <w:numId w:val="24"/>
         </w:numPr>
+        <w:tabs>
+          <w:tab w:val="left" w:pos="1560"/>
+        </w:tabs>
         <w:spacing w:after="0" w:line="360" w:lineRule="auto"/>
-        <w:jc w:val="both"/>
-        <w:rPr>
-          <w:rFonts w:ascii="Times New Roman" w:hAnsi="Times New Roman" w:cs="Times New Roman"/>
-          <w:sz w:val="28"/>
-          <w:szCs w:val="28"/>
-        </w:rPr>
-      </w:pPr>
-      <w:r>
-        <w:rPr>
-          <w:rFonts w:ascii="Times New Roman" w:hAnsi="Times New Roman" w:cs="Times New Roman"/>
-          <w:sz w:val="28"/>
-          <w:szCs w:val="28"/>
-        </w:rPr>
-        <w:t>Застосування наслідування,</w:t>
-      </w:r>
-      <w:r>
-        <w:rPr>
-          <w:rFonts w:ascii="Times New Roman" w:hAnsi="Times New Roman" w:cs="Times New Roman"/>
-          <w:sz w:val="28"/>
-          <w:szCs w:val="28"/>
-        </w:rPr>
-        <w:t xml:space="preserve"> інкапсуляції та поліморфізму в </w:t>
-      </w:r>
-      <w:r>
-        <w:rPr>
-          <w:rFonts w:ascii="Times New Roman" w:hAnsi="Times New Roman" w:cs="Times New Roman"/>
-          <w:sz w:val="28"/>
-          <w:szCs w:val="28"/>
-        </w:rPr>
-        <w:t xml:space="preserve">проектуванні </w:t>
-      </w:r>
-      <w:r>
-        <w:rPr>
-          <w:rFonts w:ascii="Times New Roman" w:hAnsi="Times New Roman" w:cs="Times New Roman"/>
-          <w:sz w:val="28"/>
-          <w:szCs w:val="28"/>
-        </w:rPr>
-        <w:t>симулятора системи управління смарт-будинком</w:t>
+        <w:ind w:left="0" w:firstLine="709"/>
+        <w:jc w:val="both"/>
+        <w:rPr>
+          <w:rFonts w:ascii="Times New Roman" w:hAnsi="Times New Roman" w:cs="Times New Roman"/>
+          <w:sz w:val="28"/>
+          <w:szCs w:val="28"/>
+        </w:rPr>
+      </w:pPr>
+      <w:r>
+        <w:rPr>
+          <w:rFonts w:ascii="Times New Roman" w:hAnsi="Times New Roman" w:cs="Times New Roman"/>
+          <w:sz w:val="28"/>
+          <w:szCs w:val="28"/>
+          <w:lang w:val="ru-RU"/>
+        </w:rPr>
+        <w:t>_</w:t>
+      </w:r>
+      <w:proofErr w:type="spellStart"/>
+      <w:r>
+        <w:rPr>
+          <w:rFonts w:ascii="Times New Roman" w:hAnsi="Times New Roman" w:cs="Times New Roman"/>
+          <w:sz w:val="28"/>
+          <w:szCs w:val="28"/>
+        </w:rPr>
+        <w:t>allRooms</w:t>
+      </w:r>
+      <w:proofErr w:type="spellEnd"/>
+      <w:r>
+        <w:rPr>
+          <w:rFonts w:ascii="Times New Roman" w:hAnsi="Times New Roman" w:cs="Times New Roman"/>
+          <w:sz w:val="28"/>
+          <w:szCs w:val="28"/>
+        </w:rPr>
+        <w:t xml:space="preserve"> (</w:t>
+      </w:r>
+      <w:proofErr w:type="spellStart"/>
+      <w:r>
+        <w:rPr>
+          <w:rFonts w:ascii="Times New Roman" w:hAnsi="Times New Roman" w:cs="Times New Roman"/>
+          <w:sz w:val="28"/>
+          <w:szCs w:val="28"/>
+        </w:rPr>
+        <w:t>List</w:t>
+      </w:r>
+      <w:proofErr w:type="spellEnd"/>
+      <w:r>
+        <w:rPr>
+          <w:rFonts w:ascii="Times New Roman" w:hAnsi="Times New Roman" w:cs="Times New Roman"/>
+          <w:sz w:val="28"/>
+          <w:szCs w:val="28"/>
+        </w:rPr>
+        <w:t>&lt;</w:t>
+      </w:r>
+      <w:proofErr w:type="spellStart"/>
+      <w:r>
+        <w:rPr>
+          <w:rFonts w:ascii="Times New Roman" w:hAnsi="Times New Roman" w:cs="Times New Roman"/>
+          <w:sz w:val="28"/>
+          <w:szCs w:val="28"/>
+        </w:rPr>
+        <w:t>Room</w:t>
+      </w:r>
+      <w:proofErr w:type="spellEnd"/>
+      <w:r>
+        <w:rPr>
+          <w:rFonts w:ascii="Times New Roman" w:hAnsi="Times New Roman" w:cs="Times New Roman"/>
+          <w:sz w:val="28"/>
+          <w:szCs w:val="28"/>
+        </w:rPr>
+        <w:t xml:space="preserve">&gt;) </w:t>
+      </w:r>
+      <w:r>
+        <w:rPr>
+          <w:rFonts w:ascii="Times New Roman" w:hAnsi="Times New Roman" w:cs="Times New Roman"/>
+          <w:sz w:val="28"/>
+          <w:szCs w:val="28"/>
+        </w:rPr>
+        <w:t>–</w:t>
+      </w:r>
+      <w:r>
+        <w:rPr>
+          <w:rFonts w:ascii="Times New Roman" w:hAnsi="Times New Roman" w:cs="Times New Roman"/>
+          <w:sz w:val="28"/>
+          <w:szCs w:val="28"/>
+        </w:rPr>
+        <w:t xml:space="preserve"> містить </w:t>
+      </w:r>
+      <w:proofErr w:type="spellStart"/>
+      <w:r>
+        <w:rPr>
+          <w:rFonts w:ascii="Times New Roman" w:hAnsi="Times New Roman" w:cs="Times New Roman"/>
+          <w:sz w:val="28"/>
+          <w:szCs w:val="28"/>
+        </w:rPr>
+        <w:t>об'єк</w:t>
+      </w:r>
+      <w:r>
+        <w:rPr>
+          <w:rFonts w:ascii="Times New Roman" w:hAnsi="Times New Roman" w:cs="Times New Roman"/>
+          <w:sz w:val="28"/>
+          <w:szCs w:val="28"/>
+        </w:rPr>
+        <w:t>ти</w:t>
+      </w:r>
+      <w:proofErr w:type="spellEnd"/>
+      <w:r>
+        <w:rPr>
+          <w:rFonts w:ascii="Times New Roman" w:hAnsi="Times New Roman" w:cs="Times New Roman"/>
+          <w:sz w:val="28"/>
+          <w:szCs w:val="28"/>
+        </w:rPr>
+        <w:t xml:space="preserve"> </w:t>
+      </w:r>
+      <w:proofErr w:type="spellStart"/>
+      <w:r>
+        <w:rPr>
+          <w:rFonts w:ascii="Times New Roman" w:hAnsi="Times New Roman" w:cs="Times New Roman"/>
+          <w:sz w:val="28"/>
+          <w:szCs w:val="28"/>
+        </w:rPr>
+        <w:t>кімнат</w:t>
+      </w:r>
+      <w:proofErr w:type="spellEnd"/>
+      <w:r>
+        <w:rPr>
+          <w:rFonts w:ascii="Times New Roman" w:hAnsi="Times New Roman" w:cs="Times New Roman"/>
+          <w:sz w:val="28"/>
+          <w:szCs w:val="28"/>
+        </w:rPr>
+        <w:t xml:space="preserve"> з </w:t>
+      </w:r>
+      <w:proofErr w:type="spellStart"/>
+      <w:r>
+        <w:rPr>
+          <w:rFonts w:ascii="Times New Roman" w:hAnsi="Times New Roman" w:cs="Times New Roman"/>
+          <w:sz w:val="28"/>
+          <w:szCs w:val="28"/>
+        </w:rPr>
+        <w:t>їхніми</w:t>
+      </w:r>
+      <w:proofErr w:type="spellEnd"/>
+      <w:r>
+        <w:rPr>
+          <w:rFonts w:ascii="Times New Roman" w:hAnsi="Times New Roman" w:cs="Times New Roman"/>
+          <w:sz w:val="28"/>
+          <w:szCs w:val="28"/>
+        </w:rPr>
+        <w:t xml:space="preserve"> </w:t>
+      </w:r>
+      <w:proofErr w:type="spellStart"/>
+      <w:r>
+        <w:rPr>
+          <w:rFonts w:ascii="Times New Roman" w:hAnsi="Times New Roman" w:cs="Times New Roman"/>
+          <w:sz w:val="28"/>
+          <w:szCs w:val="28"/>
+        </w:rPr>
+        <w:t>параметрами</w:t>
+      </w:r>
+      <w:proofErr w:type="spellEnd"/>
+      <w:r>
+        <w:rPr>
+          <w:rFonts w:ascii="Times New Roman" w:hAnsi="Times New Roman" w:cs="Times New Roman"/>
+          <w:sz w:val="28"/>
+          <w:szCs w:val="28"/>
+        </w:rPr>
+        <w:t>.</w:t>
+      </w:r>
+    </w:p>
+    <w:p>
+      <w:pPr>
+        <w:pStyle w:val="a9"/>
+        <w:numPr>
+          <w:ilvl w:val="0"/>
+          <w:numId w:val="24"/>
+        </w:numPr>
+        <w:tabs>
+          <w:tab w:val="left" w:pos="1560"/>
+        </w:tabs>
+        <w:spacing w:after="0" w:line="360" w:lineRule="auto"/>
+        <w:ind w:left="0" w:firstLine="709"/>
+        <w:jc w:val="both"/>
+        <w:rPr>
+          <w:rFonts w:ascii="Times New Roman" w:hAnsi="Times New Roman" w:cs="Times New Roman"/>
+          <w:sz w:val="28"/>
+          <w:szCs w:val="28"/>
+        </w:rPr>
+      </w:pPr>
+      <w:r>
+        <w:rPr>
+          <w:rFonts w:ascii="Times New Roman" w:hAnsi="Times New Roman" w:cs="Times New Roman"/>
+          <w:sz w:val="28"/>
+          <w:szCs w:val="28"/>
+        </w:rPr>
+        <w:t>_</w:t>
+      </w:r>
+      <w:proofErr w:type="spellStart"/>
+      <w:r>
+        <w:rPr>
+          <w:rFonts w:ascii="Times New Roman" w:hAnsi="Times New Roman" w:cs="Times New Roman"/>
+          <w:sz w:val="28"/>
+          <w:szCs w:val="28"/>
+        </w:rPr>
+        <w:t>allDevices</w:t>
+      </w:r>
+      <w:proofErr w:type="spellEnd"/>
+      <w:r>
+        <w:rPr>
+          <w:rFonts w:ascii="Times New Roman" w:hAnsi="Times New Roman" w:cs="Times New Roman"/>
+          <w:sz w:val="28"/>
+          <w:szCs w:val="28"/>
+        </w:rPr>
+        <w:t xml:space="preserve"> (</w:t>
+      </w:r>
+      <w:proofErr w:type="spellStart"/>
+      <w:r>
+        <w:rPr>
+          <w:rFonts w:ascii="Times New Roman" w:hAnsi="Times New Roman" w:cs="Times New Roman"/>
+          <w:sz w:val="28"/>
+          <w:szCs w:val="28"/>
+        </w:rPr>
+        <w:t>List</w:t>
+      </w:r>
+      <w:proofErr w:type="spellEnd"/>
+      <w:r>
+        <w:rPr>
+          <w:rFonts w:ascii="Times New Roman" w:hAnsi="Times New Roman" w:cs="Times New Roman"/>
+          <w:sz w:val="28"/>
+          <w:szCs w:val="28"/>
+        </w:rPr>
+        <w:t>&lt;</w:t>
+      </w:r>
+      <w:proofErr w:type="spellStart"/>
+      <w:r>
+        <w:rPr>
+          <w:rFonts w:ascii="Times New Roman" w:hAnsi="Times New Roman" w:cs="Times New Roman"/>
+          <w:sz w:val="28"/>
+          <w:szCs w:val="28"/>
+        </w:rPr>
+        <w:t>SmartDeviceBase</w:t>
+      </w:r>
+      <w:proofErr w:type="spellEnd"/>
+      <w:r>
+        <w:rPr>
+          <w:rFonts w:ascii="Times New Roman" w:hAnsi="Times New Roman" w:cs="Times New Roman"/>
+          <w:sz w:val="28"/>
+          <w:szCs w:val="28"/>
+        </w:rPr>
+        <w:t xml:space="preserve">&gt;) </w:t>
+      </w:r>
+      <w:r>
+        <w:rPr>
+          <w:rFonts w:ascii="Times New Roman" w:hAnsi="Times New Roman" w:cs="Times New Roman"/>
+          <w:sz w:val="28"/>
+          <w:szCs w:val="28"/>
+        </w:rPr>
+        <w:t>–</w:t>
+      </w:r>
+      <w:r>
+        <w:rPr>
+          <w:rFonts w:ascii="Times New Roman" w:hAnsi="Times New Roman" w:cs="Times New Roman"/>
+          <w:sz w:val="28"/>
+          <w:szCs w:val="28"/>
+        </w:rPr>
+        <w:t xml:space="preserve"> містит</w:t>
+      </w:r>
+      <w:r>
+        <w:rPr>
+          <w:rFonts w:ascii="Times New Roman" w:hAnsi="Times New Roman" w:cs="Times New Roman"/>
+          <w:sz w:val="28"/>
+          <w:szCs w:val="28"/>
+        </w:rPr>
+        <w:t xml:space="preserve">ь повний список </w:t>
+      </w:r>
+      <w:proofErr w:type="spellStart"/>
+      <w:r>
+        <w:rPr>
+          <w:rFonts w:ascii="Times New Roman" w:hAnsi="Times New Roman" w:cs="Times New Roman"/>
+          <w:sz w:val="28"/>
+          <w:szCs w:val="28"/>
+        </w:rPr>
+        <w:t>усіх</w:t>
+      </w:r>
+      <w:proofErr w:type="spellEnd"/>
+      <w:r>
+        <w:rPr>
+          <w:rFonts w:ascii="Times New Roman" w:hAnsi="Times New Roman" w:cs="Times New Roman"/>
+          <w:sz w:val="28"/>
+          <w:szCs w:val="28"/>
+        </w:rPr>
+        <w:t xml:space="preserve"> </w:t>
+      </w:r>
+      <w:proofErr w:type="spellStart"/>
+      <w:r>
+        <w:rPr>
+          <w:rFonts w:ascii="Times New Roman" w:hAnsi="Times New Roman" w:cs="Times New Roman"/>
+          <w:sz w:val="28"/>
+          <w:szCs w:val="28"/>
+        </w:rPr>
+        <w:t>пристроїв</w:t>
+      </w:r>
+      <w:proofErr w:type="spellEnd"/>
+      <w:r>
+        <w:rPr>
+          <w:rFonts w:ascii="Times New Roman" w:hAnsi="Times New Roman" w:cs="Times New Roman"/>
+          <w:sz w:val="28"/>
+          <w:szCs w:val="28"/>
+        </w:rPr>
+        <w:t>.</w:t>
+      </w:r>
+    </w:p>
+    <w:p>
+      <w:pPr>
+        <w:pStyle w:val="a9"/>
+        <w:numPr>
+          <w:ilvl w:val="0"/>
+          <w:numId w:val="24"/>
+        </w:numPr>
+        <w:tabs>
+          <w:tab w:val="left" w:pos="1560"/>
+        </w:tabs>
+        <w:spacing w:after="0" w:line="360" w:lineRule="auto"/>
+        <w:ind w:left="0" w:firstLine="709"/>
+        <w:jc w:val="both"/>
+        <w:rPr>
+          <w:rFonts w:ascii="Times New Roman" w:hAnsi="Times New Roman" w:cs="Times New Roman"/>
+          <w:sz w:val="28"/>
+          <w:szCs w:val="28"/>
+        </w:rPr>
+      </w:pPr>
+      <w:proofErr w:type="spellStart"/>
+      <w:r>
+        <w:rPr>
+          <w:rFonts w:ascii="Times New Roman" w:hAnsi="Times New Roman" w:cs="Times New Roman"/>
+          <w:sz w:val="28"/>
+          <w:szCs w:val="28"/>
+        </w:rPr>
+        <w:t>DevicesOnPlan</w:t>
+      </w:r>
+      <w:proofErr w:type="spellEnd"/>
+      <w:r>
+        <w:rPr>
+          <w:rFonts w:ascii="Times New Roman" w:hAnsi="Times New Roman" w:cs="Times New Roman"/>
+          <w:sz w:val="28"/>
+          <w:szCs w:val="28"/>
+        </w:rPr>
+        <w:t xml:space="preserve"> (</w:t>
+      </w:r>
+      <w:proofErr w:type="spellStart"/>
+      <w:r>
+        <w:rPr>
+          <w:rFonts w:ascii="Times New Roman" w:hAnsi="Times New Roman" w:cs="Times New Roman"/>
+          <w:sz w:val="28"/>
+          <w:szCs w:val="28"/>
+          <w:lang w:val="en-US"/>
+        </w:rPr>
+        <w:t>Observa</w:t>
+      </w:r>
+      <w:r>
+        <w:rPr>
+          <w:rFonts w:ascii="Times New Roman" w:hAnsi="Times New Roman" w:cs="Times New Roman"/>
+          <w:sz w:val="28"/>
+          <w:szCs w:val="28"/>
+          <w:lang w:val="en-US"/>
+        </w:rPr>
+        <w:t>bleCollection</w:t>
+      </w:r>
+      <w:proofErr w:type="spellEnd"/>
+      <w:r>
+        <w:rPr>
+          <w:rFonts w:ascii="Times New Roman" w:hAnsi="Times New Roman" w:cs="Times New Roman"/>
+          <w:sz w:val="28"/>
+          <w:szCs w:val="28"/>
+        </w:rPr>
+        <w:t>&lt;</w:t>
+      </w:r>
+      <w:proofErr w:type="spellStart"/>
+      <w:r>
+        <w:rPr>
+          <w:rFonts w:ascii="Times New Roman" w:hAnsi="Times New Roman" w:cs="Times New Roman"/>
+          <w:sz w:val="28"/>
+          <w:szCs w:val="28"/>
+          <w:lang w:val="en-US"/>
+        </w:rPr>
+        <w:t>DeviceViewModel</w:t>
+      </w:r>
+      <w:proofErr w:type="spellEnd"/>
+      <w:r>
+        <w:rPr>
+          <w:rFonts w:ascii="Times New Roman" w:hAnsi="Times New Roman" w:cs="Times New Roman"/>
+          <w:sz w:val="28"/>
+          <w:szCs w:val="28"/>
+        </w:rPr>
+        <w:t xml:space="preserve">&gt;) – </w:t>
+      </w:r>
+      <w:r>
+        <w:rPr>
+          <w:rFonts w:ascii="Times New Roman" w:hAnsi="Times New Roman" w:cs="Times New Roman"/>
+          <w:sz w:val="28"/>
+          <w:szCs w:val="28"/>
+        </w:rPr>
+        <w:t xml:space="preserve"> спеціальна колекція для прив'язки до інтерфейсу, яка забезпечує відображення пристроїв на </w:t>
+      </w:r>
+      <w:r>
+        <w:rPr>
+          <w:rFonts w:ascii="Times New Roman" w:hAnsi="Times New Roman" w:cs="Times New Roman"/>
+          <w:sz w:val="28"/>
+          <w:szCs w:val="28"/>
+          <w:lang w:val="en-US"/>
+        </w:rPr>
+        <w:t>Canvas</w:t>
+      </w:r>
+      <w:r>
+        <w:rPr>
+          <w:rFonts w:ascii="Times New Roman" w:hAnsi="Times New Roman" w:cs="Times New Roman"/>
+          <w:sz w:val="28"/>
+          <w:szCs w:val="28"/>
+        </w:rPr>
+        <w:t>.</w:t>
       </w:r>
     </w:p>
     <w:p>
@@ -14272,52 +17072,26 @@
           <w:rFonts w:ascii="Times New Roman" w:hAnsi="Times New Roman" w:cs="Times New Roman"/>
           <w:sz w:val="28"/>
           <w:szCs w:val="28"/>
-          <w:lang w:val="ru-RU"/>
-        </w:rPr>
-      </w:pPr>
-      <w:r>
-        <w:rPr>
-          <w:rFonts w:ascii="Times New Roman" w:hAnsi="Times New Roman" w:cs="Times New Roman"/>
-          <w:sz w:val="28"/>
-          <w:szCs w:val="28"/>
-          <w:lang w:val="ru-RU"/>
-        </w:rPr>
-        <w:t xml:space="preserve">3.4 </w:t>
-      </w:r>
-      <w:r>
-        <w:rPr>
-          <w:rFonts w:ascii="Times New Roman" w:hAnsi="Times New Roman" w:cs="Times New Roman"/>
-          <w:sz w:val="28"/>
-          <w:szCs w:val="28"/>
-        </w:rPr>
-        <w:t>Тестування</w:t>
-      </w:r>
-      <w:r>
-        <w:rPr>
-          <w:rFonts w:ascii="Times New Roman" w:hAnsi="Times New Roman" w:cs="Times New Roman"/>
-          <w:sz w:val="28"/>
-          <w:szCs w:val="28"/>
-          <w:lang w:val="ru-RU"/>
-        </w:rPr>
-        <w:t xml:space="preserve"> симулятора </w:t>
-      </w:r>
-      <w:proofErr w:type="spellStart"/>
-      <w:r>
-        <w:rPr>
-          <w:rFonts w:ascii="Times New Roman" w:hAnsi="Times New Roman" w:cs="Times New Roman"/>
-          <w:sz w:val="28"/>
-          <w:szCs w:val="28"/>
-          <w:lang w:val="ru-RU"/>
-        </w:rPr>
-        <w:t>системи</w:t>
-      </w:r>
-      <w:proofErr w:type="spellEnd"/>
-      <w:r>
-        <w:rPr>
-          <w:rFonts w:ascii="Times New Roman" w:hAnsi="Times New Roman" w:cs="Times New Roman"/>
-          <w:sz w:val="28"/>
-          <w:szCs w:val="28"/>
-          <w:lang w:val="ru-RU"/>
+          <w:lang w:val="en-US"/>
+        </w:rPr>
+      </w:pPr>
+      <w:proofErr w:type="spellStart"/>
+      <w:r>
+        <w:rPr>
+          <w:rFonts w:ascii="Times New Roman" w:hAnsi="Times New Roman" w:cs="Times New Roman"/>
+          <w:sz w:val="28"/>
+          <w:szCs w:val="28"/>
+          <w:lang w:val="en-US"/>
+        </w:rPr>
+        <w:t>Для</w:t>
+      </w:r>
+      <w:proofErr w:type="spellEnd"/>
+      <w:r>
+        <w:rPr>
+          <w:rFonts w:ascii="Times New Roman" w:hAnsi="Times New Roman" w:cs="Times New Roman"/>
+          <w:sz w:val="28"/>
+          <w:szCs w:val="28"/>
+          <w:lang w:val="en-US"/>
         </w:rPr>
         <w:t xml:space="preserve"> </w:t>
       </w:r>
@@ -14327,31 +17101,401 @@
           <w:rFonts w:ascii="Times New Roman" w:hAnsi="Times New Roman" w:cs="Times New Roman"/>
           <w:sz w:val="28"/>
           <w:szCs w:val="28"/>
-          <w:lang w:val="ru-RU"/>
-        </w:rPr>
-        <w:t>управління</w:t>
-      </w:r>
-      <w:proofErr w:type="spellEnd"/>
-      <w:r>
-        <w:rPr>
-          <w:rFonts w:ascii="Times New Roman" w:hAnsi="Times New Roman" w:cs="Times New Roman"/>
-          <w:sz w:val="28"/>
-          <w:szCs w:val="28"/>
-          <w:lang w:val="ru-RU"/>
-        </w:rPr>
-        <w:t xml:space="preserve"> смарт-</w:t>
-      </w:r>
-      <w:proofErr w:type="spellStart"/>
-      <w:r>
-        <w:rPr>
-          <w:rFonts w:ascii="Times New Roman" w:hAnsi="Times New Roman" w:cs="Times New Roman"/>
-          <w:sz w:val="28"/>
-          <w:szCs w:val="28"/>
-          <w:lang w:val="ru-RU"/>
-        </w:rPr>
-        <w:t>будинком</w:t>
-      </w:r>
-      <w:proofErr w:type="spellEnd"/>
+          <w:lang w:val="en-US"/>
+        </w:rPr>
+        <w:t>візуалізації</w:t>
+      </w:r>
+      <w:proofErr w:type="spellEnd"/>
+      <w:r>
+        <w:rPr>
+          <w:rFonts w:ascii="Times New Roman" w:hAnsi="Times New Roman" w:cs="Times New Roman"/>
+          <w:sz w:val="28"/>
+          <w:szCs w:val="28"/>
+          <w:lang w:val="en-US"/>
+        </w:rPr>
+        <w:t xml:space="preserve"> </w:t>
+      </w:r>
+      <w:proofErr w:type="spellStart"/>
+      <w:r>
+        <w:rPr>
+          <w:rFonts w:ascii="Times New Roman" w:hAnsi="Times New Roman" w:cs="Times New Roman"/>
+          <w:sz w:val="28"/>
+          <w:szCs w:val="28"/>
+          <w:lang w:val="en-US"/>
+        </w:rPr>
+        <w:t>станів</w:t>
+      </w:r>
+      <w:proofErr w:type="spellEnd"/>
+      <w:r>
+        <w:rPr>
+          <w:rFonts w:ascii="Times New Roman" w:hAnsi="Times New Roman" w:cs="Times New Roman"/>
+          <w:sz w:val="28"/>
+          <w:szCs w:val="28"/>
+          <w:lang w:val="en-US"/>
+        </w:rPr>
+        <w:t xml:space="preserve"> </w:t>
+      </w:r>
+      <w:proofErr w:type="spellStart"/>
+      <w:r>
+        <w:rPr>
+          <w:rFonts w:ascii="Times New Roman" w:hAnsi="Times New Roman" w:cs="Times New Roman"/>
+          <w:sz w:val="28"/>
+          <w:szCs w:val="28"/>
+          <w:lang w:val="en-US"/>
+        </w:rPr>
+        <w:t>пристроїв</w:t>
+      </w:r>
+      <w:proofErr w:type="spellEnd"/>
+      <w:r>
+        <w:rPr>
+          <w:rFonts w:ascii="Times New Roman" w:hAnsi="Times New Roman" w:cs="Times New Roman"/>
+          <w:sz w:val="28"/>
+          <w:szCs w:val="28"/>
+          <w:lang w:val="en-US"/>
+        </w:rPr>
+        <w:t xml:space="preserve"> </w:t>
+      </w:r>
+      <w:proofErr w:type="spellStart"/>
+      <w:r>
+        <w:rPr>
+          <w:rFonts w:ascii="Times New Roman" w:hAnsi="Times New Roman" w:cs="Times New Roman"/>
+          <w:sz w:val="28"/>
+          <w:szCs w:val="28"/>
+          <w:lang w:val="en-US"/>
+        </w:rPr>
+        <w:t>розроблено</w:t>
+      </w:r>
+      <w:proofErr w:type="spellEnd"/>
+      <w:r>
+        <w:rPr>
+          <w:rFonts w:ascii="Times New Roman" w:hAnsi="Times New Roman" w:cs="Times New Roman"/>
+          <w:sz w:val="28"/>
+          <w:szCs w:val="28"/>
+          <w:lang w:val="en-US"/>
+        </w:rPr>
+        <w:t xml:space="preserve"> </w:t>
+      </w:r>
+      <w:proofErr w:type="spellStart"/>
+      <w:r>
+        <w:rPr>
+          <w:rFonts w:ascii="Times New Roman" w:hAnsi="Times New Roman" w:cs="Times New Roman"/>
+          <w:sz w:val="28"/>
+          <w:szCs w:val="28"/>
+          <w:lang w:val="en-US"/>
+        </w:rPr>
+        <w:t>конвертери</w:t>
+      </w:r>
+      <w:proofErr w:type="spellEnd"/>
+      <w:r>
+        <w:rPr>
+          <w:rFonts w:ascii="Times New Roman" w:hAnsi="Times New Roman" w:cs="Times New Roman"/>
+          <w:sz w:val="28"/>
+          <w:szCs w:val="28"/>
+          <w:lang w:val="en-US"/>
+        </w:rPr>
+        <w:t xml:space="preserve"> </w:t>
+      </w:r>
+      <w:proofErr w:type="spellStart"/>
+      <w:r>
+        <w:rPr>
+          <w:rFonts w:ascii="Times New Roman" w:hAnsi="Times New Roman" w:cs="Times New Roman"/>
+          <w:sz w:val="28"/>
+          <w:szCs w:val="28"/>
+          <w:lang w:val="en-US"/>
+        </w:rPr>
+        <w:t>значень</w:t>
+      </w:r>
+      <w:proofErr w:type="spellEnd"/>
+      <w:r>
+        <w:rPr>
+          <w:rFonts w:ascii="Times New Roman" w:hAnsi="Times New Roman" w:cs="Times New Roman"/>
+          <w:sz w:val="28"/>
+          <w:szCs w:val="28"/>
+          <w:lang w:val="en-US"/>
+        </w:rPr>
+        <w:t xml:space="preserve"> (</w:t>
+      </w:r>
+      <w:proofErr w:type="spellStart"/>
+      <w:r>
+        <w:rPr>
+          <w:rFonts w:ascii="Times New Roman" w:hAnsi="Times New Roman" w:cs="Times New Roman"/>
+          <w:sz w:val="28"/>
+          <w:szCs w:val="28"/>
+          <w:lang w:val="en-US"/>
+        </w:rPr>
+        <w:t>DeviceBorderColorConverter</w:t>
+      </w:r>
+      <w:proofErr w:type="spellEnd"/>
+      <w:r>
+        <w:rPr>
+          <w:rFonts w:ascii="Times New Roman" w:hAnsi="Times New Roman" w:cs="Times New Roman"/>
+          <w:sz w:val="28"/>
+          <w:szCs w:val="28"/>
+          <w:lang w:val="en-US"/>
+        </w:rPr>
+        <w:t xml:space="preserve">, </w:t>
+      </w:r>
+      <w:proofErr w:type="spellStart"/>
+      <w:r>
+        <w:rPr>
+          <w:rFonts w:ascii="Times New Roman" w:hAnsi="Times New Roman" w:cs="Times New Roman"/>
+          <w:sz w:val="28"/>
+          <w:szCs w:val="28"/>
+          <w:lang w:val="en-US"/>
+        </w:rPr>
+        <w:t>DeviceFillColorConverter</w:t>
+      </w:r>
+      <w:proofErr w:type="spellEnd"/>
+      <w:r>
+        <w:rPr>
+          <w:rFonts w:ascii="Times New Roman" w:hAnsi="Times New Roman" w:cs="Times New Roman"/>
+          <w:sz w:val="28"/>
+          <w:szCs w:val="28"/>
+          <w:lang w:val="en-US"/>
+        </w:rPr>
+        <w:t xml:space="preserve">), </w:t>
+      </w:r>
+      <w:proofErr w:type="spellStart"/>
+      <w:r>
+        <w:rPr>
+          <w:rFonts w:ascii="Times New Roman" w:hAnsi="Times New Roman" w:cs="Times New Roman"/>
+          <w:sz w:val="28"/>
+          <w:szCs w:val="28"/>
+          <w:lang w:val="en-US"/>
+        </w:rPr>
+        <w:t>які</w:t>
+      </w:r>
+      <w:proofErr w:type="spellEnd"/>
+      <w:r>
+        <w:rPr>
+          <w:rFonts w:ascii="Times New Roman" w:hAnsi="Times New Roman" w:cs="Times New Roman"/>
+          <w:sz w:val="28"/>
+          <w:szCs w:val="28"/>
+          <w:lang w:val="en-US"/>
+        </w:rPr>
+        <w:t xml:space="preserve"> </w:t>
+      </w:r>
+      <w:proofErr w:type="spellStart"/>
+      <w:r>
+        <w:rPr>
+          <w:rFonts w:ascii="Times New Roman" w:hAnsi="Times New Roman" w:cs="Times New Roman"/>
+          <w:sz w:val="28"/>
+          <w:szCs w:val="28"/>
+          <w:lang w:val="en-US"/>
+        </w:rPr>
+        <w:t>трансформують</w:t>
+      </w:r>
+      <w:proofErr w:type="spellEnd"/>
+      <w:r>
+        <w:rPr>
+          <w:rFonts w:ascii="Times New Roman" w:hAnsi="Times New Roman" w:cs="Times New Roman"/>
+          <w:sz w:val="28"/>
+          <w:szCs w:val="28"/>
+          <w:lang w:val="en-US"/>
+        </w:rPr>
+        <w:t xml:space="preserve"> </w:t>
+      </w:r>
+      <w:proofErr w:type="spellStart"/>
+      <w:r>
+        <w:rPr>
+          <w:rFonts w:ascii="Times New Roman" w:hAnsi="Times New Roman" w:cs="Times New Roman"/>
+          <w:sz w:val="28"/>
+          <w:szCs w:val="28"/>
+          <w:lang w:val="en-US"/>
+        </w:rPr>
+        <w:t>стан</w:t>
+      </w:r>
+      <w:proofErr w:type="spellEnd"/>
+      <w:r>
+        <w:rPr>
+          <w:rFonts w:ascii="Times New Roman" w:hAnsi="Times New Roman" w:cs="Times New Roman"/>
+          <w:sz w:val="28"/>
+          <w:szCs w:val="28"/>
+          <w:lang w:val="en-US"/>
+        </w:rPr>
+        <w:t xml:space="preserve"> </w:t>
+      </w:r>
+      <w:proofErr w:type="spellStart"/>
+      <w:r>
+        <w:rPr>
+          <w:rFonts w:ascii="Times New Roman" w:hAnsi="Times New Roman" w:cs="Times New Roman"/>
+          <w:sz w:val="28"/>
+          <w:szCs w:val="28"/>
+          <w:lang w:val="en-US"/>
+        </w:rPr>
+        <w:lastRenderedPageBreak/>
+        <w:t>DeviceState</w:t>
+      </w:r>
+      <w:proofErr w:type="spellEnd"/>
+      <w:r>
+        <w:rPr>
+          <w:rFonts w:ascii="Times New Roman" w:hAnsi="Times New Roman" w:cs="Times New Roman"/>
+          <w:sz w:val="28"/>
+          <w:szCs w:val="28"/>
+          <w:lang w:val="en-US"/>
+        </w:rPr>
+        <w:t xml:space="preserve"> (</w:t>
+      </w:r>
+      <w:proofErr w:type="spellStart"/>
+      <w:r>
+        <w:rPr>
+          <w:rFonts w:ascii="Times New Roman" w:hAnsi="Times New Roman" w:cs="Times New Roman"/>
+          <w:sz w:val="28"/>
+          <w:szCs w:val="28"/>
+          <w:lang w:val="en-US"/>
+        </w:rPr>
+        <w:t>наприклад</w:t>
+      </w:r>
+      <w:proofErr w:type="spellEnd"/>
+      <w:r>
+        <w:rPr>
+          <w:rFonts w:ascii="Times New Roman" w:hAnsi="Times New Roman" w:cs="Times New Roman"/>
+          <w:sz w:val="28"/>
+          <w:szCs w:val="28"/>
+          <w:lang w:val="en-US"/>
+        </w:rPr>
+        <w:t xml:space="preserve">, Working, Destroyed) у </w:t>
+      </w:r>
+      <w:proofErr w:type="spellStart"/>
+      <w:r>
+        <w:rPr>
+          <w:rFonts w:ascii="Times New Roman" w:hAnsi="Times New Roman" w:cs="Times New Roman"/>
+          <w:sz w:val="28"/>
+          <w:szCs w:val="28"/>
+          <w:lang w:val="en-US"/>
+        </w:rPr>
+        <w:t>відповідні</w:t>
+      </w:r>
+      <w:proofErr w:type="spellEnd"/>
+      <w:r>
+        <w:rPr>
+          <w:rFonts w:ascii="Times New Roman" w:hAnsi="Times New Roman" w:cs="Times New Roman"/>
+          <w:sz w:val="28"/>
+          <w:szCs w:val="28"/>
+          <w:lang w:val="en-US"/>
+        </w:rPr>
+        <w:t xml:space="preserve"> </w:t>
+      </w:r>
+      <w:proofErr w:type="spellStart"/>
+      <w:r>
+        <w:rPr>
+          <w:rFonts w:ascii="Times New Roman" w:hAnsi="Times New Roman" w:cs="Times New Roman"/>
+          <w:sz w:val="28"/>
+          <w:szCs w:val="28"/>
+          <w:lang w:val="en-US"/>
+        </w:rPr>
+        <w:t>кольори</w:t>
+      </w:r>
+      <w:proofErr w:type="spellEnd"/>
+      <w:r>
+        <w:rPr>
+          <w:rFonts w:ascii="Times New Roman" w:hAnsi="Times New Roman" w:cs="Times New Roman"/>
+          <w:sz w:val="28"/>
+          <w:szCs w:val="28"/>
+          <w:lang w:val="en-US"/>
+        </w:rPr>
+        <w:t xml:space="preserve"> (</w:t>
+      </w:r>
+      <w:proofErr w:type="spellStart"/>
+      <w:r>
+        <w:rPr>
+          <w:rFonts w:ascii="Times New Roman" w:hAnsi="Times New Roman" w:cs="Times New Roman"/>
+          <w:sz w:val="28"/>
+          <w:szCs w:val="28"/>
+          <w:lang w:val="en-US"/>
+        </w:rPr>
+        <w:t>зелений</w:t>
+      </w:r>
+      <w:proofErr w:type="spellEnd"/>
+      <w:r>
+        <w:rPr>
+          <w:rFonts w:ascii="Times New Roman" w:hAnsi="Times New Roman" w:cs="Times New Roman"/>
+          <w:sz w:val="28"/>
+          <w:szCs w:val="28"/>
+          <w:lang w:val="en-US"/>
+        </w:rPr>
+        <w:t xml:space="preserve">, </w:t>
+      </w:r>
+      <w:proofErr w:type="spellStart"/>
+      <w:r>
+        <w:rPr>
+          <w:rFonts w:ascii="Times New Roman" w:hAnsi="Times New Roman" w:cs="Times New Roman"/>
+          <w:sz w:val="28"/>
+          <w:szCs w:val="28"/>
+          <w:lang w:val="en-US"/>
+        </w:rPr>
+        <w:t>чорний</w:t>
+      </w:r>
+      <w:proofErr w:type="spellEnd"/>
+      <w:r>
+        <w:rPr>
+          <w:rFonts w:ascii="Times New Roman" w:hAnsi="Times New Roman" w:cs="Times New Roman"/>
+          <w:sz w:val="28"/>
+          <w:szCs w:val="28"/>
+          <w:lang w:val="en-US"/>
+        </w:rPr>
+        <w:t xml:space="preserve"> </w:t>
+      </w:r>
+      <w:proofErr w:type="spellStart"/>
+      <w:r>
+        <w:rPr>
+          <w:rFonts w:ascii="Times New Roman" w:hAnsi="Times New Roman" w:cs="Times New Roman"/>
+          <w:sz w:val="28"/>
+          <w:szCs w:val="28"/>
+          <w:lang w:val="en-US"/>
+        </w:rPr>
+        <w:t>тощо</w:t>
+      </w:r>
+      <w:proofErr w:type="spellEnd"/>
+      <w:r>
+        <w:rPr>
+          <w:rFonts w:ascii="Times New Roman" w:hAnsi="Times New Roman" w:cs="Times New Roman"/>
+          <w:sz w:val="28"/>
+          <w:szCs w:val="28"/>
+          <w:lang w:val="en-US"/>
+        </w:rPr>
+        <w:t xml:space="preserve">) </w:t>
+      </w:r>
+      <w:proofErr w:type="spellStart"/>
+      <w:r>
+        <w:rPr>
+          <w:rFonts w:ascii="Times New Roman" w:hAnsi="Times New Roman" w:cs="Times New Roman"/>
+          <w:sz w:val="28"/>
+          <w:szCs w:val="28"/>
+          <w:lang w:val="en-US"/>
+        </w:rPr>
+        <w:t>безпосередньо</w:t>
+      </w:r>
+      <w:proofErr w:type="spellEnd"/>
+      <w:r>
+        <w:rPr>
+          <w:rFonts w:ascii="Times New Roman" w:hAnsi="Times New Roman" w:cs="Times New Roman"/>
+          <w:sz w:val="28"/>
+          <w:szCs w:val="28"/>
+          <w:lang w:val="en-US"/>
+        </w:rPr>
+        <w:t xml:space="preserve"> в XAML-</w:t>
+      </w:r>
+      <w:proofErr w:type="spellStart"/>
+      <w:r>
+        <w:rPr>
+          <w:rFonts w:ascii="Times New Roman" w:hAnsi="Times New Roman" w:cs="Times New Roman"/>
+          <w:sz w:val="28"/>
+          <w:szCs w:val="28"/>
+          <w:lang w:val="en-US"/>
+        </w:rPr>
+        <w:t>розмітці</w:t>
+      </w:r>
+      <w:proofErr w:type="spellEnd"/>
+      <w:r>
+        <w:rPr>
+          <w:rFonts w:ascii="Times New Roman" w:hAnsi="Times New Roman" w:cs="Times New Roman"/>
+          <w:sz w:val="28"/>
+          <w:szCs w:val="28"/>
+          <w:lang w:val="en-US"/>
+        </w:rPr>
+        <w:t>.</w:t>
+      </w:r>
     </w:p>
     <w:p>
       <w:pPr>
@@ -14364,201 +17508,112 @@
           <w:szCs w:val="28"/>
         </w:rPr>
       </w:pPr>
-      <w:r>
-        <w:rPr>
-          <w:rFonts w:ascii="Times New Roman" w:hAnsi="Times New Roman" w:cs="Times New Roman"/>
-          <w:sz w:val="28"/>
-          <w:szCs w:val="28"/>
-        </w:rPr>
-        <w:t xml:space="preserve">Метою тестування була перевірка якості реалізації функцій симулятора </w:t>
-      </w:r>
-      <w:proofErr w:type="spellStart"/>
-      <w:r>
-        <w:rPr>
-          <w:rFonts w:ascii="Times New Roman" w:hAnsi="Times New Roman" w:cs="Times New Roman"/>
-          <w:sz w:val="28"/>
-          <w:szCs w:val="28"/>
-          <w:lang w:val="ru-RU"/>
-        </w:rPr>
-        <w:t>системи</w:t>
-      </w:r>
-      <w:proofErr w:type="spellEnd"/>
-      <w:r>
-        <w:rPr>
-          <w:rFonts w:ascii="Times New Roman" w:hAnsi="Times New Roman" w:cs="Times New Roman"/>
-          <w:sz w:val="28"/>
-          <w:szCs w:val="28"/>
-          <w:lang w:val="ru-RU"/>
+    </w:p>
+    <w:p>
+      <w:pPr>
+        <w:pStyle w:val="2"/>
+        <w:spacing w:before="0" w:line="360" w:lineRule="auto"/>
+        <w:ind w:firstLine="709"/>
+        <w:jc w:val="both"/>
+        <w:rPr>
+          <w:rFonts w:ascii="Times New Roman" w:hAnsi="Times New Roman" w:cs="Times New Roman"/>
+          <w:b/>
+          <w:color w:val="auto"/>
+          <w:sz w:val="28"/>
+          <w:szCs w:val="28"/>
+        </w:rPr>
+      </w:pPr>
+      <w:r>
+        <w:rPr>
+          <w:rFonts w:ascii="Times New Roman" w:hAnsi="Times New Roman" w:cs="Times New Roman"/>
+          <w:b/>
+          <w:color w:val="auto"/>
+          <w:sz w:val="28"/>
+          <w:szCs w:val="28"/>
+        </w:rPr>
+        <w:t>3</w:t>
+      </w:r>
+      <w:r>
+        <w:rPr>
+          <w:rFonts w:ascii="Times New Roman" w:hAnsi="Times New Roman" w:cs="Times New Roman"/>
+          <w:b/>
+          <w:color w:val="auto"/>
+          <w:sz w:val="28"/>
+          <w:szCs w:val="28"/>
+        </w:rPr>
+        <w:t xml:space="preserve">.3 </w:t>
+      </w:r>
+      <w:r>
+        <w:rPr>
+          <w:rFonts w:ascii="Times New Roman" w:hAnsi="Times New Roman" w:cs="Times New Roman"/>
+          <w:b/>
+          <w:color w:val="auto"/>
+          <w:sz w:val="28"/>
+          <w:szCs w:val="28"/>
+        </w:rPr>
+        <w:t>Застосування наслідування,</w:t>
+      </w:r>
+      <w:r>
+        <w:rPr>
+          <w:rFonts w:ascii="Times New Roman" w:hAnsi="Times New Roman" w:cs="Times New Roman"/>
+          <w:b/>
+          <w:color w:val="auto"/>
+          <w:sz w:val="28"/>
+          <w:szCs w:val="28"/>
+        </w:rPr>
+        <w:t xml:space="preserve"> інкапсуляції та поліморфізму в </w:t>
+      </w:r>
+      <w:proofErr w:type="spellStart"/>
+      <w:r>
+        <w:rPr>
+          <w:rFonts w:ascii="Times New Roman" w:hAnsi="Times New Roman" w:cs="Times New Roman"/>
+          <w:b/>
+          <w:color w:val="auto"/>
+          <w:sz w:val="28"/>
+          <w:szCs w:val="28"/>
+        </w:rPr>
+        <w:t>про</w:t>
+      </w:r>
+      <w:r>
+        <w:rPr>
+          <w:rFonts w:ascii="Times New Roman" w:hAnsi="Times New Roman" w:cs="Times New Roman"/>
+          <w:b/>
+          <w:color w:val="auto"/>
+          <w:sz w:val="28"/>
+          <w:szCs w:val="28"/>
+        </w:rPr>
+        <w:t>є</w:t>
+      </w:r>
+      <w:r>
+        <w:rPr>
+          <w:rFonts w:ascii="Times New Roman" w:hAnsi="Times New Roman" w:cs="Times New Roman"/>
+          <w:b/>
+          <w:color w:val="auto"/>
+          <w:sz w:val="28"/>
+          <w:szCs w:val="28"/>
+        </w:rPr>
+        <w:t>ктуванні</w:t>
+      </w:r>
+      <w:proofErr w:type="spellEnd"/>
+      <w:r>
+        <w:rPr>
+          <w:rFonts w:ascii="Times New Roman" w:hAnsi="Times New Roman" w:cs="Times New Roman"/>
+          <w:b/>
+          <w:color w:val="auto"/>
+          <w:sz w:val="28"/>
+          <w:szCs w:val="28"/>
         </w:rPr>
         <w:t xml:space="preserve"> </w:t>
       </w:r>
-      <w:proofErr w:type="spellStart"/>
-      <w:r>
-        <w:rPr>
-          <w:rFonts w:ascii="Times New Roman" w:hAnsi="Times New Roman" w:cs="Times New Roman"/>
-          <w:sz w:val="28"/>
-          <w:szCs w:val="28"/>
-          <w:lang w:val="ru-RU"/>
-        </w:rPr>
-        <w:t>управління</w:t>
-      </w:r>
-      <w:proofErr w:type="spellEnd"/>
-      <w:r>
-        <w:rPr>
-          <w:rFonts w:ascii="Times New Roman" w:hAnsi="Times New Roman" w:cs="Times New Roman"/>
-          <w:sz w:val="28"/>
-          <w:szCs w:val="28"/>
-          <w:lang w:val="ru-RU"/>
-        </w:rPr>
-        <w:t xml:space="preserve"> смарт-</w:t>
-      </w:r>
-      <w:proofErr w:type="spellStart"/>
-      <w:r>
-        <w:rPr>
-          <w:rFonts w:ascii="Times New Roman" w:hAnsi="Times New Roman" w:cs="Times New Roman"/>
-          <w:sz w:val="28"/>
-          <w:szCs w:val="28"/>
-          <w:lang w:val="ru-RU"/>
-        </w:rPr>
-        <w:t>будинком</w:t>
-      </w:r>
-      <w:proofErr w:type="spellEnd"/>
-      <w:r>
-        <w:rPr>
-          <w:rFonts w:ascii="Times New Roman" w:hAnsi="Times New Roman" w:cs="Times New Roman"/>
-          <w:sz w:val="28"/>
-          <w:szCs w:val="28"/>
-          <w:lang w:val="ru-RU"/>
-        </w:rPr>
-        <w:t>.</w:t>
-      </w:r>
-      <w:r>
-        <w:rPr>
-          <w:rFonts w:ascii="Times New Roman" w:hAnsi="Times New Roman" w:cs="Times New Roman"/>
-          <w:sz w:val="28"/>
-          <w:szCs w:val="28"/>
-        </w:rPr>
-        <w:t xml:space="preserve"> Застосовано методику тестування симулятора в цілому. В якості засобів тестування використано типові сценарії функціонування системи </w:t>
-      </w:r>
-      <w:proofErr w:type="spellStart"/>
-      <w:r>
-        <w:rPr>
-          <w:rFonts w:ascii="Times New Roman" w:hAnsi="Times New Roman" w:cs="Times New Roman"/>
-          <w:sz w:val="28"/>
-          <w:szCs w:val="28"/>
-          <w:lang w:val="ru-RU"/>
-        </w:rPr>
-        <w:t>управління</w:t>
-      </w:r>
-      <w:proofErr w:type="spellEnd"/>
-      <w:r>
-        <w:rPr>
-          <w:rFonts w:ascii="Times New Roman" w:hAnsi="Times New Roman" w:cs="Times New Roman"/>
-          <w:sz w:val="28"/>
-          <w:szCs w:val="28"/>
-          <w:lang w:val="ru-RU"/>
-        </w:rPr>
-        <w:t xml:space="preserve"> смарт-</w:t>
-      </w:r>
-      <w:proofErr w:type="spellStart"/>
-      <w:r>
-        <w:rPr>
-          <w:rFonts w:ascii="Times New Roman" w:hAnsi="Times New Roman" w:cs="Times New Roman"/>
-          <w:sz w:val="28"/>
-          <w:szCs w:val="28"/>
-          <w:lang w:val="ru-RU"/>
-        </w:rPr>
-        <w:t>будинком</w:t>
-      </w:r>
-      <w:proofErr w:type="spellEnd"/>
-      <w:r>
-        <w:rPr>
-          <w:rFonts w:ascii="Times New Roman" w:hAnsi="Times New Roman" w:cs="Times New Roman"/>
-          <w:sz w:val="28"/>
-          <w:szCs w:val="28"/>
-          <w:lang w:val="ru-RU"/>
-        </w:rPr>
-        <w:t xml:space="preserve">. </w:t>
-      </w:r>
-      <w:proofErr w:type="spellStart"/>
-      <w:r>
-        <w:rPr>
-          <w:rFonts w:ascii="Times New Roman" w:hAnsi="Times New Roman" w:cs="Times New Roman"/>
-          <w:sz w:val="28"/>
-          <w:szCs w:val="28"/>
-          <w:lang w:val="ru-RU"/>
-        </w:rPr>
-        <w:t>Результати</w:t>
-      </w:r>
-      <w:proofErr w:type="spellEnd"/>
-      <w:r>
-        <w:rPr>
-          <w:rFonts w:ascii="Times New Roman" w:hAnsi="Times New Roman" w:cs="Times New Roman"/>
-          <w:sz w:val="28"/>
-          <w:szCs w:val="28"/>
-          <w:lang w:val="ru-RU"/>
-        </w:rPr>
-        <w:t xml:space="preserve"> </w:t>
-      </w:r>
-      <w:proofErr w:type="spellStart"/>
-      <w:r>
-        <w:rPr>
-          <w:rFonts w:ascii="Times New Roman" w:hAnsi="Times New Roman" w:cs="Times New Roman"/>
-          <w:sz w:val="28"/>
-          <w:szCs w:val="28"/>
-          <w:lang w:val="ru-RU"/>
-        </w:rPr>
-        <w:t>тестування</w:t>
-      </w:r>
-      <w:proofErr w:type="spellEnd"/>
-      <w:r>
-        <w:rPr>
-          <w:rFonts w:ascii="Times New Roman" w:hAnsi="Times New Roman" w:cs="Times New Roman"/>
-          <w:sz w:val="28"/>
-          <w:szCs w:val="28"/>
-          <w:lang w:val="ru-RU"/>
-        </w:rPr>
-        <w:t xml:space="preserve"> </w:t>
-      </w:r>
-      <w:proofErr w:type="spellStart"/>
-      <w:r>
-        <w:rPr>
-          <w:rFonts w:ascii="Times New Roman" w:hAnsi="Times New Roman" w:cs="Times New Roman"/>
-          <w:sz w:val="28"/>
-          <w:szCs w:val="28"/>
-          <w:lang w:val="ru-RU"/>
-        </w:rPr>
-        <w:t>представлені</w:t>
-      </w:r>
-      <w:proofErr w:type="spellEnd"/>
-      <w:r>
-        <w:rPr>
-          <w:rFonts w:ascii="Times New Roman" w:hAnsi="Times New Roman" w:cs="Times New Roman"/>
-          <w:sz w:val="28"/>
-          <w:szCs w:val="28"/>
-          <w:lang w:val="ru-RU"/>
-        </w:rPr>
-        <w:t xml:space="preserve"> </w:t>
-      </w:r>
-      <w:proofErr w:type="spellStart"/>
-      <w:r>
-        <w:rPr>
-          <w:rFonts w:ascii="Times New Roman" w:hAnsi="Times New Roman" w:cs="Times New Roman"/>
-          <w:sz w:val="28"/>
-          <w:szCs w:val="28"/>
-          <w:lang w:val="ru-RU"/>
-        </w:rPr>
-        <w:t>нижче</w:t>
-      </w:r>
-      <w:proofErr w:type="spellEnd"/>
-      <w:r>
-        <w:rPr>
-          <w:rFonts w:ascii="Times New Roman" w:hAnsi="Times New Roman" w:cs="Times New Roman"/>
-          <w:sz w:val="28"/>
-          <w:szCs w:val="28"/>
-          <w:lang w:val="ru-RU"/>
-        </w:rPr>
-        <w:t>:</w:t>
+      <w:r>
+        <w:rPr>
+          <w:rFonts w:ascii="Times New Roman" w:hAnsi="Times New Roman" w:cs="Times New Roman"/>
+          <w:b/>
+          <w:color w:val="auto"/>
+          <w:sz w:val="28"/>
+          <w:szCs w:val="28"/>
+        </w:rPr>
+        <w:t>симулятора системи управління смарт-будинком</w:t>
       </w:r>
     </w:p>
     <w:p>
@@ -14578,16 +17633,36 @@
           <w:sz w:val="28"/>
           <w:szCs w:val="28"/>
         </w:rPr>
-        <w:t>Сценарій 1</w:t>
-      </w:r>
-      <w:r>
-        <w:rPr>
-          <w:rFonts w:ascii="Times New Roman" w:hAnsi="Times New Roman" w:cs="Times New Roman"/>
-          <w:sz w:val="28"/>
-          <w:szCs w:val="28"/>
-        </w:rPr>
-        <w:t>. Початковий стан системи –</w:t>
-      </w:r>
+        <w:t xml:space="preserve">Інкапсуляція застосована для захисту внутрішнього стану об'єктів. Властивість </w:t>
+      </w:r>
+      <w:proofErr w:type="spellStart"/>
+      <w:r>
+        <w:rPr>
+          <w:rFonts w:ascii="Times New Roman" w:hAnsi="Times New Roman" w:cs="Times New Roman"/>
+          <w:sz w:val="28"/>
+          <w:szCs w:val="28"/>
+        </w:rPr>
+        <w:t>CurrentState</w:t>
+      </w:r>
+      <w:proofErr w:type="spellEnd"/>
+      <w:r>
+        <w:rPr>
+          <w:rFonts w:ascii="Times New Roman" w:hAnsi="Times New Roman" w:cs="Times New Roman"/>
+          <w:sz w:val="28"/>
+          <w:szCs w:val="28"/>
+        </w:rPr>
+        <w:t xml:space="preserve"> у базовому класі має захищений сетер (</w:t>
+      </w:r>
+      <w:proofErr w:type="spellStart"/>
+      <w:r>
+        <w:rPr>
+          <w:rFonts w:ascii="Times New Roman" w:hAnsi="Times New Roman" w:cs="Times New Roman"/>
+          <w:sz w:val="28"/>
+          <w:szCs w:val="28"/>
+        </w:rPr>
+        <w:t>protected</w:t>
+      </w:r>
+      <w:proofErr w:type="spellEnd"/>
       <w:r>
         <w:rPr>
           <w:rFonts w:ascii="Times New Roman" w:hAnsi="Times New Roman" w:cs="Times New Roman"/>
@@ -14596,204 +17671,31 @@
         </w:rPr>
         <w:t xml:space="preserve"> </w:t>
       </w:r>
-      <w:r>
-        <w:rPr>
-          <w:rFonts w:ascii="Times New Roman" w:hAnsi="Times New Roman" w:cs="Times New Roman"/>
-          <w:sz w:val="28"/>
-          <w:szCs w:val="28"/>
-        </w:rPr>
-        <w:t xml:space="preserve">за стандартними налаштуваннями симулятора </w:t>
-      </w:r>
-      <w:proofErr w:type="spellStart"/>
-      <w:r>
-        <w:rPr>
-          <w:rFonts w:ascii="Times New Roman" w:hAnsi="Times New Roman" w:cs="Times New Roman"/>
-          <w:sz w:val="28"/>
-          <w:szCs w:val="28"/>
-          <w:lang w:val="ru-RU"/>
-        </w:rPr>
-        <w:t>системи</w:t>
-      </w:r>
-      <w:proofErr w:type="spellEnd"/>
-      <w:r>
-        <w:rPr>
-          <w:rFonts w:ascii="Times New Roman" w:hAnsi="Times New Roman" w:cs="Times New Roman"/>
-          <w:sz w:val="28"/>
-          <w:szCs w:val="28"/>
-          <w:lang w:val="ru-RU"/>
-        </w:rPr>
-        <w:t xml:space="preserve"> </w:t>
-      </w:r>
-      <w:proofErr w:type="spellStart"/>
-      <w:r>
-        <w:rPr>
-          <w:rFonts w:ascii="Times New Roman" w:hAnsi="Times New Roman" w:cs="Times New Roman"/>
-          <w:sz w:val="28"/>
-          <w:szCs w:val="28"/>
-          <w:lang w:val="ru-RU"/>
-        </w:rPr>
-        <w:t>управління</w:t>
-      </w:r>
-      <w:proofErr w:type="spellEnd"/>
-      <w:r>
-        <w:rPr>
-          <w:rFonts w:ascii="Times New Roman" w:hAnsi="Times New Roman" w:cs="Times New Roman"/>
-          <w:sz w:val="28"/>
-          <w:szCs w:val="28"/>
-          <w:lang w:val="ru-RU"/>
-        </w:rPr>
-        <w:t xml:space="preserve"> смарт-</w:t>
-      </w:r>
-      <w:proofErr w:type="spellStart"/>
-      <w:r>
-        <w:rPr>
-          <w:rFonts w:ascii="Times New Roman" w:hAnsi="Times New Roman" w:cs="Times New Roman"/>
-          <w:sz w:val="28"/>
-          <w:szCs w:val="28"/>
-          <w:lang w:val="ru-RU"/>
-        </w:rPr>
-        <w:t>будинком</w:t>
-      </w:r>
-      <w:proofErr w:type="spellEnd"/>
-      <w:r>
-        <w:rPr>
-          <w:rFonts w:ascii="Times New Roman" w:hAnsi="Times New Roman" w:cs="Times New Roman"/>
-          <w:sz w:val="28"/>
-          <w:szCs w:val="28"/>
-          <w:lang w:val="ru-RU"/>
-        </w:rPr>
-        <w:t xml:space="preserve"> (</w:t>
-      </w:r>
-      <w:r>
-        <w:rPr>
-          <w:rFonts w:ascii="Times New Roman" w:hAnsi="Times New Roman" w:cs="Times New Roman"/>
-          <w:sz w:val="28"/>
-          <w:szCs w:val="28"/>
-        </w:rPr>
-        <w:t>рис. 3.1</w:t>
-      </w:r>
-      <w:r>
-        <w:rPr>
-          <w:rFonts w:ascii="Times New Roman" w:hAnsi="Times New Roman" w:cs="Times New Roman"/>
-          <w:sz w:val="28"/>
-          <w:szCs w:val="28"/>
-          <w:lang w:val="ru-RU"/>
-        </w:rPr>
-        <w:t>)</w:t>
-      </w:r>
-      <w:r>
-        <w:rPr>
-          <w:rFonts w:ascii="Times New Roman" w:hAnsi="Times New Roman" w:cs="Times New Roman"/>
-          <w:sz w:val="28"/>
-          <w:szCs w:val="28"/>
-        </w:rPr>
-        <w:t xml:space="preserve">. Перевіряється реакція системи на подію </w:t>
-      </w:r>
-      <w:r>
-        <w:rPr>
-          <w:rFonts w:ascii="Times New Roman" w:hAnsi="Times New Roman" w:cs="Times New Roman"/>
-          <w:sz w:val="28"/>
-          <w:szCs w:val="28"/>
-        </w:rPr>
-        <w:t>«</w:t>
-      </w:r>
-      <w:r>
-        <w:rPr>
-          <w:rFonts w:ascii="Times New Roman" w:hAnsi="Times New Roman" w:cs="Times New Roman"/>
-          <w:sz w:val="28"/>
-          <w:szCs w:val="28"/>
-        </w:rPr>
-        <w:t>Пожежа</w:t>
-      </w:r>
-      <w:r>
-        <w:rPr>
-          <w:rFonts w:ascii="Times New Roman" w:hAnsi="Times New Roman" w:cs="Times New Roman"/>
-          <w:sz w:val="28"/>
-          <w:szCs w:val="28"/>
-        </w:rPr>
-        <w:t>»</w:t>
-      </w:r>
-      <w:r>
-        <w:rPr>
-          <w:rFonts w:ascii="Times New Roman" w:hAnsi="Times New Roman" w:cs="Times New Roman"/>
-          <w:sz w:val="28"/>
-          <w:szCs w:val="28"/>
-        </w:rPr>
-        <w:t xml:space="preserve">. При використанні інструменту кожні 3 хв симуляції в кімнаті, в описі якої з’явився статус </w:t>
-      </w:r>
-      <w:r>
-        <w:rPr>
-          <w:rFonts w:ascii="Times New Roman" w:hAnsi="Times New Roman" w:cs="Times New Roman"/>
-          <w:sz w:val="28"/>
-          <w:szCs w:val="28"/>
-        </w:rPr>
-        <w:t>«</w:t>
-      </w:r>
-      <w:r>
-        <w:rPr>
-          <w:rFonts w:ascii="Times New Roman" w:hAnsi="Times New Roman" w:cs="Times New Roman"/>
-          <w:sz w:val="28"/>
-          <w:szCs w:val="28"/>
-        </w:rPr>
-        <w:t>Пожежа</w:t>
-      </w:r>
-      <w:r>
-        <w:rPr>
-          <w:rFonts w:ascii="Times New Roman" w:hAnsi="Times New Roman" w:cs="Times New Roman"/>
-          <w:sz w:val="28"/>
-          <w:szCs w:val="28"/>
-        </w:rPr>
-        <w:t>»</w:t>
-      </w:r>
-      <w:r>
-        <w:rPr>
-          <w:rFonts w:ascii="Times New Roman" w:hAnsi="Times New Roman" w:cs="Times New Roman"/>
-          <w:sz w:val="28"/>
-          <w:szCs w:val="28"/>
-        </w:rPr>
-        <w:t>, має з певною ймовірністю розрядитися</w:t>
-      </w:r>
-      <w:r>
-        <w:rPr>
-          <w:rFonts w:ascii="Times New Roman" w:hAnsi="Times New Roman" w:cs="Times New Roman"/>
-          <w:sz w:val="28"/>
-          <w:szCs w:val="28"/>
-        </w:rPr>
-        <w:t xml:space="preserve"> спринклер Водяне Пожежогасіння</w:t>
-      </w:r>
-      <w:r>
-        <w:rPr>
-          <w:rFonts w:ascii="Times New Roman" w:hAnsi="Times New Roman" w:cs="Times New Roman"/>
-          <w:sz w:val="28"/>
-          <w:szCs w:val="28"/>
-        </w:rPr>
-        <w:t xml:space="preserve"> і на </w:t>
-      </w:r>
-      <w:proofErr w:type="spellStart"/>
-      <w:r>
-        <w:rPr>
-          <w:rFonts w:ascii="Times New Roman" w:hAnsi="Times New Roman" w:cs="Times New Roman"/>
-          <w:sz w:val="28"/>
-          <w:szCs w:val="28"/>
-        </w:rPr>
-        <w:t>заганому</w:t>
-      </w:r>
-      <w:proofErr w:type="spellEnd"/>
-      <w:r>
-        <w:rPr>
-          <w:rFonts w:ascii="Times New Roman" w:hAnsi="Times New Roman" w:cs="Times New Roman"/>
-          <w:sz w:val="28"/>
-          <w:szCs w:val="28"/>
-        </w:rPr>
-        <w:t xml:space="preserve"> плані будинку в кімнаті якій розташований змінити</w:t>
-      </w:r>
-      <w:r>
-        <w:rPr>
-          <w:rFonts w:ascii="Times New Roman" w:hAnsi="Times New Roman" w:cs="Times New Roman"/>
-          <w:sz w:val="28"/>
-          <w:szCs w:val="28"/>
-        </w:rPr>
-        <w:t xml:space="preserve"> його відображення (рис. 3.2).</w:t>
+      <w:proofErr w:type="spellStart"/>
+      <w:r>
+        <w:rPr>
+          <w:rFonts w:ascii="Times New Roman" w:hAnsi="Times New Roman" w:cs="Times New Roman"/>
+          <w:sz w:val="28"/>
+          <w:szCs w:val="28"/>
+        </w:rPr>
+        <w:t>set</w:t>
+      </w:r>
+      <w:proofErr w:type="spellEnd"/>
+      <w:r>
+        <w:rPr>
+          <w:rFonts w:ascii="Times New Roman" w:hAnsi="Times New Roman" w:cs="Times New Roman"/>
+          <w:sz w:val="28"/>
+          <w:szCs w:val="28"/>
+        </w:rPr>
+        <w:t>), що дозволяє змінювати стан лише самому пристрою або його нащадкам, але не зовніш</w:t>
+      </w:r>
+      <w:r>
+        <w:rPr>
+          <w:rFonts w:ascii="Times New Roman" w:hAnsi="Times New Roman" w:cs="Times New Roman"/>
+          <w:sz w:val="28"/>
+          <w:szCs w:val="28"/>
+        </w:rPr>
+        <w:t>нім класам напряму.</w:t>
       </w:r>
     </w:p>
     <w:p>
@@ -14807,6 +17709,140 @@
           <w:szCs w:val="28"/>
         </w:rPr>
       </w:pPr>
+      <w:r>
+        <w:rPr>
+          <w:rFonts w:ascii="Times New Roman" w:hAnsi="Times New Roman" w:cs="Times New Roman"/>
+          <w:sz w:val="28"/>
+          <w:szCs w:val="28"/>
+        </w:rPr>
+        <w:t xml:space="preserve">Наслідування реалізовано через створення абстрактного базового класу </w:t>
+      </w:r>
+      <w:proofErr w:type="spellStart"/>
+      <w:r>
+        <w:rPr>
+          <w:rFonts w:ascii="Times New Roman" w:hAnsi="Times New Roman" w:cs="Times New Roman"/>
+          <w:sz w:val="28"/>
+          <w:szCs w:val="28"/>
+        </w:rPr>
+        <w:t>SmartDeviceBase</w:t>
+      </w:r>
+      <w:proofErr w:type="spellEnd"/>
+      <w:r>
+        <w:rPr>
+          <w:rFonts w:ascii="Times New Roman" w:hAnsi="Times New Roman" w:cs="Times New Roman"/>
+          <w:sz w:val="28"/>
+          <w:szCs w:val="28"/>
+        </w:rPr>
+        <w:t>, який містить спільні властивості (</w:t>
+      </w:r>
+      <w:proofErr w:type="spellStart"/>
+      <w:r>
+        <w:rPr>
+          <w:rFonts w:ascii="Times New Roman" w:hAnsi="Times New Roman" w:cs="Times New Roman"/>
+          <w:sz w:val="28"/>
+          <w:szCs w:val="28"/>
+        </w:rPr>
+        <w:t>Name</w:t>
+      </w:r>
+      <w:proofErr w:type="spellEnd"/>
+      <w:r>
+        <w:rPr>
+          <w:rFonts w:ascii="Times New Roman" w:hAnsi="Times New Roman" w:cs="Times New Roman"/>
+          <w:sz w:val="28"/>
+          <w:szCs w:val="28"/>
+        </w:rPr>
+        <w:t xml:space="preserve">, </w:t>
+      </w:r>
+      <w:proofErr w:type="spellStart"/>
+      <w:r>
+        <w:rPr>
+          <w:rFonts w:ascii="Times New Roman" w:hAnsi="Times New Roman" w:cs="Times New Roman"/>
+          <w:sz w:val="28"/>
+          <w:szCs w:val="28"/>
+        </w:rPr>
+        <w:t>Position</w:t>
+      </w:r>
+      <w:proofErr w:type="spellEnd"/>
+      <w:r>
+        <w:rPr>
+          <w:rFonts w:ascii="Times New Roman" w:hAnsi="Times New Roman" w:cs="Times New Roman"/>
+          <w:sz w:val="28"/>
+          <w:szCs w:val="28"/>
+        </w:rPr>
+        <w:t xml:space="preserve">, </w:t>
+      </w:r>
+      <w:proofErr w:type="spellStart"/>
+      <w:r>
+        <w:rPr>
+          <w:rFonts w:ascii="Times New Roman" w:hAnsi="Times New Roman" w:cs="Times New Roman"/>
+          <w:sz w:val="28"/>
+          <w:szCs w:val="28"/>
+        </w:rPr>
+        <w:t>AssociatedRoom</w:t>
+      </w:r>
+      <w:proofErr w:type="spellEnd"/>
+      <w:r>
+        <w:rPr>
+          <w:rFonts w:ascii="Times New Roman" w:hAnsi="Times New Roman" w:cs="Times New Roman"/>
+          <w:sz w:val="28"/>
+          <w:szCs w:val="28"/>
+        </w:rPr>
+        <w:t>) та методи. Всі конкретні пристрої (</w:t>
+      </w:r>
+      <w:proofErr w:type="spellStart"/>
+      <w:r>
+        <w:rPr>
+          <w:rFonts w:ascii="Times New Roman" w:hAnsi="Times New Roman" w:cs="Times New Roman"/>
+          <w:sz w:val="28"/>
+          <w:szCs w:val="28"/>
+        </w:rPr>
+        <w:t>HeaterDevice</w:t>
+      </w:r>
+      <w:proofErr w:type="spellEnd"/>
+      <w:r>
+        <w:rPr>
+          <w:rFonts w:ascii="Times New Roman" w:hAnsi="Times New Roman" w:cs="Times New Roman"/>
+          <w:sz w:val="28"/>
+          <w:szCs w:val="28"/>
+        </w:rPr>
+        <w:t xml:space="preserve">, </w:t>
+      </w:r>
+      <w:proofErr w:type="spellStart"/>
+      <w:r>
+        <w:rPr>
+          <w:rFonts w:ascii="Times New Roman" w:hAnsi="Times New Roman" w:cs="Times New Roman"/>
+          <w:sz w:val="28"/>
+          <w:szCs w:val="28"/>
+        </w:rPr>
+        <w:t>CameraDevice</w:t>
+      </w:r>
+      <w:proofErr w:type="spellEnd"/>
+      <w:r>
+        <w:rPr>
+          <w:rFonts w:ascii="Times New Roman" w:hAnsi="Times New Roman" w:cs="Times New Roman"/>
+          <w:sz w:val="28"/>
+          <w:szCs w:val="28"/>
+        </w:rPr>
+        <w:t xml:space="preserve"> тощо) </w:t>
+      </w:r>
+      <w:proofErr w:type="spellStart"/>
+      <w:r>
+        <w:rPr>
+          <w:rFonts w:ascii="Times New Roman" w:hAnsi="Times New Roman" w:cs="Times New Roman"/>
+          <w:sz w:val="28"/>
+          <w:szCs w:val="28"/>
+        </w:rPr>
+        <w:t>наслідуються</w:t>
+      </w:r>
+      <w:proofErr w:type="spellEnd"/>
+      <w:r>
+        <w:rPr>
+          <w:rFonts w:ascii="Times New Roman" w:hAnsi="Times New Roman" w:cs="Times New Roman"/>
+          <w:sz w:val="28"/>
+          <w:szCs w:val="28"/>
+        </w:rPr>
+        <w:t xml:space="preserve"> від нього.</w:t>
+      </w:r>
     </w:p>
     <w:p>
       <w:pPr>
@@ -14826,11 +17862,1988 @@
         <w:ind w:firstLine="709"/>
         <w:jc w:val="both"/>
         <w:rPr>
-          <w:rFonts w:ascii="Times New Roman" w:hAnsi="Times New Roman" w:cs="Times New Roman"/>
-          <w:sz w:val="28"/>
-          <w:szCs w:val="28"/>
-        </w:rPr>
-      </w:pPr>
+          <w:rFonts w:ascii="Courier New" w:hAnsi="Courier New" w:cs="Courier New"/>
+          <w:sz w:val="20"/>
+          <w:szCs w:val="20"/>
+        </w:rPr>
+      </w:pPr>
+      <w:proofErr w:type="spellStart"/>
+      <w:r>
+        <w:rPr>
+          <w:rFonts w:ascii="Courier New" w:hAnsi="Courier New" w:cs="Courier New"/>
+          <w:sz w:val="20"/>
+          <w:szCs w:val="20"/>
+        </w:rPr>
+        <w:t>public</w:t>
+      </w:r>
+      <w:proofErr w:type="spellEnd"/>
+      <w:r>
+        <w:rPr>
+          <w:rFonts w:ascii="Courier New" w:hAnsi="Courier New" w:cs="Courier New"/>
+          <w:sz w:val="20"/>
+          <w:szCs w:val="20"/>
+        </w:rPr>
+        <w:t xml:space="preserve"> </w:t>
+      </w:r>
+      <w:proofErr w:type="spellStart"/>
+      <w:r>
+        <w:rPr>
+          <w:rFonts w:ascii="Courier New" w:hAnsi="Courier New" w:cs="Courier New"/>
+          <w:sz w:val="20"/>
+          <w:szCs w:val="20"/>
+        </w:rPr>
+        <w:t>abstract</w:t>
+      </w:r>
+      <w:proofErr w:type="spellEnd"/>
+      <w:r>
+        <w:rPr>
+          <w:rFonts w:ascii="Courier New" w:hAnsi="Courier New" w:cs="Courier New"/>
+          <w:sz w:val="20"/>
+          <w:szCs w:val="20"/>
+        </w:rPr>
+        <w:t xml:space="preserve"> </w:t>
+      </w:r>
+      <w:proofErr w:type="spellStart"/>
+      <w:r>
+        <w:rPr>
+          <w:rFonts w:ascii="Courier New" w:hAnsi="Courier New" w:cs="Courier New"/>
+          <w:sz w:val="20"/>
+          <w:szCs w:val="20"/>
+        </w:rPr>
+        <w:t>class</w:t>
+      </w:r>
+      <w:proofErr w:type="spellEnd"/>
+      <w:r>
+        <w:rPr>
+          <w:rFonts w:ascii="Courier New" w:hAnsi="Courier New" w:cs="Courier New"/>
+          <w:sz w:val="20"/>
+          <w:szCs w:val="20"/>
+        </w:rPr>
+        <w:t xml:space="preserve"> </w:t>
+      </w:r>
+      <w:proofErr w:type="spellStart"/>
+      <w:r>
+        <w:rPr>
+          <w:rFonts w:ascii="Courier New" w:hAnsi="Courier New" w:cs="Courier New"/>
+          <w:sz w:val="20"/>
+          <w:szCs w:val="20"/>
+        </w:rPr>
+        <w:t>SmartDeviceBase</w:t>
+      </w:r>
+      <w:proofErr w:type="spellEnd"/>
+      <w:r>
+        <w:rPr>
+          <w:rFonts w:ascii="Courier New" w:hAnsi="Courier New" w:cs="Courier New"/>
+          <w:sz w:val="20"/>
+          <w:szCs w:val="20"/>
+        </w:rPr>
+        <w:t xml:space="preserve"> : </w:t>
+      </w:r>
+      <w:proofErr w:type="spellStart"/>
+      <w:r>
+        <w:rPr>
+          <w:rFonts w:ascii="Courier New" w:hAnsi="Courier New" w:cs="Courier New"/>
+          <w:sz w:val="20"/>
+          <w:szCs w:val="20"/>
+        </w:rPr>
+        <w:t>INotifyPropertyChanged</w:t>
+      </w:r>
+      <w:proofErr w:type="spellEnd"/>
+    </w:p>
+    <w:p>
+      <w:pPr>
+        <w:spacing w:after="0" w:line="360" w:lineRule="auto"/>
+        <w:ind w:firstLine="709"/>
+        <w:jc w:val="both"/>
+        <w:rPr>
+          <w:rFonts w:ascii="Courier New" w:hAnsi="Courier New" w:cs="Courier New"/>
+          <w:sz w:val="20"/>
+          <w:szCs w:val="20"/>
+        </w:rPr>
+      </w:pPr>
+      <w:r>
+        <w:rPr>
+          <w:rFonts w:ascii="Courier New" w:hAnsi="Courier New" w:cs="Courier New"/>
+          <w:sz w:val="20"/>
+          <w:szCs w:val="20"/>
+        </w:rPr>
+        <w:t>{</w:t>
+      </w:r>
+    </w:p>
+    <w:p>
+      <w:pPr>
+        <w:spacing w:after="0" w:line="360" w:lineRule="auto"/>
+        <w:ind w:firstLine="709"/>
+        <w:jc w:val="both"/>
+        <w:rPr>
+          <w:rFonts w:ascii="Courier New" w:hAnsi="Courier New" w:cs="Courier New"/>
+          <w:sz w:val="20"/>
+          <w:szCs w:val="20"/>
+        </w:rPr>
+      </w:pPr>
+      <w:r>
+        <w:rPr>
+          <w:rFonts w:ascii="Courier New" w:hAnsi="Courier New" w:cs="Courier New"/>
+          <w:sz w:val="20"/>
+          <w:szCs w:val="20"/>
+        </w:rPr>
+        <w:t xml:space="preserve">    </w:t>
+      </w:r>
+      <w:proofErr w:type="spellStart"/>
+      <w:r>
+        <w:rPr>
+          <w:rFonts w:ascii="Courier New" w:hAnsi="Courier New" w:cs="Courier New"/>
+          <w:sz w:val="20"/>
+          <w:szCs w:val="20"/>
+        </w:rPr>
+        <w:t>public</w:t>
+      </w:r>
+      <w:proofErr w:type="spellEnd"/>
+      <w:r>
+        <w:rPr>
+          <w:rFonts w:ascii="Courier New" w:hAnsi="Courier New" w:cs="Courier New"/>
+          <w:sz w:val="20"/>
+          <w:szCs w:val="20"/>
+        </w:rPr>
+        <w:t xml:space="preserve"> </w:t>
+      </w:r>
+      <w:proofErr w:type="spellStart"/>
+      <w:r>
+        <w:rPr>
+          <w:rFonts w:ascii="Courier New" w:hAnsi="Courier New" w:cs="Courier New"/>
+          <w:sz w:val="20"/>
+          <w:szCs w:val="20"/>
+        </w:rPr>
+        <w:t>string</w:t>
+      </w:r>
+      <w:proofErr w:type="spellEnd"/>
+      <w:r>
+        <w:rPr>
+          <w:rFonts w:ascii="Courier New" w:hAnsi="Courier New" w:cs="Courier New"/>
+          <w:sz w:val="20"/>
+          <w:szCs w:val="20"/>
+        </w:rPr>
+        <w:t xml:space="preserve"> </w:t>
+      </w:r>
+      <w:proofErr w:type="spellStart"/>
+      <w:r>
+        <w:rPr>
+          <w:rFonts w:ascii="Courier New" w:hAnsi="Courier New" w:cs="Courier New"/>
+          <w:sz w:val="20"/>
+          <w:szCs w:val="20"/>
+        </w:rPr>
+        <w:t>Name</w:t>
+      </w:r>
+      <w:proofErr w:type="spellEnd"/>
+      <w:r>
+        <w:rPr>
+          <w:rFonts w:ascii="Courier New" w:hAnsi="Courier New" w:cs="Courier New"/>
+          <w:sz w:val="20"/>
+          <w:szCs w:val="20"/>
+        </w:rPr>
+        <w:t xml:space="preserve"> { </w:t>
+      </w:r>
+      <w:proofErr w:type="spellStart"/>
+      <w:r>
+        <w:rPr>
+          <w:rFonts w:ascii="Courier New" w:hAnsi="Courier New" w:cs="Courier New"/>
+          <w:sz w:val="20"/>
+          <w:szCs w:val="20"/>
+        </w:rPr>
+        <w:t>get</w:t>
+      </w:r>
+      <w:proofErr w:type="spellEnd"/>
+      <w:r>
+        <w:rPr>
+          <w:rFonts w:ascii="Courier New" w:hAnsi="Courier New" w:cs="Courier New"/>
+          <w:sz w:val="20"/>
+          <w:szCs w:val="20"/>
+        </w:rPr>
+        <w:t>; }</w:t>
+      </w:r>
+    </w:p>
+    <w:p>
+      <w:pPr>
+        <w:spacing w:after="0" w:line="360" w:lineRule="auto"/>
+        <w:ind w:firstLine="709"/>
+        <w:jc w:val="both"/>
+        <w:rPr>
+          <w:rFonts w:ascii="Courier New" w:hAnsi="Courier New" w:cs="Courier New"/>
+          <w:sz w:val="20"/>
+          <w:szCs w:val="20"/>
+        </w:rPr>
+      </w:pPr>
+      <w:r>
+        <w:rPr>
+          <w:rFonts w:ascii="Courier New" w:hAnsi="Courier New" w:cs="Courier New"/>
+          <w:sz w:val="20"/>
+          <w:szCs w:val="20"/>
+        </w:rPr>
+        <w:t xml:space="preserve">    </w:t>
+      </w:r>
+      <w:proofErr w:type="spellStart"/>
+      <w:r>
+        <w:rPr>
+          <w:rFonts w:ascii="Courier New" w:hAnsi="Courier New" w:cs="Courier New"/>
+          <w:sz w:val="20"/>
+          <w:szCs w:val="20"/>
+        </w:rPr>
+        <w:t>public</w:t>
+      </w:r>
+      <w:proofErr w:type="spellEnd"/>
+      <w:r>
+        <w:rPr>
+          <w:rFonts w:ascii="Courier New" w:hAnsi="Courier New" w:cs="Courier New"/>
+          <w:sz w:val="20"/>
+          <w:szCs w:val="20"/>
+        </w:rPr>
+        <w:t xml:space="preserve"> </w:t>
+      </w:r>
+      <w:proofErr w:type="spellStart"/>
+      <w:r>
+        <w:rPr>
+          <w:rFonts w:ascii="Courier New" w:hAnsi="Courier New" w:cs="Courier New"/>
+          <w:sz w:val="20"/>
+          <w:szCs w:val="20"/>
+        </w:rPr>
+        <w:t>DeviceState</w:t>
+      </w:r>
+      <w:proofErr w:type="spellEnd"/>
+      <w:r>
+        <w:rPr>
+          <w:rFonts w:ascii="Courier New" w:hAnsi="Courier New" w:cs="Courier New"/>
+          <w:sz w:val="20"/>
+          <w:szCs w:val="20"/>
+        </w:rPr>
+        <w:t xml:space="preserve"> </w:t>
+      </w:r>
+      <w:proofErr w:type="spellStart"/>
+      <w:r>
+        <w:rPr>
+          <w:rFonts w:ascii="Courier New" w:hAnsi="Courier New" w:cs="Courier New"/>
+          <w:sz w:val="20"/>
+          <w:szCs w:val="20"/>
+        </w:rPr>
+        <w:t>CurrentState</w:t>
+      </w:r>
+      <w:proofErr w:type="spellEnd"/>
+      <w:r>
+        <w:rPr>
+          <w:rFonts w:ascii="Courier New" w:hAnsi="Courier New" w:cs="Courier New"/>
+          <w:sz w:val="20"/>
+          <w:szCs w:val="20"/>
+        </w:rPr>
+        <w:t xml:space="preserve"> { </w:t>
+      </w:r>
+      <w:proofErr w:type="spellStart"/>
+      <w:r>
+        <w:rPr>
+          <w:rFonts w:ascii="Courier New" w:hAnsi="Courier New" w:cs="Courier New"/>
+          <w:sz w:val="20"/>
+          <w:szCs w:val="20"/>
+        </w:rPr>
+        <w:t>get</w:t>
+      </w:r>
+      <w:proofErr w:type="spellEnd"/>
+      <w:r>
+        <w:rPr>
+          <w:rFonts w:ascii="Courier New" w:hAnsi="Courier New" w:cs="Courier New"/>
+          <w:sz w:val="20"/>
+          <w:szCs w:val="20"/>
+        </w:rPr>
+        <w:t xml:space="preserve">; </w:t>
+      </w:r>
+      <w:proofErr w:type="spellStart"/>
+      <w:r>
+        <w:rPr>
+          <w:rFonts w:ascii="Courier New" w:hAnsi="Courier New" w:cs="Courier New"/>
+          <w:sz w:val="20"/>
+          <w:szCs w:val="20"/>
+        </w:rPr>
+        <w:t>protected</w:t>
+      </w:r>
+      <w:proofErr w:type="spellEnd"/>
+      <w:r>
+        <w:rPr>
+          <w:rFonts w:ascii="Courier New" w:hAnsi="Courier New" w:cs="Courier New"/>
+          <w:sz w:val="20"/>
+          <w:szCs w:val="20"/>
+        </w:rPr>
+        <w:t xml:space="preserve"> </w:t>
+      </w:r>
+      <w:proofErr w:type="spellStart"/>
+      <w:r>
+        <w:rPr>
+          <w:rFonts w:ascii="Courier New" w:hAnsi="Courier New" w:cs="Courier New"/>
+          <w:sz w:val="20"/>
+          <w:szCs w:val="20"/>
+        </w:rPr>
+        <w:t>set</w:t>
+      </w:r>
+      <w:proofErr w:type="spellEnd"/>
+      <w:r>
+        <w:rPr>
+          <w:rFonts w:ascii="Courier New" w:hAnsi="Courier New" w:cs="Courier New"/>
+          <w:sz w:val="20"/>
+          <w:szCs w:val="20"/>
+        </w:rPr>
+        <w:t>; }</w:t>
+      </w:r>
+    </w:p>
+    <w:p>
+      <w:pPr>
+        <w:spacing w:after="0" w:line="360" w:lineRule="auto"/>
+        <w:ind w:firstLine="709"/>
+        <w:jc w:val="both"/>
+        <w:rPr>
+          <w:rFonts w:ascii="Courier New" w:hAnsi="Courier New" w:cs="Courier New"/>
+          <w:sz w:val="20"/>
+          <w:szCs w:val="20"/>
+        </w:rPr>
+      </w:pPr>
+      <w:r>
+        <w:rPr>
+          <w:rFonts w:ascii="Courier New" w:hAnsi="Courier New" w:cs="Courier New"/>
+          <w:sz w:val="20"/>
+          <w:szCs w:val="20"/>
+        </w:rPr>
+        <w:t xml:space="preserve">    // ... інші властивості</w:t>
+      </w:r>
+    </w:p>
+    <w:p>
+      <w:pPr>
+        <w:spacing w:after="0" w:line="360" w:lineRule="auto"/>
+        <w:ind w:firstLine="709"/>
+        <w:jc w:val="both"/>
+        <w:rPr>
+          <w:rFonts w:ascii="Courier New" w:hAnsi="Courier New" w:cs="Courier New"/>
+          <w:sz w:val="20"/>
+          <w:szCs w:val="20"/>
+        </w:rPr>
+      </w:pPr>
+      <w:r>
+        <w:rPr>
+          <w:rFonts w:ascii="Courier New" w:hAnsi="Courier New" w:cs="Courier New"/>
+          <w:sz w:val="20"/>
+          <w:szCs w:val="20"/>
+        </w:rPr>
+        <w:t xml:space="preserve">    </w:t>
+      </w:r>
+    </w:p>
+    <w:p>
+      <w:pPr>
+        <w:spacing w:after="0" w:line="360" w:lineRule="auto"/>
+        <w:ind w:firstLine="709"/>
+        <w:jc w:val="both"/>
+        <w:rPr>
+          <w:rFonts w:ascii="Courier New" w:hAnsi="Courier New" w:cs="Courier New"/>
+          <w:sz w:val="20"/>
+          <w:szCs w:val="20"/>
+        </w:rPr>
+      </w:pPr>
+      <w:r>
+        <w:rPr>
+          <w:rFonts w:ascii="Courier New" w:hAnsi="Courier New" w:cs="Courier New"/>
+          <w:sz w:val="20"/>
+          <w:szCs w:val="20"/>
+        </w:rPr>
+        <w:t xml:space="preserve">    // Абстрактний метод, який змушує нащадків реалізувати власну логіку</w:t>
+      </w:r>
+    </w:p>
+    <w:p>
+      <w:pPr>
+        <w:spacing w:after="0" w:line="360" w:lineRule="auto"/>
+        <w:ind w:firstLine="709"/>
+        <w:jc w:val="both"/>
+        <w:rPr>
+          <w:rFonts w:ascii="Courier New" w:hAnsi="Courier New" w:cs="Courier New"/>
+          <w:sz w:val="20"/>
+          <w:szCs w:val="20"/>
+        </w:rPr>
+      </w:pPr>
+      <w:r>
+        <w:rPr>
+          <w:rFonts w:ascii="Courier New" w:hAnsi="Courier New" w:cs="Courier New"/>
+          <w:sz w:val="20"/>
+          <w:szCs w:val="20"/>
+        </w:rPr>
+        <w:t xml:space="preserve">    </w:t>
+      </w:r>
+      <w:proofErr w:type="spellStart"/>
+      <w:r>
+        <w:rPr>
+          <w:rFonts w:ascii="Courier New" w:hAnsi="Courier New" w:cs="Courier New"/>
+          <w:sz w:val="20"/>
+          <w:szCs w:val="20"/>
+        </w:rPr>
+        <w:t>public</w:t>
+      </w:r>
+      <w:proofErr w:type="spellEnd"/>
+      <w:r>
+        <w:rPr>
+          <w:rFonts w:ascii="Courier New" w:hAnsi="Courier New" w:cs="Courier New"/>
+          <w:sz w:val="20"/>
+          <w:szCs w:val="20"/>
+        </w:rPr>
+        <w:t xml:space="preserve"> </w:t>
+      </w:r>
+      <w:proofErr w:type="spellStart"/>
+      <w:r>
+        <w:rPr>
+          <w:rFonts w:ascii="Courier New" w:hAnsi="Courier New" w:cs="Courier New"/>
+          <w:sz w:val="20"/>
+          <w:szCs w:val="20"/>
+        </w:rPr>
+        <w:t>abstract</w:t>
+      </w:r>
+      <w:proofErr w:type="spellEnd"/>
+      <w:r>
+        <w:rPr>
+          <w:rFonts w:ascii="Courier New" w:hAnsi="Courier New" w:cs="Courier New"/>
+          <w:sz w:val="20"/>
+          <w:szCs w:val="20"/>
+        </w:rPr>
+        <w:t xml:space="preserve"> </w:t>
+      </w:r>
+      <w:proofErr w:type="spellStart"/>
+      <w:r>
+        <w:rPr>
+          <w:rFonts w:ascii="Courier New" w:hAnsi="Courier New" w:cs="Courier New"/>
+          <w:sz w:val="20"/>
+          <w:szCs w:val="20"/>
+        </w:rPr>
+        <w:t>void</w:t>
+      </w:r>
+      <w:proofErr w:type="spellEnd"/>
+      <w:r>
+        <w:rPr>
+          <w:rFonts w:ascii="Courier New" w:hAnsi="Courier New" w:cs="Courier New"/>
+          <w:sz w:val="20"/>
+          <w:szCs w:val="20"/>
+        </w:rPr>
+        <w:t xml:space="preserve"> </w:t>
+      </w:r>
+      <w:proofErr w:type="spellStart"/>
+      <w:r>
+        <w:rPr>
+          <w:rFonts w:ascii="Courier New" w:hAnsi="Courier New" w:cs="Courier New"/>
+          <w:sz w:val="20"/>
+          <w:szCs w:val="20"/>
+        </w:rPr>
+        <w:t>UpdateState</w:t>
+      </w:r>
+      <w:proofErr w:type="spellEnd"/>
+      <w:r>
+        <w:rPr>
+          <w:rFonts w:ascii="Courier New" w:hAnsi="Courier New" w:cs="Courier New"/>
+          <w:sz w:val="20"/>
+          <w:szCs w:val="20"/>
+        </w:rPr>
+        <w:t>(</w:t>
+      </w:r>
+      <w:proofErr w:type="spellStart"/>
+      <w:r>
+        <w:rPr>
+          <w:rFonts w:ascii="Courier New" w:hAnsi="Courier New" w:cs="Courier New"/>
+          <w:sz w:val="20"/>
+          <w:szCs w:val="20"/>
+        </w:rPr>
+        <w:t>TimeSpan</w:t>
+      </w:r>
+      <w:proofErr w:type="spellEnd"/>
+      <w:r>
+        <w:rPr>
+          <w:rFonts w:ascii="Courier New" w:hAnsi="Courier New" w:cs="Courier New"/>
+          <w:sz w:val="20"/>
+          <w:szCs w:val="20"/>
+        </w:rPr>
+        <w:t xml:space="preserve"> </w:t>
+      </w:r>
+      <w:proofErr w:type="spellStart"/>
+      <w:r>
+        <w:rPr>
+          <w:rFonts w:ascii="Courier New" w:hAnsi="Courier New" w:cs="Courier New"/>
+          <w:sz w:val="20"/>
+          <w:szCs w:val="20"/>
+        </w:rPr>
+        <w:t>currentTime</w:t>
+      </w:r>
+      <w:proofErr w:type="spellEnd"/>
+      <w:r>
+        <w:rPr>
+          <w:rFonts w:ascii="Courier New" w:hAnsi="Courier New" w:cs="Courier New"/>
+          <w:sz w:val="20"/>
+          <w:szCs w:val="20"/>
+        </w:rPr>
+        <w:t xml:space="preserve">, </w:t>
+      </w:r>
+      <w:proofErr w:type="spellStart"/>
+      <w:r>
+        <w:rPr>
+          <w:rFonts w:ascii="Courier New" w:hAnsi="Courier New" w:cs="Courier New"/>
+          <w:sz w:val="20"/>
+          <w:szCs w:val="20"/>
+        </w:rPr>
+        <w:t>bool</w:t>
+      </w:r>
+      <w:proofErr w:type="spellEnd"/>
+      <w:r>
+        <w:rPr>
+          <w:rFonts w:ascii="Courier New" w:hAnsi="Courier New" w:cs="Courier New"/>
+          <w:sz w:val="20"/>
+          <w:szCs w:val="20"/>
+        </w:rPr>
+        <w:t xml:space="preserve"> </w:t>
+      </w:r>
+      <w:proofErr w:type="spellStart"/>
+      <w:r>
+        <w:rPr>
+          <w:rFonts w:ascii="Courier New" w:hAnsi="Courier New" w:cs="Courier New"/>
+          <w:sz w:val="20"/>
+          <w:szCs w:val="20"/>
+        </w:rPr>
+        <w:t>isElectricityOn</w:t>
+      </w:r>
+      <w:proofErr w:type="spellEnd"/>
+      <w:r>
+        <w:rPr>
+          <w:rFonts w:ascii="Courier New" w:hAnsi="Courier New" w:cs="Courier New"/>
+          <w:sz w:val="20"/>
+          <w:szCs w:val="20"/>
+        </w:rPr>
+        <w:t xml:space="preserve">, </w:t>
+      </w:r>
+      <w:proofErr w:type="spellStart"/>
+      <w:r>
+        <w:rPr>
+          <w:rFonts w:ascii="Courier New" w:hAnsi="Courier New" w:cs="Courier New"/>
+          <w:sz w:val="20"/>
+          <w:szCs w:val="20"/>
+        </w:rPr>
+        <w:t>Room</w:t>
+      </w:r>
+      <w:proofErr w:type="spellEnd"/>
+      <w:r>
+        <w:rPr>
+          <w:rFonts w:ascii="Courier New" w:hAnsi="Courier New" w:cs="Courier New"/>
+          <w:sz w:val="20"/>
+          <w:szCs w:val="20"/>
+        </w:rPr>
+        <w:t xml:space="preserve"> </w:t>
+      </w:r>
+      <w:proofErr w:type="spellStart"/>
+      <w:r>
+        <w:rPr>
+          <w:rFonts w:ascii="Courier New" w:hAnsi="Courier New" w:cs="Courier New"/>
+          <w:sz w:val="20"/>
+          <w:szCs w:val="20"/>
+        </w:rPr>
+        <w:t>environment</w:t>
+      </w:r>
+      <w:proofErr w:type="spellEnd"/>
+      <w:r>
+        <w:rPr>
+          <w:rFonts w:ascii="Courier New" w:hAnsi="Courier New" w:cs="Courier New"/>
+          <w:sz w:val="20"/>
+          <w:szCs w:val="20"/>
+        </w:rPr>
+        <w:t>);</w:t>
+      </w:r>
+    </w:p>
+    <w:p>
+      <w:pPr>
+        <w:spacing w:after="0" w:line="360" w:lineRule="auto"/>
+        <w:ind w:firstLine="709"/>
+        <w:jc w:val="both"/>
+        <w:rPr>
+          <w:rFonts w:ascii="Courier New" w:hAnsi="Courier New" w:cs="Courier New"/>
+          <w:sz w:val="20"/>
+          <w:szCs w:val="20"/>
+        </w:rPr>
+      </w:pPr>
+      <w:r>
+        <w:rPr>
+          <w:rFonts w:ascii="Courier New" w:hAnsi="Courier New" w:cs="Courier New"/>
+          <w:sz w:val="20"/>
+          <w:szCs w:val="20"/>
+        </w:rPr>
+        <w:t>}</w:t>
+      </w:r>
+    </w:p>
+    <w:p>
+      <w:pPr>
+        <w:spacing w:after="0" w:line="360" w:lineRule="auto"/>
+        <w:ind w:firstLine="709"/>
+        <w:jc w:val="both"/>
+        <w:rPr>
+          <w:rFonts w:ascii="Times New Roman" w:hAnsi="Times New Roman" w:cs="Times New Roman"/>
+          <w:sz w:val="28"/>
+          <w:szCs w:val="28"/>
+        </w:rPr>
+      </w:pPr>
+    </w:p>
+    <w:p>
+      <w:pPr>
+        <w:spacing w:after="0" w:line="360" w:lineRule="auto"/>
+        <w:ind w:firstLine="709"/>
+        <w:jc w:val="both"/>
+        <w:rPr>
+          <w:rFonts w:ascii="Times New Roman" w:hAnsi="Times New Roman" w:cs="Times New Roman"/>
+          <w:sz w:val="28"/>
+          <w:szCs w:val="28"/>
+        </w:rPr>
+      </w:pPr>
+      <w:r>
+        <w:rPr>
+          <w:rFonts w:ascii="Times New Roman" w:hAnsi="Times New Roman" w:cs="Times New Roman"/>
+          <w:sz w:val="28"/>
+          <w:szCs w:val="28"/>
+        </w:rPr>
+        <w:t>Поліморфізм є ключовим елементом алгоритму оновлення. Головний цикл симуляції (</w:t>
+      </w:r>
+      <w:proofErr w:type="spellStart"/>
+      <w:r>
+        <w:rPr>
+          <w:rFonts w:ascii="Times New Roman" w:hAnsi="Times New Roman" w:cs="Times New Roman"/>
+          <w:sz w:val="28"/>
+          <w:szCs w:val="28"/>
+        </w:rPr>
+        <w:t>SimulationTimer_Tick</w:t>
+      </w:r>
+      <w:proofErr w:type="spellEnd"/>
+      <w:r>
+        <w:rPr>
+          <w:rFonts w:ascii="Times New Roman" w:hAnsi="Times New Roman" w:cs="Times New Roman"/>
+          <w:sz w:val="28"/>
+          <w:szCs w:val="28"/>
+        </w:rPr>
+        <w:t xml:space="preserve">) працює з єдиним списком базового типу </w:t>
+      </w:r>
+      <w:proofErr w:type="spellStart"/>
+      <w:r>
+        <w:rPr>
+          <w:rFonts w:ascii="Times New Roman" w:hAnsi="Times New Roman" w:cs="Times New Roman"/>
+          <w:sz w:val="28"/>
+          <w:szCs w:val="28"/>
+        </w:rPr>
+        <w:t>SmartDeviceBase</w:t>
+      </w:r>
+      <w:proofErr w:type="spellEnd"/>
+      <w:r>
+        <w:rPr>
+          <w:rFonts w:ascii="Times New Roman" w:hAnsi="Times New Roman" w:cs="Times New Roman"/>
+          <w:sz w:val="28"/>
+          <w:szCs w:val="28"/>
+        </w:rPr>
+        <w:t xml:space="preserve">. Він викликає метод </w:t>
+      </w:r>
+      <w:proofErr w:type="spellStart"/>
+      <w:r>
+        <w:rPr>
+          <w:rFonts w:ascii="Times New Roman" w:hAnsi="Times New Roman" w:cs="Times New Roman"/>
+          <w:sz w:val="28"/>
+          <w:szCs w:val="28"/>
+        </w:rPr>
+        <w:t>UpdateState</w:t>
+      </w:r>
+      <w:proofErr w:type="spellEnd"/>
+      <w:r>
+        <w:rPr>
+          <w:rFonts w:ascii="Times New Roman" w:hAnsi="Times New Roman" w:cs="Times New Roman"/>
+          <w:sz w:val="28"/>
+          <w:szCs w:val="28"/>
+        </w:rPr>
+        <w:t xml:space="preserve"> для кожного елемента, не знаючи його конкретного типу. Система автоматично обирає потрібну реаліза</w:t>
+      </w:r>
+      <w:r>
+        <w:rPr>
+          <w:rFonts w:ascii="Times New Roman" w:hAnsi="Times New Roman" w:cs="Times New Roman"/>
+          <w:sz w:val="28"/>
+          <w:szCs w:val="28"/>
+        </w:rPr>
+        <w:t>цію методу залежно від об'єкта.</w:t>
+      </w:r>
+    </w:p>
+    <w:p>
+      <w:pPr>
+        <w:spacing w:after="0" w:line="360" w:lineRule="auto"/>
+        <w:ind w:firstLine="709"/>
+        <w:jc w:val="both"/>
+        <w:rPr>
+          <w:rFonts w:ascii="Times New Roman" w:hAnsi="Times New Roman" w:cs="Times New Roman"/>
+          <w:sz w:val="28"/>
+          <w:szCs w:val="28"/>
+        </w:rPr>
+      </w:pPr>
+      <w:r>
+        <w:rPr>
+          <w:rFonts w:ascii="Times New Roman" w:hAnsi="Times New Roman" w:cs="Times New Roman"/>
+          <w:sz w:val="28"/>
+          <w:szCs w:val="28"/>
+        </w:rPr>
+        <w:t>Приклад поліморфної реалізації для обігрівача (</w:t>
+      </w:r>
+      <w:proofErr w:type="spellStart"/>
+      <w:r>
+        <w:rPr>
+          <w:rFonts w:ascii="Times New Roman" w:hAnsi="Times New Roman" w:cs="Times New Roman"/>
+          <w:sz w:val="28"/>
+          <w:szCs w:val="28"/>
+        </w:rPr>
+        <w:t>HeaterDevice</w:t>
+      </w:r>
+      <w:proofErr w:type="spellEnd"/>
+      <w:r>
+        <w:rPr>
+          <w:rFonts w:ascii="Times New Roman" w:hAnsi="Times New Roman" w:cs="Times New Roman"/>
+          <w:sz w:val="28"/>
+          <w:szCs w:val="28"/>
+        </w:rPr>
+        <w:t>), який реалізує логіку клімат-контролю:</w:t>
+      </w:r>
+    </w:p>
+    <w:p>
+      <w:pPr>
+        <w:spacing w:after="0" w:line="360" w:lineRule="auto"/>
+        <w:ind w:firstLine="709"/>
+        <w:jc w:val="both"/>
+        <w:rPr>
+          <w:rFonts w:ascii="Times New Roman" w:hAnsi="Times New Roman" w:cs="Times New Roman"/>
+          <w:sz w:val="28"/>
+          <w:szCs w:val="28"/>
+        </w:rPr>
+      </w:pPr>
+    </w:p>
+    <w:p>
+      <w:pPr>
+        <w:spacing w:after="0" w:line="360" w:lineRule="auto"/>
+        <w:ind w:firstLine="709"/>
+        <w:jc w:val="both"/>
+        <w:rPr>
+          <w:rFonts w:ascii="Courier New" w:hAnsi="Courier New" w:cs="Courier New"/>
+          <w:sz w:val="20"/>
+          <w:szCs w:val="20"/>
+        </w:rPr>
+      </w:pPr>
+      <w:proofErr w:type="spellStart"/>
+      <w:r>
+        <w:rPr>
+          <w:rFonts w:ascii="Courier New" w:hAnsi="Courier New" w:cs="Courier New"/>
+          <w:sz w:val="20"/>
+          <w:szCs w:val="20"/>
+        </w:rPr>
+        <w:lastRenderedPageBreak/>
+        <w:t>public</w:t>
+      </w:r>
+      <w:proofErr w:type="spellEnd"/>
+      <w:r>
+        <w:rPr>
+          <w:rFonts w:ascii="Courier New" w:hAnsi="Courier New" w:cs="Courier New"/>
+          <w:sz w:val="20"/>
+          <w:szCs w:val="20"/>
+        </w:rPr>
+        <w:t xml:space="preserve"> </w:t>
+      </w:r>
+      <w:proofErr w:type="spellStart"/>
+      <w:r>
+        <w:rPr>
+          <w:rFonts w:ascii="Courier New" w:hAnsi="Courier New" w:cs="Courier New"/>
+          <w:sz w:val="20"/>
+          <w:szCs w:val="20"/>
+        </w:rPr>
+        <w:t>class</w:t>
+      </w:r>
+      <w:proofErr w:type="spellEnd"/>
+      <w:r>
+        <w:rPr>
+          <w:rFonts w:ascii="Courier New" w:hAnsi="Courier New" w:cs="Courier New"/>
+          <w:sz w:val="20"/>
+          <w:szCs w:val="20"/>
+        </w:rPr>
+        <w:t xml:space="preserve"> </w:t>
+      </w:r>
+      <w:proofErr w:type="spellStart"/>
+      <w:r>
+        <w:rPr>
+          <w:rFonts w:ascii="Courier New" w:hAnsi="Courier New" w:cs="Courier New"/>
+          <w:sz w:val="20"/>
+          <w:szCs w:val="20"/>
+        </w:rPr>
+        <w:t>HeaterDevice</w:t>
+      </w:r>
+      <w:proofErr w:type="spellEnd"/>
+      <w:r>
+        <w:rPr>
+          <w:rFonts w:ascii="Courier New" w:hAnsi="Courier New" w:cs="Courier New"/>
+          <w:sz w:val="20"/>
+          <w:szCs w:val="20"/>
+        </w:rPr>
+        <w:t xml:space="preserve"> : </w:t>
+      </w:r>
+      <w:proofErr w:type="spellStart"/>
+      <w:r>
+        <w:rPr>
+          <w:rFonts w:ascii="Courier New" w:hAnsi="Courier New" w:cs="Courier New"/>
+          <w:sz w:val="20"/>
+          <w:szCs w:val="20"/>
+        </w:rPr>
+        <w:t>ClimateControlUnit</w:t>
+      </w:r>
+      <w:proofErr w:type="spellEnd"/>
+    </w:p>
+    <w:p>
+      <w:pPr>
+        <w:spacing w:after="0" w:line="360" w:lineRule="auto"/>
+        <w:ind w:firstLine="709"/>
+        <w:jc w:val="both"/>
+        <w:rPr>
+          <w:rFonts w:ascii="Courier New" w:hAnsi="Courier New" w:cs="Courier New"/>
+          <w:sz w:val="20"/>
+          <w:szCs w:val="20"/>
+        </w:rPr>
+      </w:pPr>
+      <w:r>
+        <w:rPr>
+          <w:rFonts w:ascii="Courier New" w:hAnsi="Courier New" w:cs="Courier New"/>
+          <w:sz w:val="20"/>
+          <w:szCs w:val="20"/>
+        </w:rPr>
+        <w:t>{</w:t>
+      </w:r>
+    </w:p>
+    <w:p>
+      <w:pPr>
+        <w:spacing w:after="0" w:line="360" w:lineRule="auto"/>
+        <w:ind w:firstLine="709"/>
+        <w:jc w:val="both"/>
+        <w:rPr>
+          <w:rFonts w:ascii="Courier New" w:hAnsi="Courier New" w:cs="Courier New"/>
+          <w:sz w:val="20"/>
+          <w:szCs w:val="20"/>
+        </w:rPr>
+      </w:pPr>
+      <w:r>
+        <w:rPr>
+          <w:rFonts w:ascii="Courier New" w:hAnsi="Courier New" w:cs="Courier New"/>
+          <w:sz w:val="20"/>
+          <w:szCs w:val="20"/>
+        </w:rPr>
+        <w:t xml:space="preserve">    </w:t>
+      </w:r>
+      <w:proofErr w:type="spellStart"/>
+      <w:r>
+        <w:rPr>
+          <w:rFonts w:ascii="Courier New" w:hAnsi="Courier New" w:cs="Courier New"/>
+          <w:sz w:val="20"/>
+          <w:szCs w:val="20"/>
+        </w:rPr>
+        <w:t>public</w:t>
+      </w:r>
+      <w:proofErr w:type="spellEnd"/>
+      <w:r>
+        <w:rPr>
+          <w:rFonts w:ascii="Courier New" w:hAnsi="Courier New" w:cs="Courier New"/>
+          <w:sz w:val="20"/>
+          <w:szCs w:val="20"/>
+        </w:rPr>
+        <w:t xml:space="preserve"> </w:t>
+      </w:r>
+      <w:proofErr w:type="spellStart"/>
+      <w:r>
+        <w:rPr>
+          <w:rFonts w:ascii="Courier New" w:hAnsi="Courier New" w:cs="Courier New"/>
+          <w:sz w:val="20"/>
+          <w:szCs w:val="20"/>
+        </w:rPr>
+        <w:t>override</w:t>
+      </w:r>
+      <w:proofErr w:type="spellEnd"/>
+      <w:r>
+        <w:rPr>
+          <w:rFonts w:ascii="Courier New" w:hAnsi="Courier New" w:cs="Courier New"/>
+          <w:sz w:val="20"/>
+          <w:szCs w:val="20"/>
+        </w:rPr>
+        <w:t xml:space="preserve"> </w:t>
+      </w:r>
+      <w:proofErr w:type="spellStart"/>
+      <w:r>
+        <w:rPr>
+          <w:rFonts w:ascii="Courier New" w:hAnsi="Courier New" w:cs="Courier New"/>
+          <w:sz w:val="20"/>
+          <w:szCs w:val="20"/>
+        </w:rPr>
+        <w:t>void</w:t>
+      </w:r>
+      <w:proofErr w:type="spellEnd"/>
+      <w:r>
+        <w:rPr>
+          <w:rFonts w:ascii="Courier New" w:hAnsi="Courier New" w:cs="Courier New"/>
+          <w:sz w:val="20"/>
+          <w:szCs w:val="20"/>
+        </w:rPr>
+        <w:t xml:space="preserve"> </w:t>
+      </w:r>
+      <w:proofErr w:type="spellStart"/>
+      <w:r>
+        <w:rPr>
+          <w:rFonts w:ascii="Courier New" w:hAnsi="Courier New" w:cs="Courier New"/>
+          <w:sz w:val="20"/>
+          <w:szCs w:val="20"/>
+        </w:rPr>
+        <w:t>UpdateState</w:t>
+      </w:r>
+      <w:proofErr w:type="spellEnd"/>
+      <w:r>
+        <w:rPr>
+          <w:rFonts w:ascii="Courier New" w:hAnsi="Courier New" w:cs="Courier New"/>
+          <w:sz w:val="20"/>
+          <w:szCs w:val="20"/>
+        </w:rPr>
+        <w:t>(</w:t>
+      </w:r>
+      <w:proofErr w:type="spellStart"/>
+      <w:r>
+        <w:rPr>
+          <w:rFonts w:ascii="Courier New" w:hAnsi="Courier New" w:cs="Courier New"/>
+          <w:sz w:val="20"/>
+          <w:szCs w:val="20"/>
+        </w:rPr>
+        <w:t>TimeSpan</w:t>
+      </w:r>
+      <w:proofErr w:type="spellEnd"/>
+      <w:r>
+        <w:rPr>
+          <w:rFonts w:ascii="Courier New" w:hAnsi="Courier New" w:cs="Courier New"/>
+          <w:sz w:val="20"/>
+          <w:szCs w:val="20"/>
+        </w:rPr>
+        <w:t xml:space="preserve"> </w:t>
+      </w:r>
+      <w:proofErr w:type="spellStart"/>
+      <w:r>
+        <w:rPr>
+          <w:rFonts w:ascii="Courier New" w:hAnsi="Courier New" w:cs="Courier New"/>
+          <w:sz w:val="20"/>
+          <w:szCs w:val="20"/>
+        </w:rPr>
+        <w:t>currentTime</w:t>
+      </w:r>
+      <w:proofErr w:type="spellEnd"/>
+      <w:r>
+        <w:rPr>
+          <w:rFonts w:ascii="Courier New" w:hAnsi="Courier New" w:cs="Courier New"/>
+          <w:sz w:val="20"/>
+          <w:szCs w:val="20"/>
+        </w:rPr>
+        <w:t xml:space="preserve">, </w:t>
+      </w:r>
+      <w:proofErr w:type="spellStart"/>
+      <w:r>
+        <w:rPr>
+          <w:rFonts w:ascii="Courier New" w:hAnsi="Courier New" w:cs="Courier New"/>
+          <w:sz w:val="20"/>
+          <w:szCs w:val="20"/>
+        </w:rPr>
+        <w:t>bool</w:t>
+      </w:r>
+      <w:proofErr w:type="spellEnd"/>
+      <w:r>
+        <w:rPr>
+          <w:rFonts w:ascii="Courier New" w:hAnsi="Courier New" w:cs="Courier New"/>
+          <w:sz w:val="20"/>
+          <w:szCs w:val="20"/>
+        </w:rPr>
+        <w:t xml:space="preserve"> </w:t>
+      </w:r>
+      <w:proofErr w:type="spellStart"/>
+      <w:r>
+        <w:rPr>
+          <w:rFonts w:ascii="Courier New" w:hAnsi="Courier New" w:cs="Courier New"/>
+          <w:sz w:val="20"/>
+          <w:szCs w:val="20"/>
+        </w:rPr>
+        <w:t>isElectricityOn</w:t>
+      </w:r>
+      <w:proofErr w:type="spellEnd"/>
+      <w:r>
+        <w:rPr>
+          <w:rFonts w:ascii="Courier New" w:hAnsi="Courier New" w:cs="Courier New"/>
+          <w:sz w:val="20"/>
+          <w:szCs w:val="20"/>
+        </w:rPr>
+        <w:t xml:space="preserve">, </w:t>
+      </w:r>
+      <w:proofErr w:type="spellStart"/>
+      <w:r>
+        <w:rPr>
+          <w:rFonts w:ascii="Courier New" w:hAnsi="Courier New" w:cs="Courier New"/>
+          <w:sz w:val="20"/>
+          <w:szCs w:val="20"/>
+        </w:rPr>
+        <w:t>Room</w:t>
+      </w:r>
+      <w:proofErr w:type="spellEnd"/>
+      <w:r>
+        <w:rPr>
+          <w:rFonts w:ascii="Courier New" w:hAnsi="Courier New" w:cs="Courier New"/>
+          <w:sz w:val="20"/>
+          <w:szCs w:val="20"/>
+        </w:rPr>
+        <w:t xml:space="preserve"> </w:t>
+      </w:r>
+      <w:proofErr w:type="spellStart"/>
+      <w:r>
+        <w:rPr>
+          <w:rFonts w:ascii="Courier New" w:hAnsi="Courier New" w:cs="Courier New"/>
+          <w:sz w:val="20"/>
+          <w:szCs w:val="20"/>
+        </w:rPr>
+        <w:t>environment</w:t>
+      </w:r>
+      <w:proofErr w:type="spellEnd"/>
+      <w:r>
+        <w:rPr>
+          <w:rFonts w:ascii="Courier New" w:hAnsi="Courier New" w:cs="Courier New"/>
+          <w:sz w:val="20"/>
+          <w:szCs w:val="20"/>
+        </w:rPr>
+        <w:t>)</w:t>
+      </w:r>
+    </w:p>
+    <w:p>
+      <w:pPr>
+        <w:spacing w:after="0" w:line="360" w:lineRule="auto"/>
+        <w:ind w:firstLine="709"/>
+        <w:jc w:val="both"/>
+        <w:rPr>
+          <w:rFonts w:ascii="Courier New" w:hAnsi="Courier New" w:cs="Courier New"/>
+          <w:sz w:val="20"/>
+          <w:szCs w:val="20"/>
+        </w:rPr>
+      </w:pPr>
+      <w:r>
+        <w:rPr>
+          <w:rFonts w:ascii="Courier New" w:hAnsi="Courier New" w:cs="Courier New"/>
+          <w:sz w:val="20"/>
+          <w:szCs w:val="20"/>
+        </w:rPr>
+        <w:t xml:space="preserve">    { </w:t>
+      </w:r>
+    </w:p>
+    <w:p>
+      <w:pPr>
+        <w:spacing w:after="0" w:line="360" w:lineRule="auto"/>
+        <w:ind w:firstLine="709"/>
+        <w:jc w:val="both"/>
+        <w:rPr>
+          <w:rFonts w:ascii="Courier New" w:hAnsi="Courier New" w:cs="Courier New"/>
+          <w:sz w:val="20"/>
+          <w:szCs w:val="20"/>
+        </w:rPr>
+      </w:pPr>
+      <w:r>
+        <w:rPr>
+          <w:rFonts w:ascii="Courier New" w:hAnsi="Courier New" w:cs="Courier New"/>
+          <w:sz w:val="20"/>
+          <w:szCs w:val="20"/>
+        </w:rPr>
+        <w:t xml:space="preserve">        </w:t>
+      </w:r>
+      <w:proofErr w:type="spellStart"/>
+      <w:r>
+        <w:rPr>
+          <w:rFonts w:ascii="Courier New" w:hAnsi="Courier New" w:cs="Courier New"/>
+          <w:sz w:val="20"/>
+          <w:szCs w:val="20"/>
+        </w:rPr>
+        <w:t>if</w:t>
+      </w:r>
+      <w:proofErr w:type="spellEnd"/>
+      <w:r>
+        <w:rPr>
+          <w:rFonts w:ascii="Courier New" w:hAnsi="Courier New" w:cs="Courier New"/>
+          <w:sz w:val="20"/>
+          <w:szCs w:val="20"/>
+        </w:rPr>
+        <w:t xml:space="preserve"> (!</w:t>
+      </w:r>
+      <w:proofErr w:type="spellStart"/>
+      <w:r>
+        <w:rPr>
+          <w:rFonts w:ascii="Courier New" w:hAnsi="Courier New" w:cs="Courier New"/>
+          <w:sz w:val="20"/>
+          <w:szCs w:val="20"/>
+        </w:rPr>
+        <w:t>isElectricityOn</w:t>
+      </w:r>
+      <w:proofErr w:type="spellEnd"/>
+      <w:r>
+        <w:rPr>
+          <w:rFonts w:ascii="Courier New" w:hAnsi="Courier New" w:cs="Courier New"/>
+          <w:sz w:val="20"/>
+          <w:szCs w:val="20"/>
+        </w:rPr>
+        <w:t xml:space="preserve">) { </w:t>
+      </w:r>
+      <w:proofErr w:type="spellStart"/>
+      <w:r>
+        <w:rPr>
+          <w:rFonts w:ascii="Courier New" w:hAnsi="Courier New" w:cs="Courier New"/>
+          <w:sz w:val="20"/>
+          <w:szCs w:val="20"/>
+        </w:rPr>
+        <w:t>if</w:t>
+      </w:r>
+      <w:proofErr w:type="spellEnd"/>
+      <w:r>
+        <w:rPr>
+          <w:rFonts w:ascii="Courier New" w:hAnsi="Courier New" w:cs="Courier New"/>
+          <w:sz w:val="20"/>
+          <w:szCs w:val="20"/>
+        </w:rPr>
+        <w:t xml:space="preserve"> (</w:t>
+      </w:r>
+      <w:proofErr w:type="spellStart"/>
+      <w:r>
+        <w:rPr>
+          <w:rFonts w:ascii="Courier New" w:hAnsi="Courier New" w:cs="Courier New"/>
+          <w:sz w:val="20"/>
+          <w:szCs w:val="20"/>
+        </w:rPr>
+        <w:t>CurrentState</w:t>
+      </w:r>
+      <w:proofErr w:type="spellEnd"/>
+      <w:r>
+        <w:rPr>
+          <w:rFonts w:ascii="Courier New" w:hAnsi="Courier New" w:cs="Courier New"/>
+          <w:sz w:val="20"/>
+          <w:szCs w:val="20"/>
+        </w:rPr>
+        <w:t xml:space="preserve"> != </w:t>
+      </w:r>
+      <w:proofErr w:type="spellStart"/>
+      <w:r>
+        <w:rPr>
+          <w:rFonts w:ascii="Courier New" w:hAnsi="Courier New" w:cs="Courier New"/>
+          <w:sz w:val="20"/>
+          <w:szCs w:val="20"/>
+        </w:rPr>
+        <w:t>DeviceState.Off</w:t>
+      </w:r>
+      <w:proofErr w:type="spellEnd"/>
+      <w:r>
+        <w:rPr>
+          <w:rFonts w:ascii="Courier New" w:hAnsi="Courier New" w:cs="Courier New"/>
+          <w:sz w:val="20"/>
+          <w:szCs w:val="20"/>
+        </w:rPr>
+        <w:t xml:space="preserve">) </w:t>
+      </w:r>
+      <w:proofErr w:type="spellStart"/>
+      <w:r>
+        <w:rPr>
+          <w:rFonts w:ascii="Courier New" w:hAnsi="Courier New" w:cs="Courier New"/>
+          <w:sz w:val="20"/>
+          <w:szCs w:val="20"/>
+        </w:rPr>
+        <w:t>TurnOff</w:t>
+      </w:r>
+      <w:proofErr w:type="spellEnd"/>
+      <w:r>
+        <w:rPr>
+          <w:rFonts w:ascii="Courier New" w:hAnsi="Courier New" w:cs="Courier New"/>
+          <w:sz w:val="20"/>
+          <w:szCs w:val="20"/>
+        </w:rPr>
+        <w:t xml:space="preserve">(); </w:t>
+      </w:r>
+      <w:proofErr w:type="spellStart"/>
+      <w:r>
+        <w:rPr>
+          <w:rFonts w:ascii="Courier New" w:hAnsi="Courier New" w:cs="Courier New"/>
+          <w:sz w:val="20"/>
+          <w:szCs w:val="20"/>
+        </w:rPr>
+        <w:t>return</w:t>
+      </w:r>
+      <w:proofErr w:type="spellEnd"/>
+      <w:r>
+        <w:rPr>
+          <w:rFonts w:ascii="Courier New" w:hAnsi="Courier New" w:cs="Courier New"/>
+          <w:sz w:val="20"/>
+          <w:szCs w:val="20"/>
+        </w:rPr>
+        <w:t xml:space="preserve">; } </w:t>
+      </w:r>
+    </w:p>
+    <w:p>
+      <w:pPr>
+        <w:spacing w:after="0" w:line="360" w:lineRule="auto"/>
+        <w:ind w:firstLine="709"/>
+        <w:jc w:val="both"/>
+        <w:rPr>
+          <w:rFonts w:ascii="Courier New" w:hAnsi="Courier New" w:cs="Courier New"/>
+          <w:sz w:val="20"/>
+          <w:szCs w:val="20"/>
+        </w:rPr>
+      </w:pPr>
+      <w:r>
+        <w:rPr>
+          <w:rFonts w:ascii="Courier New" w:hAnsi="Courier New" w:cs="Courier New"/>
+          <w:sz w:val="20"/>
+          <w:szCs w:val="20"/>
+        </w:rPr>
+        <w:t xml:space="preserve">        </w:t>
+      </w:r>
+    </w:p>
+    <w:p>
+      <w:pPr>
+        <w:spacing w:after="0" w:line="360" w:lineRule="auto"/>
+        <w:ind w:firstLine="709"/>
+        <w:jc w:val="both"/>
+        <w:rPr>
+          <w:rFonts w:ascii="Courier New" w:hAnsi="Courier New" w:cs="Courier New"/>
+          <w:sz w:val="20"/>
+          <w:szCs w:val="20"/>
+        </w:rPr>
+      </w:pPr>
+      <w:r>
+        <w:rPr>
+          <w:rFonts w:ascii="Courier New" w:hAnsi="Courier New" w:cs="Courier New"/>
+          <w:sz w:val="20"/>
+          <w:szCs w:val="20"/>
+        </w:rPr>
+        <w:t xml:space="preserve">        // Пошук термостата в тій же кімнаті</w:t>
+      </w:r>
+    </w:p>
+    <w:p>
+      <w:pPr>
+        <w:spacing w:after="0" w:line="360" w:lineRule="auto"/>
+        <w:ind w:firstLine="709"/>
+        <w:jc w:val="both"/>
+        <w:rPr>
+          <w:rFonts w:ascii="Courier New" w:hAnsi="Courier New" w:cs="Courier New"/>
+          <w:sz w:val="20"/>
+          <w:szCs w:val="20"/>
+        </w:rPr>
+      </w:pPr>
+      <w:r>
+        <w:rPr>
+          <w:rFonts w:ascii="Courier New" w:hAnsi="Courier New" w:cs="Courier New"/>
+          <w:sz w:val="20"/>
+          <w:szCs w:val="20"/>
+        </w:rPr>
+        <w:t xml:space="preserve">        </w:t>
+      </w:r>
+      <w:proofErr w:type="spellStart"/>
+      <w:r>
+        <w:rPr>
+          <w:rFonts w:ascii="Courier New" w:hAnsi="Courier New" w:cs="Courier New"/>
+          <w:sz w:val="20"/>
+          <w:szCs w:val="20"/>
+        </w:rPr>
+        <w:t>var</w:t>
+      </w:r>
+      <w:proofErr w:type="spellEnd"/>
+      <w:r>
+        <w:rPr>
+          <w:rFonts w:ascii="Courier New" w:hAnsi="Courier New" w:cs="Courier New"/>
+          <w:sz w:val="20"/>
+          <w:szCs w:val="20"/>
+        </w:rPr>
+        <w:t xml:space="preserve"> </w:t>
+      </w:r>
+      <w:proofErr w:type="spellStart"/>
+      <w:r>
+        <w:rPr>
+          <w:rFonts w:ascii="Courier New" w:hAnsi="Courier New" w:cs="Courier New"/>
+          <w:sz w:val="20"/>
+          <w:szCs w:val="20"/>
+        </w:rPr>
+        <w:t>thermostat</w:t>
+      </w:r>
+      <w:proofErr w:type="spellEnd"/>
+      <w:r>
+        <w:rPr>
+          <w:rFonts w:ascii="Courier New" w:hAnsi="Courier New" w:cs="Courier New"/>
+          <w:sz w:val="20"/>
+          <w:szCs w:val="20"/>
+        </w:rPr>
+        <w:t xml:space="preserve"> = </w:t>
+      </w:r>
+      <w:proofErr w:type="spellStart"/>
+      <w:r>
+        <w:rPr>
+          <w:rFonts w:ascii="Courier New" w:hAnsi="Courier New" w:cs="Courier New"/>
+          <w:sz w:val="20"/>
+          <w:szCs w:val="20"/>
+        </w:rPr>
+        <w:t>environment</w:t>
+      </w:r>
+      <w:proofErr w:type="spellEnd"/>
+      <w:r>
+        <w:rPr>
+          <w:rFonts w:ascii="Courier New" w:hAnsi="Courier New" w:cs="Courier New"/>
+          <w:sz w:val="20"/>
+          <w:szCs w:val="20"/>
+        </w:rPr>
+        <w:t>?.</w:t>
+      </w:r>
+      <w:proofErr w:type="spellStart"/>
+      <w:r>
+        <w:rPr>
+          <w:rFonts w:ascii="Courier New" w:hAnsi="Courier New" w:cs="Courier New"/>
+          <w:sz w:val="20"/>
+          <w:szCs w:val="20"/>
+        </w:rPr>
+        <w:t>Devices.OfType</w:t>
+      </w:r>
+      <w:proofErr w:type="spellEnd"/>
+      <w:r>
+        <w:rPr>
+          <w:rFonts w:ascii="Courier New" w:hAnsi="Courier New" w:cs="Courier New"/>
+          <w:sz w:val="20"/>
+          <w:szCs w:val="20"/>
+        </w:rPr>
+        <w:t>&lt;</w:t>
+      </w:r>
+      <w:proofErr w:type="spellStart"/>
+      <w:r>
+        <w:rPr>
+          <w:rFonts w:ascii="Courier New" w:hAnsi="Courier New" w:cs="Courier New"/>
+          <w:sz w:val="20"/>
+          <w:szCs w:val="20"/>
+        </w:rPr>
+        <w:t>ThermostatDevice</w:t>
+      </w:r>
+      <w:proofErr w:type="spellEnd"/>
+      <w:r>
+        <w:rPr>
+          <w:rFonts w:ascii="Courier New" w:hAnsi="Courier New" w:cs="Courier New"/>
+          <w:sz w:val="20"/>
+          <w:szCs w:val="20"/>
+        </w:rPr>
+        <w:t>&gt;()</w:t>
+      </w:r>
+    </w:p>
+    <w:p>
+      <w:pPr>
+        <w:spacing w:after="0" w:line="360" w:lineRule="auto"/>
+        <w:ind w:firstLine="709"/>
+        <w:jc w:val="both"/>
+        <w:rPr>
+          <w:rFonts w:ascii="Courier New" w:hAnsi="Courier New" w:cs="Courier New"/>
+          <w:sz w:val="20"/>
+          <w:szCs w:val="20"/>
+        </w:rPr>
+      </w:pPr>
+      <w:r>
+        <w:rPr>
+          <w:rFonts w:ascii="Courier New" w:hAnsi="Courier New" w:cs="Courier New"/>
+          <w:sz w:val="20"/>
+          <w:szCs w:val="20"/>
+        </w:rPr>
+        <w:t xml:space="preserve">                                    .</w:t>
+      </w:r>
+      <w:proofErr w:type="spellStart"/>
+      <w:r>
+        <w:rPr>
+          <w:rFonts w:ascii="Courier New" w:hAnsi="Courier New" w:cs="Courier New"/>
+          <w:sz w:val="20"/>
+          <w:szCs w:val="20"/>
+        </w:rPr>
+        <w:t>FirstOrDefault</w:t>
+      </w:r>
+      <w:proofErr w:type="spellEnd"/>
+      <w:r>
+        <w:rPr>
+          <w:rFonts w:ascii="Courier New" w:hAnsi="Courier New" w:cs="Courier New"/>
+          <w:sz w:val="20"/>
+          <w:szCs w:val="20"/>
+        </w:rPr>
+        <w:t xml:space="preserve">(t =&gt; </w:t>
+      </w:r>
+      <w:proofErr w:type="spellStart"/>
+      <w:r>
+        <w:rPr>
+          <w:rFonts w:ascii="Courier New" w:hAnsi="Courier New" w:cs="Courier New"/>
+          <w:sz w:val="20"/>
+          <w:szCs w:val="20"/>
+        </w:rPr>
+        <w:t>t.CurrentState</w:t>
+      </w:r>
+      <w:proofErr w:type="spellEnd"/>
+      <w:r>
+        <w:rPr>
+          <w:rFonts w:ascii="Courier New" w:hAnsi="Courier New" w:cs="Courier New"/>
+          <w:sz w:val="20"/>
+          <w:szCs w:val="20"/>
+        </w:rPr>
+        <w:t xml:space="preserve"> == </w:t>
+      </w:r>
+      <w:proofErr w:type="spellStart"/>
+      <w:r>
+        <w:rPr>
+          <w:rFonts w:ascii="Courier New" w:hAnsi="Courier New" w:cs="Courier New"/>
+          <w:sz w:val="20"/>
+          <w:szCs w:val="20"/>
+        </w:rPr>
+        <w:t>DeviceState.Working</w:t>
+      </w:r>
+      <w:proofErr w:type="spellEnd"/>
+      <w:r>
+        <w:rPr>
+          <w:rFonts w:ascii="Courier New" w:hAnsi="Courier New" w:cs="Courier New"/>
+          <w:sz w:val="20"/>
+          <w:szCs w:val="20"/>
+        </w:rPr>
+        <w:t xml:space="preserve">); </w:t>
+      </w:r>
+    </w:p>
+    <w:p>
+      <w:pPr>
+        <w:spacing w:after="0" w:line="360" w:lineRule="auto"/>
+        <w:ind w:firstLine="709"/>
+        <w:jc w:val="both"/>
+        <w:rPr>
+          <w:rFonts w:ascii="Courier New" w:hAnsi="Courier New" w:cs="Courier New"/>
+          <w:sz w:val="20"/>
+          <w:szCs w:val="20"/>
+        </w:rPr>
+      </w:pPr>
+      <w:r>
+        <w:rPr>
+          <w:rFonts w:ascii="Courier New" w:hAnsi="Courier New" w:cs="Courier New"/>
+          <w:sz w:val="20"/>
+          <w:szCs w:val="20"/>
+        </w:rPr>
+        <w:t xml:space="preserve">        </w:t>
+      </w:r>
+    </w:p>
+    <w:p>
+      <w:pPr>
+        <w:spacing w:after="0" w:line="360" w:lineRule="auto"/>
+        <w:ind w:firstLine="709"/>
+        <w:jc w:val="both"/>
+        <w:rPr>
+          <w:rFonts w:ascii="Courier New" w:hAnsi="Courier New" w:cs="Courier New"/>
+          <w:sz w:val="20"/>
+          <w:szCs w:val="20"/>
+        </w:rPr>
+      </w:pPr>
+      <w:r>
+        <w:rPr>
+          <w:rFonts w:ascii="Courier New" w:hAnsi="Courier New" w:cs="Courier New"/>
+          <w:sz w:val="20"/>
+          <w:szCs w:val="20"/>
+        </w:rPr>
+        <w:t xml:space="preserve">        </w:t>
+      </w:r>
+      <w:proofErr w:type="spellStart"/>
+      <w:r>
+        <w:rPr>
+          <w:rFonts w:ascii="Courier New" w:hAnsi="Courier New" w:cs="Courier New"/>
+          <w:sz w:val="20"/>
+          <w:szCs w:val="20"/>
+        </w:rPr>
+        <w:t>if</w:t>
+      </w:r>
+      <w:proofErr w:type="spellEnd"/>
+      <w:r>
+        <w:rPr>
+          <w:rFonts w:ascii="Courier New" w:hAnsi="Courier New" w:cs="Courier New"/>
+          <w:sz w:val="20"/>
+          <w:szCs w:val="20"/>
+        </w:rPr>
+        <w:t xml:space="preserve"> (</w:t>
+      </w:r>
+      <w:proofErr w:type="spellStart"/>
+      <w:r>
+        <w:rPr>
+          <w:rFonts w:ascii="Courier New" w:hAnsi="Courier New" w:cs="Courier New"/>
+          <w:sz w:val="20"/>
+          <w:szCs w:val="20"/>
+        </w:rPr>
+        <w:t>thermostat</w:t>
+      </w:r>
+      <w:proofErr w:type="spellEnd"/>
+      <w:r>
+        <w:rPr>
+          <w:rFonts w:ascii="Courier New" w:hAnsi="Courier New" w:cs="Courier New"/>
+          <w:sz w:val="20"/>
+          <w:szCs w:val="20"/>
+        </w:rPr>
+        <w:t xml:space="preserve"> != </w:t>
+      </w:r>
+      <w:proofErr w:type="spellStart"/>
+      <w:r>
+        <w:rPr>
+          <w:rFonts w:ascii="Courier New" w:hAnsi="Courier New" w:cs="Courier New"/>
+          <w:sz w:val="20"/>
+          <w:szCs w:val="20"/>
+        </w:rPr>
+        <w:t>null</w:t>
+      </w:r>
+      <w:proofErr w:type="spellEnd"/>
+      <w:r>
+        <w:rPr>
+          <w:rFonts w:ascii="Courier New" w:hAnsi="Courier New" w:cs="Courier New"/>
+          <w:sz w:val="20"/>
+          <w:szCs w:val="20"/>
+        </w:rPr>
+        <w:t xml:space="preserve">) </w:t>
+      </w:r>
+    </w:p>
+    <w:p>
+      <w:pPr>
+        <w:spacing w:after="0" w:line="360" w:lineRule="auto"/>
+        <w:ind w:firstLine="709"/>
+        <w:jc w:val="both"/>
+        <w:rPr>
+          <w:rFonts w:ascii="Courier New" w:hAnsi="Courier New" w:cs="Courier New"/>
+          <w:sz w:val="20"/>
+          <w:szCs w:val="20"/>
+        </w:rPr>
+      </w:pPr>
+      <w:r>
+        <w:rPr>
+          <w:rFonts w:ascii="Courier New" w:hAnsi="Courier New" w:cs="Courier New"/>
+          <w:sz w:val="20"/>
+          <w:szCs w:val="20"/>
+        </w:rPr>
+        <w:t xml:space="preserve">        { </w:t>
+      </w:r>
+    </w:p>
+    <w:p>
+      <w:pPr>
+        <w:spacing w:after="0" w:line="360" w:lineRule="auto"/>
+        <w:ind w:firstLine="709"/>
+        <w:jc w:val="both"/>
+        <w:rPr>
+          <w:rFonts w:ascii="Courier New" w:hAnsi="Courier New" w:cs="Courier New"/>
+          <w:sz w:val="20"/>
+          <w:szCs w:val="20"/>
+        </w:rPr>
+      </w:pPr>
+      <w:r>
+        <w:rPr>
+          <w:rFonts w:ascii="Courier New" w:hAnsi="Courier New" w:cs="Courier New"/>
+          <w:sz w:val="20"/>
+          <w:szCs w:val="20"/>
+        </w:rPr>
+        <w:t xml:space="preserve">            // Порівняння поточної температури з цільовою</w:t>
+      </w:r>
+    </w:p>
+    <w:p>
+      <w:pPr>
+        <w:spacing w:after="0" w:line="360" w:lineRule="auto"/>
+        <w:ind w:firstLine="709"/>
+        <w:jc w:val="both"/>
+        <w:rPr>
+          <w:rFonts w:ascii="Courier New" w:hAnsi="Courier New" w:cs="Courier New"/>
+          <w:sz w:val="20"/>
+          <w:szCs w:val="20"/>
+        </w:rPr>
+      </w:pPr>
+      <w:r>
+        <w:rPr>
+          <w:rFonts w:ascii="Courier New" w:hAnsi="Courier New" w:cs="Courier New"/>
+          <w:sz w:val="20"/>
+          <w:szCs w:val="20"/>
+        </w:rPr>
+        <w:t xml:space="preserve">            </w:t>
+      </w:r>
+      <w:proofErr w:type="spellStart"/>
+      <w:r>
+        <w:rPr>
+          <w:rFonts w:ascii="Courier New" w:hAnsi="Courier New" w:cs="Courier New"/>
+          <w:sz w:val="20"/>
+          <w:szCs w:val="20"/>
+        </w:rPr>
+        <w:t>if</w:t>
+      </w:r>
+      <w:proofErr w:type="spellEnd"/>
+      <w:r>
+        <w:rPr>
+          <w:rFonts w:ascii="Courier New" w:hAnsi="Courier New" w:cs="Courier New"/>
+          <w:sz w:val="20"/>
+          <w:szCs w:val="20"/>
+        </w:rPr>
+        <w:t xml:space="preserve"> (</w:t>
+      </w:r>
+      <w:proofErr w:type="spellStart"/>
+      <w:r>
+        <w:rPr>
+          <w:rFonts w:ascii="Courier New" w:hAnsi="Courier New" w:cs="Courier New"/>
+          <w:sz w:val="20"/>
+          <w:szCs w:val="20"/>
+        </w:rPr>
+        <w:t>environment.CurrentTemperature</w:t>
+      </w:r>
+      <w:proofErr w:type="spellEnd"/>
+      <w:r>
+        <w:rPr>
+          <w:rFonts w:ascii="Courier New" w:hAnsi="Courier New" w:cs="Courier New"/>
+          <w:sz w:val="20"/>
+          <w:szCs w:val="20"/>
+        </w:rPr>
+        <w:t xml:space="preserve"> &lt; </w:t>
+      </w:r>
+      <w:proofErr w:type="spellStart"/>
+      <w:r>
+        <w:rPr>
+          <w:rFonts w:ascii="Courier New" w:hAnsi="Courier New" w:cs="Courier New"/>
+          <w:sz w:val="20"/>
+          <w:szCs w:val="20"/>
+        </w:rPr>
+        <w:t>thermostat.TargetTemperature</w:t>
+      </w:r>
+      <w:proofErr w:type="spellEnd"/>
+      <w:r>
+        <w:rPr>
+          <w:rFonts w:ascii="Courier New" w:hAnsi="Courier New" w:cs="Courier New"/>
+          <w:sz w:val="20"/>
+          <w:szCs w:val="20"/>
+        </w:rPr>
+        <w:t xml:space="preserve">) </w:t>
+      </w:r>
+    </w:p>
+    <w:p>
+      <w:pPr>
+        <w:spacing w:after="0" w:line="360" w:lineRule="auto"/>
+        <w:ind w:firstLine="709"/>
+        <w:jc w:val="both"/>
+        <w:rPr>
+          <w:rFonts w:ascii="Courier New" w:hAnsi="Courier New" w:cs="Courier New"/>
+          <w:sz w:val="20"/>
+          <w:szCs w:val="20"/>
+        </w:rPr>
+      </w:pPr>
+      <w:r>
+        <w:rPr>
+          <w:rFonts w:ascii="Courier New" w:hAnsi="Courier New" w:cs="Courier New"/>
+          <w:sz w:val="20"/>
+          <w:szCs w:val="20"/>
+        </w:rPr>
+        <w:t xml:space="preserve">                </w:t>
+      </w:r>
+      <w:proofErr w:type="spellStart"/>
+      <w:r>
+        <w:rPr>
+          <w:rFonts w:ascii="Courier New" w:hAnsi="Courier New" w:cs="Courier New"/>
+          <w:sz w:val="20"/>
+          <w:szCs w:val="20"/>
+        </w:rPr>
+        <w:t>TurnOn</w:t>
+      </w:r>
+      <w:proofErr w:type="spellEnd"/>
+      <w:r>
+        <w:rPr>
+          <w:rFonts w:ascii="Courier New" w:hAnsi="Courier New" w:cs="Courier New"/>
+          <w:sz w:val="20"/>
+          <w:szCs w:val="20"/>
+        </w:rPr>
+        <w:t>(</w:t>
+      </w:r>
+      <w:proofErr w:type="spellStart"/>
+      <w:r>
+        <w:rPr>
+          <w:rFonts w:ascii="Courier New" w:hAnsi="Courier New" w:cs="Courier New"/>
+          <w:sz w:val="20"/>
+          <w:szCs w:val="20"/>
+        </w:rPr>
+        <w:t>isElectricityOn</w:t>
+      </w:r>
+      <w:proofErr w:type="spellEnd"/>
+      <w:r>
+        <w:rPr>
+          <w:rFonts w:ascii="Courier New" w:hAnsi="Courier New" w:cs="Courier New"/>
+          <w:sz w:val="20"/>
+          <w:szCs w:val="20"/>
+        </w:rPr>
+        <w:t xml:space="preserve">); </w:t>
+      </w:r>
+    </w:p>
+    <w:p>
+      <w:pPr>
+        <w:spacing w:after="0" w:line="360" w:lineRule="auto"/>
+        <w:ind w:firstLine="709"/>
+        <w:jc w:val="both"/>
+        <w:rPr>
+          <w:rFonts w:ascii="Courier New" w:hAnsi="Courier New" w:cs="Courier New"/>
+          <w:sz w:val="20"/>
+          <w:szCs w:val="20"/>
+        </w:rPr>
+      </w:pPr>
+      <w:r>
+        <w:rPr>
+          <w:rFonts w:ascii="Courier New" w:hAnsi="Courier New" w:cs="Courier New"/>
+          <w:sz w:val="20"/>
+          <w:szCs w:val="20"/>
+        </w:rPr>
+        <w:t xml:space="preserve">            </w:t>
+      </w:r>
+      <w:proofErr w:type="spellStart"/>
+      <w:r>
+        <w:rPr>
+          <w:rFonts w:ascii="Courier New" w:hAnsi="Courier New" w:cs="Courier New"/>
+          <w:sz w:val="20"/>
+          <w:szCs w:val="20"/>
+        </w:rPr>
+        <w:t>else</w:t>
+      </w:r>
+      <w:proofErr w:type="spellEnd"/>
+      <w:r>
+        <w:rPr>
+          <w:rFonts w:ascii="Courier New" w:hAnsi="Courier New" w:cs="Courier New"/>
+          <w:sz w:val="20"/>
+          <w:szCs w:val="20"/>
+        </w:rPr>
+        <w:t xml:space="preserve"> </w:t>
+      </w:r>
+      <w:proofErr w:type="spellStart"/>
+      <w:r>
+        <w:rPr>
+          <w:rFonts w:ascii="Courier New" w:hAnsi="Courier New" w:cs="Courier New"/>
+          <w:sz w:val="20"/>
+          <w:szCs w:val="20"/>
+        </w:rPr>
+        <w:t>if</w:t>
+      </w:r>
+      <w:proofErr w:type="spellEnd"/>
+      <w:r>
+        <w:rPr>
+          <w:rFonts w:ascii="Courier New" w:hAnsi="Courier New" w:cs="Courier New"/>
+          <w:sz w:val="20"/>
+          <w:szCs w:val="20"/>
+        </w:rPr>
+        <w:t xml:space="preserve"> (</w:t>
+      </w:r>
+      <w:proofErr w:type="spellStart"/>
+      <w:r>
+        <w:rPr>
+          <w:rFonts w:ascii="Courier New" w:hAnsi="Courier New" w:cs="Courier New"/>
+          <w:sz w:val="20"/>
+          <w:szCs w:val="20"/>
+        </w:rPr>
+        <w:t>environment.CurrentTemperature</w:t>
+      </w:r>
+      <w:proofErr w:type="spellEnd"/>
+      <w:r>
+        <w:rPr>
+          <w:rFonts w:ascii="Courier New" w:hAnsi="Courier New" w:cs="Courier New"/>
+          <w:sz w:val="20"/>
+          <w:szCs w:val="20"/>
+        </w:rPr>
+        <w:t xml:space="preserve"> &gt;= </w:t>
+      </w:r>
+      <w:proofErr w:type="spellStart"/>
+      <w:r>
+        <w:rPr>
+          <w:rFonts w:ascii="Courier New" w:hAnsi="Courier New" w:cs="Courier New"/>
+          <w:sz w:val="20"/>
+          <w:szCs w:val="20"/>
+        </w:rPr>
+        <w:t>thermostat.TargetTemperature</w:t>
+      </w:r>
+      <w:proofErr w:type="spellEnd"/>
+      <w:r>
+        <w:rPr>
+          <w:rFonts w:ascii="Courier New" w:hAnsi="Courier New" w:cs="Courier New"/>
+          <w:sz w:val="20"/>
+          <w:szCs w:val="20"/>
+        </w:rPr>
+        <w:t>)</w:t>
+      </w:r>
+    </w:p>
+    <w:p>
+      <w:pPr>
+        <w:spacing w:after="0" w:line="360" w:lineRule="auto"/>
+        <w:ind w:firstLine="709"/>
+        <w:jc w:val="both"/>
+        <w:rPr>
+          <w:rFonts w:ascii="Courier New" w:hAnsi="Courier New" w:cs="Courier New"/>
+          <w:sz w:val="20"/>
+          <w:szCs w:val="20"/>
+        </w:rPr>
+      </w:pPr>
+      <w:r>
+        <w:rPr>
+          <w:rFonts w:ascii="Courier New" w:hAnsi="Courier New" w:cs="Courier New"/>
+          <w:sz w:val="20"/>
+          <w:szCs w:val="20"/>
+        </w:rPr>
+        <w:t xml:space="preserve">                </w:t>
+      </w:r>
+      <w:proofErr w:type="spellStart"/>
+      <w:r>
+        <w:rPr>
+          <w:rFonts w:ascii="Courier New" w:hAnsi="Courier New" w:cs="Courier New"/>
+          <w:sz w:val="20"/>
+          <w:szCs w:val="20"/>
+        </w:rPr>
+        <w:t>TurnOff</w:t>
+      </w:r>
+      <w:proofErr w:type="spellEnd"/>
+      <w:r>
+        <w:rPr>
+          <w:rFonts w:ascii="Courier New" w:hAnsi="Courier New" w:cs="Courier New"/>
+          <w:sz w:val="20"/>
+          <w:szCs w:val="20"/>
+        </w:rPr>
+        <w:t xml:space="preserve">(); </w:t>
+      </w:r>
+    </w:p>
+    <w:p>
+      <w:pPr>
+        <w:spacing w:after="0" w:line="360" w:lineRule="auto"/>
+        <w:ind w:firstLine="709"/>
+        <w:jc w:val="both"/>
+        <w:rPr>
+          <w:rFonts w:ascii="Courier New" w:hAnsi="Courier New" w:cs="Courier New"/>
+          <w:sz w:val="20"/>
+          <w:szCs w:val="20"/>
+        </w:rPr>
+      </w:pPr>
+      <w:r>
+        <w:rPr>
+          <w:rFonts w:ascii="Courier New" w:hAnsi="Courier New" w:cs="Courier New"/>
+          <w:sz w:val="20"/>
+          <w:szCs w:val="20"/>
+        </w:rPr>
+        <w:t xml:space="preserve">        } </w:t>
+      </w:r>
+    </w:p>
+    <w:p>
+      <w:pPr>
+        <w:spacing w:after="0" w:line="360" w:lineRule="auto"/>
+        <w:ind w:firstLine="709"/>
+        <w:jc w:val="both"/>
+        <w:rPr>
+          <w:rFonts w:ascii="Courier New" w:hAnsi="Courier New" w:cs="Courier New"/>
+          <w:sz w:val="20"/>
+          <w:szCs w:val="20"/>
+        </w:rPr>
+      </w:pPr>
+      <w:r>
+        <w:rPr>
+          <w:rFonts w:ascii="Courier New" w:hAnsi="Courier New" w:cs="Courier New"/>
+          <w:sz w:val="20"/>
+          <w:szCs w:val="20"/>
+        </w:rPr>
+        <w:t xml:space="preserve">    }</w:t>
+      </w:r>
+    </w:p>
+    <w:p>
+      <w:pPr>
+        <w:spacing w:after="0" w:line="360" w:lineRule="auto"/>
+        <w:ind w:firstLine="709"/>
+        <w:jc w:val="both"/>
+        <w:rPr>
+          <w:rFonts w:ascii="Courier New" w:hAnsi="Courier New" w:cs="Courier New"/>
+          <w:sz w:val="20"/>
+          <w:szCs w:val="20"/>
+        </w:rPr>
+      </w:pPr>
+      <w:r>
+        <w:rPr>
+          <w:rFonts w:ascii="Courier New" w:hAnsi="Courier New" w:cs="Courier New"/>
+          <w:sz w:val="20"/>
+          <w:szCs w:val="20"/>
+        </w:rPr>
+        <w:t>}</w:t>
+      </w:r>
+    </w:p>
+    <w:p>
+      <w:pPr>
+        <w:spacing w:after="0" w:line="360" w:lineRule="auto"/>
+        <w:ind w:firstLine="709"/>
+        <w:jc w:val="both"/>
+        <w:rPr>
+          <w:rFonts w:ascii="Times New Roman" w:hAnsi="Times New Roman" w:cs="Times New Roman"/>
+          <w:sz w:val="28"/>
+          <w:szCs w:val="28"/>
+        </w:rPr>
+      </w:pPr>
+    </w:p>
+    <w:p>
+      <w:pPr>
+        <w:pStyle w:val="2"/>
+        <w:spacing w:before="0" w:line="360" w:lineRule="auto"/>
+        <w:ind w:firstLine="709"/>
+        <w:jc w:val="both"/>
+        <w:rPr>
+          <w:rFonts w:ascii="Times New Roman" w:hAnsi="Times New Roman" w:cs="Times New Roman"/>
+          <w:b/>
+          <w:color w:val="auto"/>
+          <w:sz w:val="28"/>
+          <w:szCs w:val="28"/>
+        </w:rPr>
+      </w:pPr>
+      <w:r>
+        <w:rPr>
+          <w:rFonts w:ascii="Times New Roman" w:hAnsi="Times New Roman" w:cs="Times New Roman"/>
+          <w:b/>
+          <w:color w:val="auto"/>
+          <w:sz w:val="28"/>
+          <w:szCs w:val="28"/>
+        </w:rPr>
+        <w:t xml:space="preserve">3.4 </w:t>
+      </w:r>
+      <w:r>
+        <w:rPr>
+          <w:rFonts w:ascii="Times New Roman" w:hAnsi="Times New Roman" w:cs="Times New Roman"/>
+          <w:b/>
+          <w:color w:val="auto"/>
+          <w:sz w:val="28"/>
+          <w:szCs w:val="28"/>
+        </w:rPr>
+        <w:t>Тестування</w:t>
+      </w:r>
+      <w:r>
+        <w:rPr>
+          <w:rFonts w:ascii="Times New Roman" w:hAnsi="Times New Roman" w:cs="Times New Roman"/>
+          <w:b/>
+          <w:color w:val="auto"/>
+          <w:sz w:val="28"/>
+          <w:szCs w:val="28"/>
+        </w:rPr>
+        <w:t xml:space="preserve"> симулятора системи управління смарт-</w:t>
+      </w:r>
+      <w:proofErr w:type="spellStart"/>
+      <w:r>
+        <w:rPr>
+          <w:rFonts w:ascii="Times New Roman" w:hAnsi="Times New Roman" w:cs="Times New Roman"/>
+          <w:b/>
+          <w:color w:val="auto"/>
+          <w:sz w:val="28"/>
+          <w:szCs w:val="28"/>
+        </w:rPr>
+        <w:t>будинком</w:t>
+      </w:r>
+      <w:proofErr w:type="spellEnd"/>
+    </w:p>
+    <w:p>
+      <w:pPr>
+        <w:spacing w:after="0" w:line="360" w:lineRule="auto"/>
+        <w:ind w:firstLine="709"/>
+        <w:jc w:val="both"/>
+        <w:rPr>
+          <w:rFonts w:ascii="Times New Roman" w:hAnsi="Times New Roman" w:cs="Times New Roman"/>
+          <w:sz w:val="28"/>
+          <w:szCs w:val="28"/>
+        </w:rPr>
+      </w:pPr>
+      <w:r>
+        <w:rPr>
+          <w:rFonts w:ascii="Times New Roman" w:hAnsi="Times New Roman" w:cs="Times New Roman"/>
+          <w:sz w:val="28"/>
+          <w:szCs w:val="28"/>
+        </w:rPr>
+        <w:t xml:space="preserve">Метою тестування була перевірка якості реалізації функцій симулятора </w:t>
+      </w:r>
+      <w:proofErr w:type="spellStart"/>
       <w:r>
         <w:rPr>
           <w:rFonts w:ascii="Times New Roman" w:hAnsi="Times New Roman" w:cs="Times New Roman"/>
@@ -14838,11 +19851,968 @@
           <w:szCs w:val="28"/>
           <w:lang w:val="ru-RU"/>
         </w:rPr>
+        <w:t>системи</w:t>
+      </w:r>
+      <w:proofErr w:type="spellEnd"/>
+      <w:r>
+        <w:rPr>
+          <w:rFonts w:ascii="Times New Roman" w:hAnsi="Times New Roman" w:cs="Times New Roman"/>
+          <w:sz w:val="28"/>
+          <w:szCs w:val="28"/>
+          <w:lang w:val="ru-RU"/>
+        </w:rPr>
+        <w:t xml:space="preserve"> </w:t>
+      </w:r>
+      <w:proofErr w:type="spellStart"/>
+      <w:r>
+        <w:rPr>
+          <w:rFonts w:ascii="Times New Roman" w:hAnsi="Times New Roman" w:cs="Times New Roman"/>
+          <w:sz w:val="28"/>
+          <w:szCs w:val="28"/>
+          <w:lang w:val="ru-RU"/>
+        </w:rPr>
+        <w:t>управління</w:t>
+      </w:r>
+      <w:proofErr w:type="spellEnd"/>
+      <w:r>
+        <w:rPr>
+          <w:rFonts w:ascii="Times New Roman" w:hAnsi="Times New Roman" w:cs="Times New Roman"/>
+          <w:sz w:val="28"/>
+          <w:szCs w:val="28"/>
+          <w:lang w:val="ru-RU"/>
+        </w:rPr>
+        <w:t xml:space="preserve"> смарт-</w:t>
+      </w:r>
+      <w:proofErr w:type="spellStart"/>
+      <w:r>
+        <w:rPr>
+          <w:rFonts w:ascii="Times New Roman" w:hAnsi="Times New Roman" w:cs="Times New Roman"/>
+          <w:sz w:val="28"/>
+          <w:szCs w:val="28"/>
+          <w:lang w:val="ru-RU"/>
+        </w:rPr>
+        <w:t>будинком</w:t>
+      </w:r>
+      <w:proofErr w:type="spellEnd"/>
+      <w:r>
+        <w:rPr>
+          <w:rFonts w:ascii="Times New Roman" w:hAnsi="Times New Roman" w:cs="Times New Roman"/>
+          <w:sz w:val="28"/>
+          <w:szCs w:val="28"/>
+          <w:lang w:val="ru-RU"/>
+        </w:rPr>
+        <w:t>.</w:t>
+      </w:r>
+      <w:r>
+        <w:rPr>
+          <w:rFonts w:ascii="Times New Roman" w:hAnsi="Times New Roman" w:cs="Times New Roman"/>
+          <w:sz w:val="28"/>
+          <w:szCs w:val="28"/>
+        </w:rPr>
+        <w:t xml:space="preserve"> Застосовано методику тестування симулятора в цілому. В якості засобів тестування використано типові сценарії функціонування системи </w:t>
+      </w:r>
+      <w:proofErr w:type="spellStart"/>
+      <w:r>
+        <w:rPr>
+          <w:rFonts w:ascii="Times New Roman" w:hAnsi="Times New Roman" w:cs="Times New Roman"/>
+          <w:sz w:val="28"/>
+          <w:szCs w:val="28"/>
+          <w:lang w:val="ru-RU"/>
+        </w:rPr>
+        <w:t>управління</w:t>
+      </w:r>
+      <w:proofErr w:type="spellEnd"/>
+      <w:r>
+        <w:rPr>
+          <w:rFonts w:ascii="Times New Roman" w:hAnsi="Times New Roman" w:cs="Times New Roman"/>
+          <w:sz w:val="28"/>
+          <w:szCs w:val="28"/>
+          <w:lang w:val="ru-RU"/>
+        </w:rPr>
+        <w:t xml:space="preserve"> смарт-</w:t>
+      </w:r>
+      <w:proofErr w:type="spellStart"/>
+      <w:r>
+        <w:rPr>
+          <w:rFonts w:ascii="Times New Roman" w:hAnsi="Times New Roman" w:cs="Times New Roman"/>
+          <w:sz w:val="28"/>
+          <w:szCs w:val="28"/>
+          <w:lang w:val="ru-RU"/>
+        </w:rPr>
+        <w:t>будинком</w:t>
+      </w:r>
+      <w:proofErr w:type="spellEnd"/>
+      <w:r>
+        <w:rPr>
+          <w:rFonts w:ascii="Times New Roman" w:hAnsi="Times New Roman" w:cs="Times New Roman"/>
+          <w:sz w:val="28"/>
+          <w:szCs w:val="28"/>
+          <w:lang w:val="ru-RU"/>
+        </w:rPr>
+        <w:t xml:space="preserve">. </w:t>
+      </w:r>
+      <w:proofErr w:type="spellStart"/>
+      <w:r>
+        <w:rPr>
+          <w:rFonts w:ascii="Times New Roman" w:hAnsi="Times New Roman" w:cs="Times New Roman"/>
+          <w:sz w:val="28"/>
+          <w:szCs w:val="28"/>
+          <w:lang w:val="ru-RU"/>
+        </w:rPr>
+        <w:t>Результати</w:t>
+      </w:r>
+      <w:proofErr w:type="spellEnd"/>
+      <w:r>
+        <w:rPr>
+          <w:rFonts w:ascii="Times New Roman" w:hAnsi="Times New Roman" w:cs="Times New Roman"/>
+          <w:sz w:val="28"/>
+          <w:szCs w:val="28"/>
+          <w:lang w:val="ru-RU"/>
+        </w:rPr>
+        <w:t xml:space="preserve"> </w:t>
+      </w:r>
+      <w:proofErr w:type="spellStart"/>
+      <w:r>
+        <w:rPr>
+          <w:rFonts w:ascii="Times New Roman" w:hAnsi="Times New Roman" w:cs="Times New Roman"/>
+          <w:sz w:val="28"/>
+          <w:szCs w:val="28"/>
+          <w:lang w:val="ru-RU"/>
+        </w:rPr>
+        <w:t>тестування</w:t>
+      </w:r>
+      <w:proofErr w:type="spellEnd"/>
+      <w:r>
+        <w:rPr>
+          <w:rFonts w:ascii="Times New Roman" w:hAnsi="Times New Roman" w:cs="Times New Roman"/>
+          <w:sz w:val="28"/>
+          <w:szCs w:val="28"/>
+          <w:lang w:val="ru-RU"/>
+        </w:rPr>
+        <w:t xml:space="preserve"> </w:t>
+      </w:r>
+      <w:proofErr w:type="spellStart"/>
+      <w:r>
+        <w:rPr>
+          <w:rFonts w:ascii="Times New Roman" w:hAnsi="Times New Roman" w:cs="Times New Roman"/>
+          <w:sz w:val="28"/>
+          <w:szCs w:val="28"/>
+          <w:lang w:val="ru-RU"/>
+        </w:rPr>
+        <w:t>представлені</w:t>
+      </w:r>
+      <w:proofErr w:type="spellEnd"/>
+      <w:r>
+        <w:rPr>
+          <w:rFonts w:ascii="Times New Roman" w:hAnsi="Times New Roman" w:cs="Times New Roman"/>
+          <w:sz w:val="28"/>
+          <w:szCs w:val="28"/>
+          <w:lang w:val="ru-RU"/>
+        </w:rPr>
+        <w:t xml:space="preserve"> </w:t>
+      </w:r>
+      <w:proofErr w:type="spellStart"/>
+      <w:r>
+        <w:rPr>
+          <w:rFonts w:ascii="Times New Roman" w:hAnsi="Times New Roman" w:cs="Times New Roman"/>
+          <w:sz w:val="28"/>
+          <w:szCs w:val="28"/>
+          <w:lang w:val="ru-RU"/>
+        </w:rPr>
+        <w:t>нижче</w:t>
+      </w:r>
+      <w:proofErr w:type="spellEnd"/>
+      <w:r>
+        <w:rPr>
+          <w:rFonts w:ascii="Times New Roman" w:hAnsi="Times New Roman" w:cs="Times New Roman"/>
+          <w:sz w:val="28"/>
+          <w:szCs w:val="28"/>
+          <w:lang w:val="ru-RU"/>
+        </w:rPr>
+        <w:t>:</w:t>
+      </w:r>
+    </w:p>
+    <w:p>
+      <w:pPr>
+        <w:spacing w:after="0" w:line="360" w:lineRule="auto"/>
+        <w:ind w:firstLine="709"/>
+        <w:jc w:val="both"/>
+        <w:rPr>
+          <w:rFonts w:ascii="Times New Roman" w:hAnsi="Times New Roman" w:cs="Times New Roman"/>
+          <w:sz w:val="28"/>
+          <w:szCs w:val="28"/>
+        </w:rPr>
+      </w:pPr>
+      <w:r>
+        <w:rPr>
+          <w:rFonts w:ascii="Times New Roman" w:hAnsi="Times New Roman" w:cs="Times New Roman"/>
+          <w:sz w:val="28"/>
+          <w:szCs w:val="28"/>
+        </w:rPr>
+        <w:t>Сценарій 1</w:t>
+      </w:r>
+      <w:r>
+        <w:rPr>
+          <w:rFonts w:ascii="Times New Roman" w:hAnsi="Times New Roman" w:cs="Times New Roman"/>
+          <w:sz w:val="28"/>
+          <w:szCs w:val="28"/>
+        </w:rPr>
+        <w:t>. Початковий стан системи –</w:t>
+      </w:r>
+      <w:r>
+        <w:rPr>
+          <w:rFonts w:ascii="Times New Roman" w:hAnsi="Times New Roman" w:cs="Times New Roman"/>
+          <w:sz w:val="28"/>
+          <w:szCs w:val="28"/>
+        </w:rPr>
+        <w:t xml:space="preserve"> </w:t>
+      </w:r>
+      <w:r>
+        <w:rPr>
+          <w:rFonts w:ascii="Times New Roman" w:hAnsi="Times New Roman" w:cs="Times New Roman"/>
+          <w:sz w:val="28"/>
+          <w:szCs w:val="28"/>
+        </w:rPr>
+        <w:t xml:space="preserve">за стандартними налаштуваннями симулятора </w:t>
+      </w:r>
+      <w:proofErr w:type="spellStart"/>
+      <w:r>
+        <w:rPr>
+          <w:rFonts w:ascii="Times New Roman" w:hAnsi="Times New Roman" w:cs="Times New Roman"/>
+          <w:sz w:val="28"/>
+          <w:szCs w:val="28"/>
+          <w:lang w:val="ru-RU"/>
+        </w:rPr>
+        <w:t>системи</w:t>
+      </w:r>
+      <w:proofErr w:type="spellEnd"/>
+      <w:r>
+        <w:rPr>
+          <w:rFonts w:ascii="Times New Roman" w:hAnsi="Times New Roman" w:cs="Times New Roman"/>
+          <w:sz w:val="28"/>
+          <w:szCs w:val="28"/>
+          <w:lang w:val="ru-RU"/>
+        </w:rPr>
+        <w:t xml:space="preserve"> </w:t>
+      </w:r>
+      <w:proofErr w:type="spellStart"/>
+      <w:r>
+        <w:rPr>
+          <w:rFonts w:ascii="Times New Roman" w:hAnsi="Times New Roman" w:cs="Times New Roman"/>
+          <w:sz w:val="28"/>
+          <w:szCs w:val="28"/>
+          <w:lang w:val="ru-RU"/>
+        </w:rPr>
+        <w:t>управління</w:t>
+      </w:r>
+      <w:proofErr w:type="spellEnd"/>
+      <w:r>
+        <w:rPr>
+          <w:rFonts w:ascii="Times New Roman" w:hAnsi="Times New Roman" w:cs="Times New Roman"/>
+          <w:sz w:val="28"/>
+          <w:szCs w:val="28"/>
+          <w:lang w:val="ru-RU"/>
+        </w:rPr>
+        <w:t xml:space="preserve"> смарт-</w:t>
+      </w:r>
+      <w:proofErr w:type="spellStart"/>
+      <w:r>
+        <w:rPr>
+          <w:rFonts w:ascii="Times New Roman" w:hAnsi="Times New Roman" w:cs="Times New Roman"/>
+          <w:sz w:val="28"/>
+          <w:szCs w:val="28"/>
+          <w:lang w:val="ru-RU"/>
+        </w:rPr>
+        <w:t>будинком</w:t>
+      </w:r>
+      <w:proofErr w:type="spellEnd"/>
+      <w:r>
+        <w:rPr>
+          <w:rFonts w:ascii="Times New Roman" w:hAnsi="Times New Roman" w:cs="Times New Roman"/>
+          <w:sz w:val="28"/>
+          <w:szCs w:val="28"/>
+          <w:lang w:val="ru-RU"/>
+        </w:rPr>
+        <w:t xml:space="preserve"> (</w:t>
+      </w:r>
+      <w:r>
+        <w:rPr>
+          <w:rFonts w:ascii="Times New Roman" w:hAnsi="Times New Roman" w:cs="Times New Roman"/>
+          <w:sz w:val="28"/>
+          <w:szCs w:val="28"/>
+        </w:rPr>
+        <w:t>рис. 3.1</w:t>
+      </w:r>
+      <w:r>
+        <w:rPr>
+          <w:rFonts w:ascii="Times New Roman" w:hAnsi="Times New Roman" w:cs="Times New Roman"/>
+          <w:sz w:val="28"/>
+          <w:szCs w:val="28"/>
+          <w:lang w:val="ru-RU"/>
+        </w:rPr>
+        <w:t>)</w:t>
+      </w:r>
+      <w:r>
+        <w:rPr>
+          <w:rFonts w:ascii="Times New Roman" w:hAnsi="Times New Roman" w:cs="Times New Roman"/>
+          <w:sz w:val="28"/>
+          <w:szCs w:val="28"/>
+        </w:rPr>
+        <w:t xml:space="preserve">. Перевіряється реакція системи на подію </w:t>
+      </w:r>
+      <w:r>
+        <w:rPr>
+          <w:rFonts w:ascii="Times New Roman" w:hAnsi="Times New Roman" w:cs="Times New Roman"/>
+          <w:sz w:val="28"/>
+          <w:szCs w:val="28"/>
+        </w:rPr>
+        <w:t>«</w:t>
+      </w:r>
+      <w:r>
+        <w:rPr>
+          <w:rFonts w:ascii="Times New Roman" w:hAnsi="Times New Roman" w:cs="Times New Roman"/>
+          <w:sz w:val="28"/>
+          <w:szCs w:val="28"/>
+        </w:rPr>
+        <w:t>Пожежа</w:t>
+      </w:r>
+      <w:r>
+        <w:rPr>
+          <w:rFonts w:ascii="Times New Roman" w:hAnsi="Times New Roman" w:cs="Times New Roman"/>
+          <w:sz w:val="28"/>
+          <w:szCs w:val="28"/>
+        </w:rPr>
+        <w:t>»</w:t>
+      </w:r>
+      <w:r>
+        <w:rPr>
+          <w:rFonts w:ascii="Times New Roman" w:hAnsi="Times New Roman" w:cs="Times New Roman"/>
+          <w:sz w:val="28"/>
+          <w:szCs w:val="28"/>
+        </w:rPr>
+        <w:t xml:space="preserve">. При використанні інструменту кожні 3 хв симуляції в кімнаті, в описі якої з’явився статус </w:t>
+      </w:r>
+      <w:r>
+        <w:rPr>
+          <w:rFonts w:ascii="Times New Roman" w:hAnsi="Times New Roman" w:cs="Times New Roman"/>
+          <w:sz w:val="28"/>
+          <w:szCs w:val="28"/>
+        </w:rPr>
+        <w:t>«</w:t>
+      </w:r>
+      <w:r>
+        <w:rPr>
+          <w:rFonts w:ascii="Times New Roman" w:hAnsi="Times New Roman" w:cs="Times New Roman"/>
+          <w:sz w:val="28"/>
+          <w:szCs w:val="28"/>
+        </w:rPr>
+        <w:t>Пожежа</w:t>
+      </w:r>
+      <w:r>
+        <w:rPr>
+          <w:rFonts w:ascii="Times New Roman" w:hAnsi="Times New Roman" w:cs="Times New Roman"/>
+          <w:sz w:val="28"/>
+          <w:szCs w:val="28"/>
+        </w:rPr>
+        <w:t>»</w:t>
+      </w:r>
+      <w:r>
+        <w:rPr>
+          <w:rFonts w:ascii="Times New Roman" w:hAnsi="Times New Roman" w:cs="Times New Roman"/>
+          <w:sz w:val="28"/>
+          <w:szCs w:val="28"/>
+        </w:rPr>
+        <w:t xml:space="preserve">, має з певною </w:t>
+      </w:r>
+      <w:r>
+        <w:rPr>
+          <w:rFonts w:ascii="Times New Roman" w:hAnsi="Times New Roman" w:cs="Times New Roman"/>
+          <w:sz w:val="28"/>
+          <w:szCs w:val="28"/>
+        </w:rPr>
+        <w:lastRenderedPageBreak/>
+        <w:t>ймовірністю розрядитися</w:t>
+      </w:r>
+      <w:r>
+        <w:rPr>
+          <w:rFonts w:ascii="Times New Roman" w:hAnsi="Times New Roman" w:cs="Times New Roman"/>
+          <w:sz w:val="28"/>
+          <w:szCs w:val="28"/>
+        </w:rPr>
+        <w:t xml:space="preserve"> спринклер Водяне Пожежогасіння</w:t>
+      </w:r>
+      <w:r>
+        <w:rPr>
+          <w:rFonts w:ascii="Times New Roman" w:hAnsi="Times New Roman" w:cs="Times New Roman"/>
+          <w:sz w:val="28"/>
+          <w:szCs w:val="28"/>
+        </w:rPr>
+        <w:t xml:space="preserve"> і на за</w:t>
+      </w:r>
+      <w:r>
+        <w:rPr>
+          <w:rFonts w:ascii="Times New Roman" w:hAnsi="Times New Roman" w:cs="Times New Roman"/>
+          <w:sz w:val="28"/>
+          <w:szCs w:val="28"/>
+        </w:rPr>
+        <w:t>д</w:t>
+      </w:r>
+      <w:r>
+        <w:rPr>
+          <w:rFonts w:ascii="Times New Roman" w:hAnsi="Times New Roman" w:cs="Times New Roman"/>
+          <w:sz w:val="28"/>
+          <w:szCs w:val="28"/>
+        </w:rPr>
+        <w:t>аному плані будинку в кімнаті якій розташований змінити</w:t>
+      </w:r>
+      <w:r>
+        <w:rPr>
+          <w:rFonts w:ascii="Times New Roman" w:hAnsi="Times New Roman" w:cs="Times New Roman"/>
+          <w:sz w:val="28"/>
+          <w:szCs w:val="28"/>
+        </w:rPr>
+        <w:t xml:space="preserve"> його відображення (рис. 3.2).</w:t>
+      </w:r>
+    </w:p>
+    <w:p>
+      <w:pPr>
+        <w:spacing w:after="0" w:line="360" w:lineRule="auto"/>
+        <w:ind w:firstLine="709"/>
+        <w:jc w:val="both"/>
+        <w:rPr>
+          <w:rFonts w:ascii="Times New Roman" w:hAnsi="Times New Roman" w:cs="Times New Roman"/>
+          <w:sz w:val="28"/>
+          <w:szCs w:val="28"/>
+        </w:rPr>
+      </w:pPr>
+    </w:p>
+    <w:p>
+      <w:pPr>
+        <w:spacing w:after="0" w:line="360" w:lineRule="auto"/>
+        <w:ind w:firstLine="709"/>
+        <w:jc w:val="both"/>
+        <w:rPr>
+          <w:rFonts w:ascii="Times New Roman" w:hAnsi="Times New Roman" w:cs="Times New Roman"/>
+          <w:sz w:val="28"/>
+          <w:szCs w:val="28"/>
+        </w:rPr>
+      </w:pPr>
+    </w:p>
+    <w:p>
+      <w:pPr>
+        <w:spacing w:after="0" w:line="360" w:lineRule="auto"/>
+        <w:ind w:firstLine="709"/>
+        <w:jc w:val="both"/>
+        <w:rPr>
+          <w:rFonts w:ascii="Times New Roman" w:hAnsi="Times New Roman" w:cs="Times New Roman"/>
+          <w:sz w:val="28"/>
+          <w:szCs w:val="28"/>
+        </w:rPr>
+      </w:pPr>
+      <w:r>
+        <w:rPr>
+          <w:rFonts w:ascii="Times New Roman" w:hAnsi="Times New Roman" w:cs="Times New Roman"/>
+          <w:sz w:val="28"/>
+          <w:szCs w:val="28"/>
+        </w:rPr>
+        <w:t xml:space="preserve">Сценарій </w:t>
+      </w:r>
+      <w:r>
+        <w:rPr>
+          <w:rFonts w:ascii="Times New Roman" w:hAnsi="Times New Roman" w:cs="Times New Roman"/>
+          <w:sz w:val="28"/>
+          <w:szCs w:val="28"/>
+        </w:rPr>
+        <w:t>2</w:t>
+      </w:r>
+      <w:r>
+        <w:rPr>
+          <w:rFonts w:ascii="Times New Roman" w:hAnsi="Times New Roman" w:cs="Times New Roman"/>
+          <w:sz w:val="28"/>
+          <w:szCs w:val="28"/>
+        </w:rPr>
+        <w:t xml:space="preserve">. Перевірка алгоритму головного циклу симуляції та роботи енергосистеми. Початковий стан системи </w:t>
+      </w:r>
+      <w:r>
+        <w:rPr>
+          <w:rFonts w:ascii="Times New Roman" w:hAnsi="Times New Roman" w:cs="Times New Roman"/>
+          <w:sz w:val="28"/>
+          <w:szCs w:val="28"/>
+        </w:rPr>
+        <w:t>–</w:t>
+      </w:r>
+      <w:r>
+        <w:rPr>
+          <w:rFonts w:ascii="Times New Roman" w:hAnsi="Times New Roman" w:cs="Times New Roman"/>
+          <w:sz w:val="28"/>
+          <w:szCs w:val="28"/>
+        </w:rPr>
+        <w:t xml:space="preserve"> стандартні налаштування, час 12:00, активна генерація від сонячних панелей (рис. 3.1). Користувач натискає кнопку "Вимкнути електроенергію". Система переходить у режим живлення від батареї, статус якої змінюється на "Розрядження". При цьому критичні системи продовжують працювати, а некритичні (наприклад, обігрівачі) автоматично вимикаються, що підтверджує коректність роботи логіки пріоритетів живлення та оновлення станів у головному циклі (рис. 3.2).</w:t>
+      </w:r>
+    </w:p>
+    <w:p>
+      <w:pPr>
+        <w:spacing w:after="0" w:line="360" w:lineRule="auto"/>
+        <w:ind w:firstLine="709"/>
+        <w:jc w:val="both"/>
+        <w:rPr>
+          <w:rFonts w:ascii="Times New Roman" w:hAnsi="Times New Roman" w:cs="Times New Roman"/>
+          <w:sz w:val="28"/>
+          <w:szCs w:val="28"/>
+        </w:rPr>
+      </w:pPr>
+    </w:p>
+    <w:p>
+      <w:pPr>
+        <w:spacing w:after="0" w:line="360" w:lineRule="auto"/>
+        <w:ind w:firstLine="709"/>
+        <w:jc w:val="both"/>
+        <w:rPr>
+          <w:rFonts w:ascii="Times New Roman" w:hAnsi="Times New Roman" w:cs="Times New Roman"/>
+          <w:sz w:val="28"/>
+          <w:szCs w:val="28"/>
+        </w:rPr>
+      </w:pPr>
+    </w:p>
+    <w:p>
+      <w:pPr>
+        <w:spacing w:after="0" w:line="360" w:lineRule="auto"/>
+        <w:ind w:firstLine="709"/>
+        <w:jc w:val="both"/>
+        <w:rPr>
+          <w:rFonts w:ascii="Times New Roman" w:hAnsi="Times New Roman" w:cs="Times New Roman"/>
+          <w:sz w:val="28"/>
+          <w:szCs w:val="28"/>
+        </w:rPr>
+      </w:pPr>
+      <w:r>
+        <w:rPr>
+          <w:rFonts w:ascii="Times New Roman" w:hAnsi="Times New Roman" w:cs="Times New Roman"/>
+          <w:sz w:val="28"/>
+          <w:szCs w:val="28"/>
+        </w:rPr>
+        <w:t xml:space="preserve">Сценарій </w:t>
+      </w:r>
+      <w:r>
+        <w:rPr>
+          <w:rFonts w:ascii="Times New Roman" w:hAnsi="Times New Roman" w:cs="Times New Roman"/>
+          <w:sz w:val="28"/>
+          <w:szCs w:val="28"/>
+        </w:rPr>
+        <w:t>3</w:t>
+      </w:r>
+      <w:r>
+        <w:rPr>
+          <w:rFonts w:ascii="Times New Roman" w:hAnsi="Times New Roman" w:cs="Times New Roman"/>
+          <w:sz w:val="28"/>
+          <w:szCs w:val="28"/>
+        </w:rPr>
+        <w:t xml:space="preserve">. Перевірка реакції на інструмент "Рухоме тіло". Початковий стан </w:t>
+      </w:r>
+      <w:r>
+        <w:rPr>
+          <w:rFonts w:ascii="Times New Roman" w:hAnsi="Times New Roman" w:cs="Times New Roman"/>
+          <w:sz w:val="28"/>
+          <w:szCs w:val="28"/>
+        </w:rPr>
+        <w:t>–</w:t>
+      </w:r>
+      <w:r>
+        <w:rPr>
+          <w:rFonts w:ascii="Times New Roman" w:hAnsi="Times New Roman" w:cs="Times New Roman"/>
+          <w:sz w:val="28"/>
+          <w:szCs w:val="28"/>
+        </w:rPr>
+        <w:t xml:space="preserve"> система в режимі очікування, пристрої безпеки активні. Користувач обирає інструмент "Рухоме тіло" та натискає на область кімнати "Вітальня". Система встановлює прапорець наявності руху в цій кімнаті, після чого камера відеоспостереження `</w:t>
+      </w:r>
+      <w:proofErr w:type="spellStart"/>
+      <w:r>
+        <w:rPr>
+          <w:rFonts w:ascii="Times New Roman" w:hAnsi="Times New Roman" w:cs="Times New Roman"/>
+          <w:sz w:val="28"/>
+          <w:szCs w:val="28"/>
+        </w:rPr>
+        <w:t>CameraDevice</w:t>
+      </w:r>
+      <w:proofErr w:type="spellEnd"/>
+      <w:r>
+        <w:rPr>
+          <w:rFonts w:ascii="Times New Roman" w:hAnsi="Times New Roman" w:cs="Times New Roman"/>
+          <w:sz w:val="28"/>
+          <w:szCs w:val="28"/>
+        </w:rPr>
+        <w:t>` автоматично переходить у режим запису, а лампа `</w:t>
+      </w:r>
+      <w:proofErr w:type="spellStart"/>
+      <w:r>
+        <w:rPr>
+          <w:rFonts w:ascii="Times New Roman" w:hAnsi="Times New Roman" w:cs="Times New Roman"/>
+          <w:sz w:val="28"/>
+          <w:szCs w:val="28"/>
+        </w:rPr>
+        <w:t>MotionSensorLamp</w:t>
+      </w:r>
+      <w:proofErr w:type="spellEnd"/>
+      <w:r>
+        <w:rPr>
+          <w:rFonts w:ascii="Times New Roman" w:hAnsi="Times New Roman" w:cs="Times New Roman"/>
+          <w:sz w:val="28"/>
+          <w:szCs w:val="28"/>
+        </w:rPr>
+        <w:t>` вмикається. Через заданий проміжок часу (30 модельних хвилин) пристрої автоматично повертаються у стан очікування, що підтверджує правильну ро</w:t>
+      </w:r>
+      <w:r>
+        <w:rPr>
+          <w:rFonts w:ascii="Times New Roman" w:hAnsi="Times New Roman" w:cs="Times New Roman"/>
+          <w:sz w:val="28"/>
+          <w:szCs w:val="28"/>
+        </w:rPr>
+        <w:t>боту таймерів подій (рис. 3.3).</w:t>
+      </w:r>
+    </w:p>
+    <w:p>
+      <w:pPr>
+        <w:spacing w:after="0" w:line="360" w:lineRule="auto"/>
+        <w:ind w:firstLine="709"/>
+        <w:jc w:val="both"/>
+        <w:rPr>
+          <w:rFonts w:ascii="Times New Roman" w:hAnsi="Times New Roman" w:cs="Times New Roman"/>
+          <w:sz w:val="28"/>
+          <w:szCs w:val="28"/>
+        </w:rPr>
+      </w:pPr>
+    </w:p>
+    <w:p>
+      <w:pPr>
+        <w:spacing w:after="0" w:line="360" w:lineRule="auto"/>
+        <w:ind w:firstLine="709"/>
+        <w:jc w:val="both"/>
+        <w:rPr>
+          <w:rFonts w:ascii="Times New Roman" w:hAnsi="Times New Roman" w:cs="Times New Roman"/>
+          <w:sz w:val="28"/>
+          <w:szCs w:val="28"/>
+        </w:rPr>
+      </w:pPr>
+      <w:r>
+        <w:rPr>
+          <w:rFonts w:ascii="Times New Roman" w:hAnsi="Times New Roman" w:cs="Times New Roman"/>
+          <w:sz w:val="28"/>
+          <w:szCs w:val="28"/>
+        </w:rPr>
+        <w:t xml:space="preserve">Сценарій </w:t>
+      </w:r>
+      <w:r>
+        <w:rPr>
+          <w:rFonts w:ascii="Times New Roman" w:hAnsi="Times New Roman" w:cs="Times New Roman"/>
+          <w:sz w:val="28"/>
+          <w:szCs w:val="28"/>
+        </w:rPr>
+        <w:t>4</w:t>
+      </w:r>
+      <w:r>
+        <w:rPr>
+          <w:rFonts w:ascii="Times New Roman" w:hAnsi="Times New Roman" w:cs="Times New Roman"/>
+          <w:sz w:val="28"/>
+          <w:szCs w:val="28"/>
+        </w:rPr>
+        <w:t xml:space="preserve">. Перевірка реакції на подію "Злом" та роботу сирени. Початковий стан </w:t>
+      </w:r>
+      <w:r>
+        <w:rPr>
+          <w:rFonts w:ascii="Times New Roman" w:hAnsi="Times New Roman" w:cs="Times New Roman"/>
+          <w:sz w:val="28"/>
+          <w:szCs w:val="28"/>
+        </w:rPr>
+        <w:t>–</w:t>
+      </w:r>
+      <w:r>
+        <w:rPr>
+          <w:rFonts w:ascii="Times New Roman" w:hAnsi="Times New Roman" w:cs="Times New Roman"/>
+          <w:sz w:val="28"/>
+          <w:szCs w:val="28"/>
+        </w:rPr>
+        <w:t xml:space="preserve"> всі вікна та двері зачинені. Користувач застосовує інструмент "Молоток" до об'єкта "Вікно В1". Стан вікна миттєво змінюється на "Зруйновано", його відображення на плані стає чорним, а кімната отримує статус "</w:t>
+      </w:r>
+      <w:proofErr w:type="spellStart"/>
+      <w:r>
+        <w:rPr>
+          <w:rFonts w:ascii="Times New Roman" w:hAnsi="Times New Roman" w:cs="Times New Roman"/>
+          <w:sz w:val="28"/>
+          <w:szCs w:val="28"/>
+        </w:rPr>
+        <w:t>Взлом</w:t>
+      </w:r>
+      <w:proofErr w:type="spellEnd"/>
+      <w:r>
+        <w:rPr>
+          <w:rFonts w:ascii="Times New Roman" w:hAnsi="Times New Roman" w:cs="Times New Roman"/>
+          <w:sz w:val="28"/>
+          <w:szCs w:val="28"/>
+        </w:rPr>
+        <w:t xml:space="preserve">". Центральний контролер </w:t>
+      </w:r>
+      <w:proofErr w:type="spellStart"/>
+      <w:r>
+        <w:rPr>
+          <w:rFonts w:ascii="Times New Roman" w:hAnsi="Times New Roman" w:cs="Times New Roman"/>
+          <w:sz w:val="28"/>
+          <w:szCs w:val="28"/>
+        </w:rPr>
+        <w:t>детектує</w:t>
+      </w:r>
+      <w:proofErr w:type="spellEnd"/>
+      <w:r>
+        <w:rPr>
+          <w:rFonts w:ascii="Times New Roman" w:hAnsi="Times New Roman" w:cs="Times New Roman"/>
+          <w:sz w:val="28"/>
+          <w:szCs w:val="28"/>
+        </w:rPr>
+        <w:t xml:space="preserve"> цю подію та автоматично надсилає команду активації на пристрій `</w:t>
+      </w:r>
+      <w:proofErr w:type="spellStart"/>
+      <w:r>
+        <w:rPr>
+          <w:rFonts w:ascii="Times New Roman" w:hAnsi="Times New Roman" w:cs="Times New Roman"/>
+          <w:sz w:val="28"/>
+          <w:szCs w:val="28"/>
+        </w:rPr>
+        <w:t>SirenDevice</w:t>
+      </w:r>
+      <w:proofErr w:type="spellEnd"/>
+      <w:r>
+        <w:rPr>
+          <w:rFonts w:ascii="Times New Roman" w:hAnsi="Times New Roman" w:cs="Times New Roman"/>
+          <w:sz w:val="28"/>
+          <w:szCs w:val="28"/>
+        </w:rPr>
+        <w:t>`, який переходить у стан "АКТИВНА" та вмикає звуковий сигнал тривоги (рис. 3.5).</w:t>
+      </w:r>
+    </w:p>
+    <w:p>
+      <w:pPr>
+        <w:spacing w:after="0" w:line="360" w:lineRule="auto"/>
+        <w:ind w:firstLine="709"/>
+        <w:jc w:val="both"/>
+        <w:rPr>
+          <w:rFonts w:ascii="Times New Roman" w:hAnsi="Times New Roman" w:cs="Times New Roman"/>
+          <w:sz w:val="28"/>
+          <w:szCs w:val="28"/>
+        </w:rPr>
+      </w:pPr>
+    </w:p>
+    <w:p>
+      <w:pPr>
+        <w:spacing w:after="0" w:line="360" w:lineRule="auto"/>
+        <w:ind w:firstLine="709"/>
+        <w:jc w:val="both"/>
+        <w:rPr>
+          <w:rFonts w:ascii="Times New Roman" w:hAnsi="Times New Roman" w:cs="Times New Roman"/>
+          <w:sz w:val="28"/>
+          <w:szCs w:val="28"/>
+        </w:rPr>
+      </w:pPr>
+    </w:p>
+    <w:p>
+      <w:pPr>
+        <w:spacing w:after="0" w:line="360" w:lineRule="auto"/>
+        <w:ind w:firstLine="709"/>
+        <w:jc w:val="both"/>
+        <w:rPr>
+          <w:rFonts w:ascii="Times New Roman" w:hAnsi="Times New Roman" w:cs="Times New Roman"/>
+          <w:sz w:val="28"/>
+          <w:szCs w:val="28"/>
+        </w:rPr>
+      </w:pPr>
+      <w:r>
+        <w:rPr>
+          <w:rFonts w:ascii="Times New Roman" w:hAnsi="Times New Roman" w:cs="Times New Roman"/>
+          <w:sz w:val="28"/>
+          <w:szCs w:val="28"/>
+        </w:rPr>
+        <w:t xml:space="preserve">Сценарій </w:t>
+      </w:r>
+      <w:r>
+        <w:rPr>
+          <w:rFonts w:ascii="Times New Roman" w:hAnsi="Times New Roman" w:cs="Times New Roman"/>
+          <w:sz w:val="28"/>
+          <w:szCs w:val="28"/>
+        </w:rPr>
+        <w:t>5</w:t>
+      </w:r>
+      <w:r>
+        <w:rPr>
+          <w:rFonts w:ascii="Times New Roman" w:hAnsi="Times New Roman" w:cs="Times New Roman"/>
+          <w:sz w:val="28"/>
+          <w:szCs w:val="28"/>
+        </w:rPr>
+        <w:t>. Перевірка логіки роботи системи пожежогасіння (спринклера). Сценарій є продовженням події "Пожежа". Спринклер у кімнаті зі статусом пожежі, враховуючи наявність живлення та ймовірність спрацювання, переходить у стан "Активний" (гасіння), змінюючи колір рамки на зелений. Після завершення циклу гасіння спринклер переходить у стан "Пустий", а статус пожежі знімається. Через визначений час спринклер автоматично розпочинає процес перезарядки, переходячи у стан "Перезарядка", що демонструє повний цикл роботи машини станів пристрою (рис. 3.6).</w:t>
+      </w:r>
+    </w:p>
+    <w:p>
+      <w:pPr>
+        <w:spacing w:after="0" w:line="360" w:lineRule="auto"/>
+        <w:ind w:firstLine="709"/>
+        <w:jc w:val="both"/>
+        <w:rPr>
+          <w:rFonts w:ascii="Times New Roman" w:hAnsi="Times New Roman" w:cs="Times New Roman"/>
+          <w:sz w:val="28"/>
+          <w:szCs w:val="28"/>
+        </w:rPr>
+      </w:pPr>
+    </w:p>
+    <w:p>
+      <w:pPr>
+        <w:spacing w:after="0" w:line="360" w:lineRule="auto"/>
+        <w:ind w:firstLine="709"/>
+        <w:jc w:val="both"/>
+        <w:rPr>
+          <w:rFonts w:ascii="Times New Roman" w:hAnsi="Times New Roman" w:cs="Times New Roman"/>
+          <w:sz w:val="28"/>
+          <w:szCs w:val="28"/>
+        </w:rPr>
+      </w:pPr>
+    </w:p>
+    <w:p>
+      <w:pPr>
+        <w:spacing w:after="0" w:line="360" w:lineRule="auto"/>
+        <w:ind w:firstLine="709"/>
+        <w:jc w:val="both"/>
+        <w:rPr>
+          <w:rFonts w:ascii="Times New Roman" w:hAnsi="Times New Roman" w:cs="Times New Roman"/>
+          <w:sz w:val="28"/>
+          <w:szCs w:val="28"/>
+        </w:rPr>
+      </w:pPr>
+      <w:r>
+        <w:rPr>
+          <w:rFonts w:ascii="Times New Roman" w:hAnsi="Times New Roman" w:cs="Times New Roman"/>
+          <w:sz w:val="28"/>
+          <w:szCs w:val="28"/>
+        </w:rPr>
+        <w:t xml:space="preserve">Сценарій </w:t>
+      </w:r>
+      <w:r>
+        <w:rPr>
+          <w:rFonts w:ascii="Times New Roman" w:hAnsi="Times New Roman" w:cs="Times New Roman"/>
+          <w:sz w:val="28"/>
+          <w:szCs w:val="28"/>
+        </w:rPr>
+        <w:t>6</w:t>
+      </w:r>
+      <w:bookmarkStart w:id="23" w:name="_GoBack"/>
+      <w:bookmarkEnd w:id="23"/>
+      <w:r>
+        <w:rPr>
+          <w:rFonts w:ascii="Times New Roman" w:hAnsi="Times New Roman" w:cs="Times New Roman"/>
+          <w:sz w:val="28"/>
+          <w:szCs w:val="28"/>
+        </w:rPr>
+        <w:t xml:space="preserve">. Перевірка роботи системи автоматичного клімат-контролю. Початковий стан </w:t>
+      </w:r>
+      <w:r>
+        <w:rPr>
+          <w:rFonts w:ascii="Times New Roman" w:hAnsi="Times New Roman" w:cs="Times New Roman"/>
+          <w:sz w:val="28"/>
+          <w:szCs w:val="28"/>
+        </w:rPr>
+        <w:t>–</w:t>
+      </w:r>
+      <w:r>
+        <w:rPr>
+          <w:rFonts w:ascii="Times New Roman" w:hAnsi="Times New Roman" w:cs="Times New Roman"/>
+          <w:sz w:val="28"/>
+          <w:szCs w:val="28"/>
+        </w:rPr>
+        <w:t xml:space="preserve"> температура у спальні</w:t>
+      </w:r>
+      <w:r>
+        <w:rPr>
+          <w:rFonts w:ascii="Times New Roman" w:hAnsi="Times New Roman" w:cs="Times New Roman"/>
+          <w:sz w:val="28"/>
+          <w:szCs w:val="28"/>
+        </w:rPr>
+        <w:t xml:space="preserve"> </w:t>
+      </w:r>
+      <w:r>
+        <w:rPr>
+          <w:rFonts w:ascii="Times New Roman" w:hAnsi="Times New Roman" w:cs="Times New Roman"/>
+          <w:sz w:val="28"/>
+          <w:szCs w:val="28"/>
+        </w:rPr>
+        <w:t xml:space="preserve"> 22°C, термостат налаштований на 25°C. Обігрівач `</w:t>
+      </w:r>
+      <w:proofErr w:type="spellStart"/>
+      <w:r>
+        <w:rPr>
+          <w:rFonts w:ascii="Times New Roman" w:hAnsi="Times New Roman" w:cs="Times New Roman"/>
+          <w:sz w:val="28"/>
+          <w:szCs w:val="28"/>
+        </w:rPr>
+        <w:t>HeaterDevice</w:t>
+      </w:r>
+      <w:proofErr w:type="spellEnd"/>
+      <w:r>
+        <w:rPr>
+          <w:rFonts w:ascii="Times New Roman" w:hAnsi="Times New Roman" w:cs="Times New Roman"/>
+          <w:sz w:val="28"/>
+          <w:szCs w:val="28"/>
+        </w:rPr>
+        <w:t>` автоматично вмикається (стан "Працює"), оскільки поточна температура нижча за цільову. З часом температура в кімнаті зростає. Коли вона досягає 25°C, обігрівач автоматично переходить у режим очікування ("Не працює"), що підтверджує коректну роботу алгоритму зворотного зв'язку (рис. 3.7).</w:t>
+      </w:r>
+    </w:p>
+    <w:p>
+      <w:pPr>
+        <w:spacing w:after="0" w:line="360" w:lineRule="auto"/>
+        <w:ind w:firstLine="709"/>
+        <w:jc w:val="both"/>
+        <w:rPr>
+          <w:rFonts w:ascii="Times New Roman" w:hAnsi="Times New Roman" w:cs="Times New Roman"/>
+          <w:sz w:val="28"/>
+          <w:szCs w:val="28"/>
+        </w:rPr>
+      </w:pPr>
+    </w:p>
+    <w:p>
+      <w:pPr>
+        <w:spacing w:after="0" w:line="360" w:lineRule="auto"/>
+        <w:ind w:firstLine="709"/>
+        <w:jc w:val="both"/>
+        <w:rPr>
+          <w:rFonts w:ascii="Times New Roman" w:hAnsi="Times New Roman" w:cs="Times New Roman"/>
+          <w:sz w:val="28"/>
+          <w:szCs w:val="28"/>
+        </w:rPr>
+      </w:pPr>
+    </w:p>
+    <w:p>
+      <w:pPr>
+        <w:pStyle w:val="2"/>
+        <w:spacing w:before="0" w:line="360" w:lineRule="auto"/>
+        <w:ind w:firstLine="709"/>
+        <w:jc w:val="both"/>
+        <w:rPr>
+          <w:rFonts w:ascii="Times New Roman" w:hAnsi="Times New Roman" w:cs="Times New Roman"/>
+          <w:b/>
+          <w:color w:val="auto"/>
+          <w:sz w:val="28"/>
+          <w:szCs w:val="28"/>
+        </w:rPr>
+      </w:pPr>
+      <w:r>
+        <w:rPr>
+          <w:rFonts w:ascii="Times New Roman" w:hAnsi="Times New Roman" w:cs="Times New Roman"/>
+          <w:b/>
+          <w:color w:val="auto"/>
+          <w:sz w:val="28"/>
+          <w:szCs w:val="28"/>
+        </w:rPr>
         <w:t xml:space="preserve">3.5 </w:t>
       </w:r>
       <w:r>
         <w:rPr>
           <w:rFonts w:ascii="Times New Roman" w:hAnsi="Times New Roman" w:cs="Times New Roman"/>
+          <w:b/>
+          <w:color w:val="auto"/>
           <w:sz w:val="28"/>
           <w:szCs w:val="28"/>
         </w:rPr>
@@ -14851,6 +20821,8 @@
       <w:r>
         <w:rPr>
           <w:rFonts w:ascii="Times New Roman" w:hAnsi="Times New Roman" w:cs="Times New Roman"/>
+          <w:b/>
+          <w:color w:val="auto"/>
           <w:sz w:val="28"/>
           <w:szCs w:val="28"/>
         </w:rPr>
@@ -15009,7 +20981,7 @@
           <w:color w:val="auto"/>
         </w:rPr>
       </w:pPr>
-      <w:bookmarkStart w:id="23" w:name="_Toc214497581"/>
+      <w:bookmarkStart w:id="24" w:name="_Toc214497581"/>
       <w:r>
         <w:rPr>
           <w:rFonts w:ascii="Times New Roman" w:hAnsi="Times New Roman" w:cs="Times New Roman"/>
@@ -15019,7 +20991,7 @@
         <w:lastRenderedPageBreak/>
         <w:t>Висновки</w:t>
       </w:r>
-      <w:bookmarkEnd w:id="23"/>
+      <w:bookmarkEnd w:id="24"/>
     </w:p>
     <w:p>
       <w:pPr>
@@ -15254,7 +21226,7 @@
           <w:color w:val="auto"/>
         </w:rPr>
       </w:pPr>
-      <w:bookmarkStart w:id="24" w:name="_Toc214497582"/>
+      <w:bookmarkStart w:id="25" w:name="_Toc214497582"/>
       <w:r>
         <w:rPr>
           <w:rFonts w:ascii="Times New Roman" w:hAnsi="Times New Roman" w:cs="Times New Roman"/>
@@ -15264,7 +21236,7 @@
         <w:lastRenderedPageBreak/>
         <w:t>Список використаних джерел</w:t>
       </w:r>
-      <w:bookmarkEnd w:id="24"/>
+      <w:bookmarkEnd w:id="25"/>
     </w:p>
     <w:p>
       <w:pPr>
@@ -15544,7 +21516,7 @@
           <w:color w:val="auto"/>
         </w:rPr>
       </w:pPr>
-      <w:bookmarkStart w:id="25" w:name="_Toc214497583"/>
+      <w:bookmarkStart w:id="26" w:name="_Toc214497583"/>
       <w:r>
         <w:rPr>
           <w:rFonts w:ascii="Times New Roman" w:hAnsi="Times New Roman" w:cs="Times New Roman"/>
@@ -15554,7 +21526,7 @@
         <w:lastRenderedPageBreak/>
         <w:t>Додатки</w:t>
       </w:r>
-      <w:bookmarkEnd w:id="25"/>
+      <w:bookmarkEnd w:id="26"/>
     </w:p>
     <w:p>
       <w:pPr>
@@ -16111,7 +22083,23 @@
           <w:sz w:val="28"/>
           <w:szCs w:val="28"/>
         </w:rPr>
-        <w:t>«Легковаговий симулятор» — це програма, яка імітує певний процес або систему, використовуючи при цьому мінімум комп'ютерних ресурсів (процесорного часу, пам'яті, дискового простору) і часто має спрощений функціонал у порівнянні з повнофункціональними або «важкими» аналогами.</w:t>
+        <w:t xml:space="preserve">«Легковаговий симулятор» </w:t>
+      </w:r>
+      <w:r>
+        <w:rPr>
+          <w:rFonts w:ascii="Times New Roman" w:hAnsi="Times New Roman" w:cs="Times New Roman"/>
+          <w:sz w:val="28"/>
+          <w:szCs w:val="28"/>
+        </w:rPr>
+        <w:t>–</w:t>
+      </w:r>
+      <w:r>
+        <w:rPr>
+          <w:rFonts w:ascii="Times New Roman" w:hAnsi="Times New Roman" w:cs="Times New Roman"/>
+          <w:sz w:val="28"/>
+          <w:szCs w:val="28"/>
+        </w:rPr>
+        <w:t xml:space="preserve"> це програма, яка імітує певний процес або систему, використовуючи при цьому мінімум комп'ютерних ресурсів (процесорного часу, пам'яті, дискового простору) і часто має спрощений функціонал у порівнянні з повнофункціональними або «важкими» аналогами.</w:t>
       </w:r>
     </w:p>
     <w:p>
@@ -16265,8 +22253,6 @@
         </w:rPr>
         <w:t xml:space="preserve"> за даним посиланням:</w:t>
       </w:r>
-      <w:bookmarkStart w:id="26" w:name="_GoBack"/>
-      <w:bookmarkEnd w:id="26"/>
     </w:p>
     <w:p>
       <w:pPr>
@@ -16364,6 +22350,7 @@
         <w:docPartUnique/>
       </w:docPartObj>
     </w:sdtPr>
+    <w:sdtEndPr/>
     <w:sdtContent>
       <w:p>
         <w:pPr>
@@ -16409,6 +22396,7 @@
         <w:docPartUnique/>
       </w:docPartObj>
     </w:sdtPr>
+    <w:sdtEndPr/>
     <w:sdtContent>
       <w:p>
         <w:pPr>
@@ -16428,7 +22416,7 @@
           <w:rPr>
             <w:noProof/>
           </w:rPr>
-          <w:t>24</w:t>
+          <w:t>25</w:t>
         </w:r>
         <w:r>
           <w:fldChar w:fldCharType="end"/>
@@ -18616,6 +24604,119 @@
     </w:lvl>
   </w:abstractNum>
   <w:abstractNum w:abstractNumId="19" w15:restartNumberingAfterBreak="0">
+    <w:nsid w:val="6D1763A7"/>
+    <w:multiLevelType w:val="hybridMultilevel"/>
+    <w:tmpl w:val="9C92F8A0"/>
+    <w:lvl w:ilvl="0" w:tplc="B82024E2">
+      <w:start w:val="1"/>
+      <w:numFmt w:val="bullet"/>
+      <w:lvlText w:val=""/>
+      <w:lvlJc w:val="left"/>
+      <w:pPr>
+        <w:ind w:left="1429" w:hanging="360"/>
+      </w:pPr>
+      <w:rPr>
+        <w:rFonts w:ascii="Symbol" w:hAnsi="Symbol" w:hint="default"/>
+      </w:rPr>
+    </w:lvl>
+    <w:lvl w:ilvl="1" w:tplc="04190003" w:tentative="1">
+      <w:start w:val="1"/>
+      <w:numFmt w:val="bullet"/>
+      <w:lvlText w:val="o"/>
+      <w:lvlJc w:val="left"/>
+      <w:pPr>
+        <w:ind w:left="2149" w:hanging="360"/>
+      </w:pPr>
+      <w:rPr>
+        <w:rFonts w:ascii="Courier New" w:hAnsi="Courier New" w:cs="Courier New" w:hint="default"/>
+      </w:rPr>
+    </w:lvl>
+    <w:lvl w:ilvl="2" w:tplc="04190005" w:tentative="1">
+      <w:start w:val="1"/>
+      <w:numFmt w:val="bullet"/>
+      <w:lvlText w:val=""/>
+      <w:lvlJc w:val="left"/>
+      <w:pPr>
+        <w:ind w:left="2869" w:hanging="360"/>
+      </w:pPr>
+      <w:rPr>
+        <w:rFonts w:ascii="Wingdings" w:hAnsi="Wingdings" w:hint="default"/>
+      </w:rPr>
+    </w:lvl>
+    <w:lvl w:ilvl="3" w:tplc="04190001" w:tentative="1">
+      <w:start w:val="1"/>
+      <w:numFmt w:val="bullet"/>
+      <w:lvlText w:val=""/>
+      <w:lvlJc w:val="left"/>
+      <w:pPr>
+        <w:ind w:left="3589" w:hanging="360"/>
+      </w:pPr>
+      <w:rPr>
+        <w:rFonts w:ascii="Symbol" w:hAnsi="Symbol" w:hint="default"/>
+      </w:rPr>
+    </w:lvl>
+    <w:lvl w:ilvl="4" w:tplc="04190003" w:tentative="1">
+      <w:start w:val="1"/>
+      <w:numFmt w:val="bullet"/>
+      <w:lvlText w:val="o"/>
+      <w:lvlJc w:val="left"/>
+      <w:pPr>
+        <w:ind w:left="4309" w:hanging="360"/>
+      </w:pPr>
+      <w:rPr>
+        <w:rFonts w:ascii="Courier New" w:hAnsi="Courier New" w:cs="Courier New" w:hint="default"/>
+      </w:rPr>
+    </w:lvl>
+    <w:lvl w:ilvl="5" w:tplc="04190005" w:tentative="1">
+      <w:start w:val="1"/>
+      <w:numFmt w:val="bullet"/>
+      <w:lvlText w:val=""/>
+      <w:lvlJc w:val="left"/>
+      <w:pPr>
+        <w:ind w:left="5029" w:hanging="360"/>
+      </w:pPr>
+      <w:rPr>
+        <w:rFonts w:ascii="Wingdings" w:hAnsi="Wingdings" w:hint="default"/>
+      </w:rPr>
+    </w:lvl>
+    <w:lvl w:ilvl="6" w:tplc="04190001" w:tentative="1">
+      <w:start w:val="1"/>
+      <w:numFmt w:val="bullet"/>
+      <w:lvlText w:val=""/>
+      <w:lvlJc w:val="left"/>
+      <w:pPr>
+        <w:ind w:left="5749" w:hanging="360"/>
+      </w:pPr>
+      <w:rPr>
+        <w:rFonts w:ascii="Symbol" w:hAnsi="Symbol" w:hint="default"/>
+      </w:rPr>
+    </w:lvl>
+    <w:lvl w:ilvl="7" w:tplc="04190003" w:tentative="1">
+      <w:start w:val="1"/>
+      <w:numFmt w:val="bullet"/>
+      <w:lvlText w:val="o"/>
+      <w:lvlJc w:val="left"/>
+      <w:pPr>
+        <w:ind w:left="6469" w:hanging="360"/>
+      </w:pPr>
+      <w:rPr>
+        <w:rFonts w:ascii="Courier New" w:hAnsi="Courier New" w:cs="Courier New" w:hint="default"/>
+      </w:rPr>
+    </w:lvl>
+    <w:lvl w:ilvl="8" w:tplc="04190005" w:tentative="1">
+      <w:start w:val="1"/>
+      <w:numFmt w:val="bullet"/>
+      <w:lvlText w:val=""/>
+      <w:lvlJc w:val="left"/>
+      <w:pPr>
+        <w:ind w:left="7189" w:hanging="360"/>
+      </w:pPr>
+      <w:rPr>
+        <w:rFonts w:ascii="Wingdings" w:hAnsi="Wingdings" w:hint="default"/>
+      </w:rPr>
+    </w:lvl>
+  </w:abstractNum>
+  <w:abstractNum w:abstractNumId="20" w15:restartNumberingAfterBreak="0">
     <w:nsid w:val="74B17282"/>
     <w:multiLevelType w:val="hybridMultilevel"/>
     <w:tmpl w:val="24CE352A"/>
@@ -18728,7 +24829,7 @@
       </w:rPr>
     </w:lvl>
   </w:abstractNum>
-  <w:abstractNum w:abstractNumId="20" w15:restartNumberingAfterBreak="0">
+  <w:abstractNum w:abstractNumId="21" w15:restartNumberingAfterBreak="0">
     <w:nsid w:val="78971825"/>
     <w:multiLevelType w:val="hybridMultilevel"/>
     <w:tmpl w:val="7D441E36"/>
@@ -18841,7 +24942,7 @@
       </w:rPr>
     </w:lvl>
   </w:abstractNum>
-  <w:abstractNum w:abstractNumId="21" w15:restartNumberingAfterBreak="0">
+  <w:abstractNum w:abstractNumId="22" w15:restartNumberingAfterBreak="0">
     <w:nsid w:val="7B89109A"/>
     <w:multiLevelType w:val="hybridMultilevel"/>
     <w:tmpl w:val="73BEA638"/>
@@ -18954,7 +25055,7 @@
       </w:rPr>
     </w:lvl>
   </w:abstractNum>
-  <w:abstractNum w:abstractNumId="22" w15:restartNumberingAfterBreak="0">
+  <w:abstractNum w:abstractNumId="23" w15:restartNumberingAfterBreak="0">
     <w:nsid w:val="7E537AEA"/>
     <w:multiLevelType w:val="hybridMultilevel"/>
     <w:tmpl w:val="BBA89940"/>
@@ -19083,7 +25184,7 @@
     <w:abstractNumId w:val="2"/>
   </w:num>
   <w:num w:numId="6">
-    <w:abstractNumId w:val="20"/>
+    <w:abstractNumId w:val="21"/>
   </w:num>
   <w:num w:numId="7">
     <w:abstractNumId w:val="0"/>
@@ -19092,7 +25193,7 @@
     <w:abstractNumId w:val="10"/>
   </w:num>
   <w:num w:numId="9">
-    <w:abstractNumId w:val="22"/>
+    <w:abstractNumId w:val="23"/>
   </w:num>
   <w:num w:numId="10">
     <w:abstractNumId w:val="18"/>
@@ -19128,12 +25229,15 @@
     <w:abstractNumId w:val="17"/>
   </w:num>
   <w:num w:numId="21">
-    <w:abstractNumId w:val="21"/>
+    <w:abstractNumId w:val="22"/>
   </w:num>
   <w:num w:numId="22">
     <w:abstractNumId w:val="14"/>
   </w:num>
   <w:num w:numId="23">
+    <w:abstractNumId w:val="20"/>
+  </w:num>
+  <w:num w:numId="24">
     <w:abstractNumId w:val="19"/>
   </w:num>
   <w:numIdMacAtCleanup w:val="23"/>
@@ -19626,6 +25730,7 @@
   <w:style w:type="character" w:default="1" w:styleId="a0">
     <w:name w:val="Default Paragraph Font"/>
     <w:uiPriority w:val="1"/>
+    <w:semiHidden/>
     <w:unhideWhenUsed/>
   </w:style>
   <w:style w:type="table" w:default="1" w:styleId="a1">
@@ -20135,7 +26240,7 @@
 </file>
 
 <file path=customXml/itemProps1.xml><?xml version="1.0" encoding="utf-8"?>
-<ds:datastoreItem xmlns:ds="http://schemas.openxmlformats.org/officeDocument/2006/customXml" ds:itemID="{423F8CB7-A3D3-493C-8EEB-181D77F9BAD3}">
+<ds:datastoreItem xmlns:ds="http://schemas.openxmlformats.org/officeDocument/2006/customXml" ds:itemID="{A36A8653-2AAB-4E3D-8811-F4704705C86B}">
   <ds:schemaRefs>
     <ds:schemaRef ds:uri="http://schemas.openxmlformats.org/officeDocument/2006/bibliography"/>
   </ds:schemaRefs>
